--- a/reports/Week_06_Evaluation_Impact.docx
+++ b/reports/Week_06_Evaluation_Impact.docx
@@ -7,7 +7,7 @@
         <w:pStyle w:val="Title"/>
       </w:pPr>
       <w:r>
-        <w:t>Model Evaluation and Business Impact Report</w:t>
+        <w:t>Real Model Evaluation and Business Impact Communication</w:t>
       </w:r>
     </w:p>
     <w:p>
@@ -15,19 +15,19 @@
         <w:pStyle w:val="Subtitle"/>
       </w:pPr>
       <w:r>
-        <w:t>Week 6 internship report</w:t>
+        <w:t>Week 6 report   |   Data Science with Python</w:t>
       </w:r>
     </w:p>
     <w:p>
       <w:r>
-        <w:t>Prepared for Yuvaintern by M Nithish Kumar</w:t>
+        <w:t>Prepared by M Nithish Kumar</w:t>
         <w:br/>
-        <w:t>25 October 2026</w:t>
+        <w:t>Revised 30 October 2026</w:t>
       </w:r>
     </w:p>
     <w:p>
       <w:r>
-        <w:t>Project scope and evidence status. This report forms part of a six week project on classifying beauty product review text for customer feedback triage. The practical work uses generated synthetic records only. Public sources support the business context and future data sourcing plan; no real customer dataset was downloaded or analyzed. Numerical results describe an executed simulation, and proposed real world tests are identified separately. The assignment explicitly permits simulation and planning.</w:t>
+        <w:t>This Week 6 revision replaces the earlier planning and synthetic demonstration with an executed study of real public Amazon beauty product reviews. The Week 1 problem remains classification of low rating feedback from review text: ratings 1 and 2 are positive, and ratings 3 through 5 are the other class. The original Week 1 submission is retained as historical project definition. No customer contact, live deployment or financial benefit is claimed.</w:t>
       </w:r>
     </w:p>
     <w:p>
@@ -35,17 +35,17 @@
         <w:pStyle w:val="Heading1"/>
       </w:pPr>
       <w:r>
-        <w:t>Decision summary</w:t>
+        <w:t>Stakeholder decision summary</w:t>
       </w:r>
     </w:p>
     <w:p>
       <w:r>
-        <w:t>The synthetic experiment demonstrates a functioning review classification workflow, but it does not justify live deployment. The selected logistic regression model correctly flags 82 of 114 low rating reviews in a 266 example synthetic holdout. It flags 18 other reviews and misses 32 low rating reviews. This gives precision of 82 percent and recall of approximately 72 percent. The appropriate next decision is a limited human labelled real data validation study.</w:t>
+        <w:t>The real public review experiment produces a useful research baseline, with test precision 70.4%, recall 76.4%, F1 0.733 and average precision 0.787. These values are measured on reviews for unseen product groups. The recommended next decision is an independently labeled real channel pilot with analyst review, rather than immediate autonomous use.</w:t>
       </w:r>
     </w:p>
     <w:p>
       <w:r>
-        <w:t>No reduction in customer churn, increase in revenue or improvement in customer satisfaction was measured. The recommendations below describe how stakeholders could test operational value. They do not represent actions already taken by a beauty brand.</w:t>
+        <w:t>The selected model flags 947 of 5,403 held out reviews. Of the flagged reviews, 667 carry the low rating label and 280 do not. It misses 206 low rating reviews. This gives a concrete picture of what an analyst queue would contain in this dataset. No response time saving, sales gain or customer retention improvement was measured.</w:t>
       </w:r>
     </w:p>
     <w:p>
@@ -53,7 +53,7 @@
         <w:pStyle w:val="Heading1"/>
       </w:pPr>
       <w:r>
-        <w:t>Evaluation framework and completed stages</w:t>
+        <w:t>Evaluation framework and evidence checklist</w:t>
       </w:r>
     </w:p>
     <w:tbl>
@@ -63,17 +63,19 @@
         <w:tblLook w:firstColumn="1" w:firstRow="1" w:lastColumn="0" w:lastRow="0" w:noHBand="0" w:noVBand="1" w:val="04A0"/>
       </w:tblPr>
       <w:tblGrid>
-        <w:gridCol w:w="2160"/>
-        <w:gridCol w:w="3816"/>
-        <w:gridCol w:w="3960"/>
+        <w:gridCol w:w="2448"/>
+        <w:gridCol w:w="4176"/>
+        <w:gridCol w:w="3427"/>
       </w:tblGrid>
       <w:tr>
         <w:trPr>
           <w:tblHeader/>
+          <w:cantSplit/>
         </w:trPr>
         <w:tc>
           <w:tcPr>
-            <w:tcW w:type="dxa" w:w="2160"/>
+            <w:tcW w:type="dxa" w:w="2448"/>
+            <w:vAlign w:val="center"/>
             <w:tcBorders>
               <w:top w:val="single" w:sz="4" w:color="D9D9D9"/>
               <w:left w:val="single" w:sz="4" w:color="D9D9D9"/>
@@ -81,22 +83,22 @@
               <w:right w:val="single" w:sz="4" w:color="D9D9D9"/>
             </w:tcBorders>
             <w:tcMar>
-              <w:top w:w="90" w:type="dxa"/>
-              <w:left w:w="90" w:type="dxa"/>
-              <w:bottom w:w="90" w:type="dxa"/>
-              <w:right w:w="90" w:type="dxa"/>
+              <w:top w:w="85" w:type="dxa"/>
+              <w:left w:w="85" w:type="dxa"/>
+              <w:bottom w:w="85" w:type="dxa"/>
+              <w:right w:w="85" w:type="dxa"/>
             </w:tcMar>
-            <w:shd w:fill="DFE8EE"/>
+            <w:shd w:fill="DDE7EE"/>
           </w:tcPr>
           <w:p>
             <w:pPr>
               <w:keepNext/>
-              <w:spacing w:after="60"/>
+              <w:spacing w:after="40" w:line="247" w:lineRule="auto"/>
             </w:pPr>
             <w:r>
               <w:rPr>
                 <w:b/>
-                <w:sz w:val="19"/>
+                <w:sz w:val="18"/>
               </w:rPr>
               <w:t>Stage</w:t>
             </w:r>
@@ -104,7 +106,8 @@
         </w:tc>
         <w:tc>
           <w:tcPr>
-            <w:tcW w:type="dxa" w:w="3816"/>
+            <w:tcW w:type="dxa" w:w="4176"/>
+            <w:vAlign w:val="center"/>
             <w:tcBorders>
               <w:top w:val="single" w:sz="4" w:color="D9D9D9"/>
               <w:left w:val="single" w:sz="4" w:color="D9D9D9"/>
@@ -112,30 +115,31 @@
               <w:right w:val="single" w:sz="4" w:color="D9D9D9"/>
             </w:tcBorders>
             <w:tcMar>
-              <w:top w:w="90" w:type="dxa"/>
-              <w:left w:w="90" w:type="dxa"/>
-              <w:bottom w:w="90" w:type="dxa"/>
-              <w:right w:w="90" w:type="dxa"/>
+              <w:top w:w="85" w:type="dxa"/>
+              <w:left w:w="85" w:type="dxa"/>
+              <w:bottom w:w="85" w:type="dxa"/>
+              <w:right w:w="85" w:type="dxa"/>
             </w:tcMar>
-            <w:shd w:fill="DFE8EE"/>
+            <w:shd w:fill="DDE7EE"/>
           </w:tcPr>
           <w:p>
             <w:pPr>
               <w:keepNext/>
-              <w:spacing w:after="60"/>
+              <w:spacing w:after="40" w:line="247" w:lineRule="auto"/>
             </w:pPr>
             <w:r>
               <w:rPr>
                 <w:b/>
-                <w:sz w:val="19"/>
+                <w:sz w:val="18"/>
               </w:rPr>
-              <w:t>Current evidence</w:t>
+              <w:t>Completed evidence</w:t>
             </w:r>
           </w:p>
         </w:tc>
         <w:tc>
           <w:tcPr>
-            <w:tcW w:type="dxa" w:w="3960"/>
+            <w:tcW w:type="dxa" w:w="3427"/>
+            <w:vAlign w:val="center"/>
             <w:tcBorders>
               <w:top w:val="single" w:sz="4" w:color="D9D9D9"/>
               <w:left w:val="single" w:sz="4" w:color="D9D9D9"/>
@@ -143,32 +147,36 @@
               <w:right w:val="single" w:sz="4" w:color="D9D9D9"/>
             </w:tcBorders>
             <w:tcMar>
-              <w:top w:w="90" w:type="dxa"/>
-              <w:left w:w="90" w:type="dxa"/>
-              <w:bottom w:w="90" w:type="dxa"/>
-              <w:right w:w="90" w:type="dxa"/>
+              <w:top w:w="85" w:type="dxa"/>
+              <w:left w:w="85" w:type="dxa"/>
+              <w:bottom w:w="85" w:type="dxa"/>
+              <w:right w:w="85" w:type="dxa"/>
             </w:tcMar>
-            <w:shd w:fill="DFE8EE"/>
+            <w:shd w:fill="DDE7EE"/>
           </w:tcPr>
           <w:p>
             <w:pPr>
               <w:keepNext/>
-              <w:spacing w:after="60"/>
+              <w:spacing w:after="40" w:line="247" w:lineRule="auto"/>
             </w:pPr>
             <w:r>
               <w:rPr>
                 <w:b/>
-                <w:sz w:val="19"/>
+                <w:sz w:val="18"/>
               </w:rPr>
-              <w:t>Further work</w:t>
+              <w:t>Remaining limitation</w:t>
             </w:r>
           </w:p>
         </w:tc>
       </w:tr>
       <w:tr>
+        <w:trPr>
+          <w:cantSplit/>
+        </w:trPr>
         <w:tc>
           <w:tcPr>
-            <w:tcW w:type="dxa" w:w="2160"/>
+            <w:tcW w:type="dxa" w:w="2448"/>
+            <w:vAlign w:val="center"/>
             <w:tcBorders>
               <w:top w:val="single" w:sz="4" w:color="D9D9D9"/>
               <w:left w:val="single" w:sz="4" w:color="D9D9D9"/>
@@ -176,29 +184,30 @@
               <w:right w:val="single" w:sz="4" w:color="D9D9D9"/>
             </w:tcBorders>
             <w:tcMar>
-              <w:top w:w="90" w:type="dxa"/>
-              <w:left w:w="90" w:type="dxa"/>
-              <w:bottom w:w="90" w:type="dxa"/>
-              <w:right w:w="90" w:type="dxa"/>
+              <w:top w:w="85" w:type="dxa"/>
+              <w:left w:w="85" w:type="dxa"/>
+              <w:bottom w:w="85" w:type="dxa"/>
+              <w:right w:w="85" w:type="dxa"/>
             </w:tcMar>
           </w:tcPr>
           <w:p>
             <w:pPr>
               <w:keepNext/>
-              <w:spacing w:after="60"/>
+              <w:spacing w:after="40" w:line="247" w:lineRule="auto"/>
             </w:pPr>
             <w:r>
               <w:rPr>
                 <w:b w:val="0"/>
-                <w:sz w:val="19"/>
+                <w:sz w:val="18"/>
               </w:rPr>
-              <w:t>Data validation</w:t>
+              <w:t>Source quality</w:t>
             </w:r>
           </w:p>
         </w:tc>
         <w:tc>
           <w:tcPr>
-            <w:tcW w:type="dxa" w:w="3816"/>
+            <w:tcW w:type="dxa" w:w="4176"/>
+            <w:vAlign w:val="center"/>
             <w:tcBorders>
               <w:top w:val="single" w:sz="4" w:color="D9D9D9"/>
               <w:left w:val="single" w:sz="4" w:color="D9D9D9"/>
@@ -206,29 +215,30 @@
               <w:right w:val="single" w:sz="4" w:color="D9D9D9"/>
             </w:tcBorders>
             <w:tcMar>
-              <w:top w:w="90" w:type="dxa"/>
-              <w:left w:w="90" w:type="dxa"/>
-              <w:bottom w:w="90" w:type="dxa"/>
-              <w:right w:w="90" w:type="dxa"/>
+              <w:top w:w="85" w:type="dxa"/>
+              <w:left w:w="85" w:type="dxa"/>
+              <w:bottom w:w="85" w:type="dxa"/>
+              <w:right w:w="85" w:type="dxa"/>
             </w:tcMar>
           </w:tcPr>
           <w:p>
             <w:pPr>
               <w:keepNext/>
-              <w:spacing w:after="60"/>
+              <w:spacing w:after="40" w:line="247" w:lineRule="auto"/>
             </w:pPr>
             <w:r>
               <w:rPr>
                 <w:b w:val="0"/>
-                <w:sz w:val="19"/>
+                <w:sz w:val="18"/>
               </w:rPr>
-              <w:t>Cleaning audit and schema rules executed</w:t>
+              <w:t>Checksummed public archives; metadata coverage check; audit</w:t>
             </w:r>
           </w:p>
         </w:tc>
         <w:tc>
           <w:tcPr>
-            <w:tcW w:type="dxa" w:w="3960"/>
+            <w:tcW w:type="dxa" w:w="3427"/>
+            <w:vAlign w:val="center"/>
             <w:tcBorders>
               <w:top w:val="single" w:sz="4" w:color="D9D9D9"/>
               <w:left w:val="single" w:sz="4" w:color="D9D9D9"/>
@@ -236,31 +246,35 @@
               <w:right w:val="single" w:sz="4" w:color="D9D9D9"/>
             </w:tcBorders>
             <w:tcMar>
-              <w:top w:w="90" w:type="dxa"/>
-              <w:left w:w="90" w:type="dxa"/>
-              <w:bottom w:w="90" w:type="dxa"/>
-              <w:right w:w="90" w:type="dxa"/>
+              <w:top w:w="85" w:type="dxa"/>
+              <w:left w:w="85" w:type="dxa"/>
+              <w:bottom w:w="85" w:type="dxa"/>
+              <w:right w:w="85" w:type="dxa"/>
             </w:tcMar>
           </w:tcPr>
           <w:p>
             <w:pPr>
               <w:keepNext/>
-              <w:spacing w:after="60"/>
+              <w:spacing w:after="40" w:line="247" w:lineRule="auto"/>
             </w:pPr>
             <w:r>
               <w:rPr>
                 <w:b w:val="0"/>
-                <w:sz w:val="19"/>
+                <w:sz w:val="18"/>
               </w:rPr>
-              <w:t>Verify real source and label quality</w:t>
+              <w:t>Historical source and incomplete semantic taxonomy</w:t>
             </w:r>
           </w:p>
         </w:tc>
       </w:tr>
       <w:tr>
+        <w:trPr>
+          <w:cantSplit/>
+        </w:trPr>
         <w:tc>
           <w:tcPr>
-            <w:tcW w:type="dxa" w:w="2160"/>
+            <w:tcW w:type="dxa" w:w="2448"/>
+            <w:vAlign w:val="center"/>
             <w:tcBorders>
               <w:top w:val="single" w:sz="4" w:color="D9D9D9"/>
               <w:left w:val="single" w:sz="4" w:color="D9D9D9"/>
@@ -268,30 +282,31 @@
               <w:right w:val="single" w:sz="4" w:color="D9D9D9"/>
             </w:tcBorders>
             <w:tcMar>
-              <w:top w:w="90" w:type="dxa"/>
-              <w:left w:w="90" w:type="dxa"/>
-              <w:bottom w:w="90" w:type="dxa"/>
-              <w:right w:w="90" w:type="dxa"/>
+              <w:top w:w="85" w:type="dxa"/>
+              <w:left w:w="85" w:type="dxa"/>
+              <w:bottom w:w="85" w:type="dxa"/>
+              <w:right w:w="85" w:type="dxa"/>
             </w:tcMar>
-            <w:shd w:fill="F5F7F9"/>
+            <w:shd w:fill="F4F6F8"/>
           </w:tcPr>
           <w:p>
             <w:pPr>
               <w:keepNext/>
-              <w:spacing w:after="60"/>
+              <w:spacing w:after="40" w:line="247" w:lineRule="auto"/>
             </w:pPr>
             <w:r>
               <w:rPr>
                 <w:b w:val="0"/>
-                <w:sz w:val="19"/>
+                <w:sz w:val="18"/>
               </w:rPr>
-              <w:t>Leakage checks</w:t>
+              <w:t>Development validation</w:t>
             </w:r>
           </w:p>
         </w:tc>
         <w:tc>
           <w:tcPr>
-            <w:tcW w:type="dxa" w:w="3816"/>
+            <w:tcW w:type="dxa" w:w="4176"/>
+            <w:vAlign w:val="center"/>
             <w:tcBorders>
               <w:top w:val="single" w:sz="4" w:color="D9D9D9"/>
               <w:left w:val="single" w:sz="4" w:color="D9D9D9"/>
@@ -299,30 +314,31 @@
               <w:right w:val="single" w:sz="4" w:color="D9D9D9"/>
             </w:tcBorders>
             <w:tcMar>
-              <w:top w:w="90" w:type="dxa"/>
-              <w:left w:w="90" w:type="dxa"/>
-              <w:bottom w:w="90" w:type="dxa"/>
-              <w:right w:w="90" w:type="dxa"/>
+              <w:top w:w="85" w:type="dxa"/>
+              <w:left w:w="85" w:type="dxa"/>
+              <w:bottom w:w="85" w:type="dxa"/>
+              <w:right w:w="85" w:type="dxa"/>
             </w:tcMar>
-            <w:shd w:fill="F5F7F9"/>
+            <w:shd w:fill="F4F6F8"/>
           </w:tcPr>
           <w:p>
             <w:pPr>
               <w:keepNext/>
-              <w:spacing w:after="60"/>
+              <w:spacing w:after="40" w:line="247" w:lineRule="auto"/>
             </w:pPr>
             <w:r>
               <w:rPr>
                 <w:b w:val="0"/>
-                <w:sz w:val="19"/>
+                <w:sz w:val="18"/>
               </w:rPr>
-              <w:t>Product and exact text disjointness asserted</w:t>
+              <w:t>Three product grouped folds and fixed validation split</w:t>
             </w:r>
           </w:p>
         </w:tc>
         <w:tc>
           <w:tcPr>
-            <w:tcW w:type="dxa" w:w="3960"/>
+            <w:tcW w:type="dxa" w:w="3427"/>
+            <w:vAlign w:val="center"/>
             <w:tcBorders>
               <w:top w:val="single" w:sz="4" w:color="D9D9D9"/>
               <w:left w:val="single" w:sz="4" w:color="D9D9D9"/>
@@ -330,32 +346,36 @@
               <w:right w:val="single" w:sz="4" w:color="D9D9D9"/>
             </w:tcBorders>
             <w:tcMar>
-              <w:top w:w="90" w:type="dxa"/>
-              <w:left w:w="90" w:type="dxa"/>
-              <w:bottom w:w="90" w:type="dxa"/>
-              <w:right w:w="90" w:type="dxa"/>
+              <w:top w:w="85" w:type="dxa"/>
+              <w:left w:w="85" w:type="dxa"/>
+              <w:bottom w:w="85" w:type="dxa"/>
+              <w:right w:w="85" w:type="dxa"/>
             </w:tcMar>
-            <w:shd w:fill="F5F7F9"/>
+            <w:shd w:fill="F4F6F8"/>
           </w:tcPr>
           <w:p>
             <w:pPr>
               <w:keepNext/>
-              <w:spacing w:after="60"/>
+              <w:spacing w:after="40" w:line="247" w:lineRule="auto"/>
             </w:pPr>
             <w:r>
               <w:rPr>
                 <w:b w:val="0"/>
-                <w:sz w:val="19"/>
+                <w:sz w:val="18"/>
               </w:rPr>
-              <w:t>Assess reviewers and near duplicates</w:t>
+              <w:t>Only a small declared hyperparameter grid</w:t>
             </w:r>
           </w:p>
         </w:tc>
       </w:tr>
       <w:tr>
+        <w:trPr>
+          <w:cantSplit/>
+        </w:trPr>
         <w:tc>
           <w:tcPr>
-            <w:tcW w:type="dxa" w:w="2160"/>
+            <w:tcW w:type="dxa" w:w="2448"/>
+            <w:vAlign w:val="center"/>
             <w:tcBorders>
               <w:top w:val="single" w:sz="4" w:color="D9D9D9"/>
               <w:left w:val="single" w:sz="4" w:color="D9D9D9"/>
@@ -363,29 +383,30 @@
               <w:right w:val="single" w:sz="4" w:color="D9D9D9"/>
             </w:tcBorders>
             <w:tcMar>
-              <w:top w:w="90" w:type="dxa"/>
-              <w:left w:w="90" w:type="dxa"/>
-              <w:bottom w:w="90" w:type="dxa"/>
-              <w:right w:w="90" w:type="dxa"/>
+              <w:top w:w="85" w:type="dxa"/>
+              <w:left w:w="85" w:type="dxa"/>
+              <w:bottom w:w="85" w:type="dxa"/>
+              <w:right w:w="85" w:type="dxa"/>
             </w:tcMar>
           </w:tcPr>
           <w:p>
             <w:pPr>
               <w:keepNext/>
-              <w:spacing w:after="60"/>
+              <w:spacing w:after="40" w:line="247" w:lineRule="auto"/>
             </w:pPr>
             <w:r>
               <w:rPr>
                 <w:b w:val="0"/>
-                <w:sz w:val="19"/>
+                <w:sz w:val="18"/>
               </w:rPr>
-              <w:t>Model selection</w:t>
+              <w:t>Final evaluation</w:t>
             </w:r>
           </w:p>
         </w:tc>
         <w:tc>
           <w:tcPr>
-            <w:tcW w:type="dxa" w:w="3816"/>
+            <w:tcW w:type="dxa" w:w="4176"/>
+            <w:vAlign w:val="center"/>
             <w:tcBorders>
               <w:top w:val="single" w:sz="4" w:color="D9D9D9"/>
               <w:left w:val="single" w:sz="4" w:color="D9D9D9"/>
@@ -393,29 +414,30 @@
               <w:right w:val="single" w:sz="4" w:color="D9D9D9"/>
             </w:tcBorders>
             <w:tcMar>
-              <w:top w:w="90" w:type="dxa"/>
-              <w:left w:w="90" w:type="dxa"/>
-              <w:bottom w:w="90" w:type="dxa"/>
-              <w:right w:w="90" w:type="dxa"/>
+              <w:top w:w="85" w:type="dxa"/>
+              <w:left w:w="85" w:type="dxa"/>
+              <w:bottom w:w="85" w:type="dxa"/>
+              <w:right w:w="85" w:type="dxa"/>
             </w:tcMar>
           </w:tcPr>
           <w:p>
             <w:pPr>
               <w:keepNext/>
-              <w:spacing w:after="60"/>
+              <w:spacing w:after="40" w:line="247" w:lineRule="auto"/>
             </w:pPr>
             <w:r>
               <w:rPr>
                 <w:b w:val="0"/>
-                <w:sz w:val="19"/>
+                <w:sz w:val="18"/>
               </w:rPr>
-              <w:t>Validation F1 selected logistic regression at 0.45</w:t>
+              <w:t>Frozen model and threshold on unseen products</w:t>
             </w:r>
           </w:p>
         </w:tc>
         <w:tc>
           <w:tcPr>
-            <w:tcW w:type="dxa" w:w="3960"/>
+            <w:tcW w:type="dxa" w:w="3427"/>
+            <w:vAlign w:val="center"/>
             <w:tcBorders>
               <w:top w:val="single" w:sz="4" w:color="D9D9D9"/>
               <w:left w:val="single" w:sz="4" w:color="D9D9D9"/>
@@ -423,31 +445,35 @@
               <w:right w:val="single" w:sz="4" w:color="D9D9D9"/>
             </w:tcBorders>
             <w:tcMar>
-              <w:top w:w="90" w:type="dxa"/>
-              <w:left w:w="90" w:type="dxa"/>
-              <w:bottom w:w="90" w:type="dxa"/>
-              <w:right w:w="90" w:type="dxa"/>
+              <w:top w:w="85" w:type="dxa"/>
+              <w:left w:w="85" w:type="dxa"/>
+              <w:bottom w:w="85" w:type="dxa"/>
+              <w:right w:w="85" w:type="dxa"/>
             </w:tcMar>
           </w:tcPr>
           <w:p>
             <w:pPr>
               <w:keepNext/>
-              <w:spacing w:after="60"/>
+              <w:spacing w:after="40" w:line="247" w:lineRule="auto"/>
             </w:pPr>
             <w:r>
               <w:rPr>
                 <w:b w:val="0"/>
-                <w:sz w:val="19"/>
+                <w:sz w:val="18"/>
               </w:rPr>
-              <w:t>Group aware development resampling</w:t>
+              <w:t>Shared authors and no chronological test</w:t>
             </w:r>
           </w:p>
         </w:tc>
       </w:tr>
       <w:tr>
+        <w:trPr>
+          <w:cantSplit/>
+        </w:trPr>
         <w:tc>
           <w:tcPr>
-            <w:tcW w:type="dxa" w:w="2160"/>
+            <w:tcW w:type="dxa" w:w="2448"/>
+            <w:vAlign w:val="center"/>
             <w:tcBorders>
               <w:top w:val="single" w:sz="4" w:color="D9D9D9"/>
               <w:left w:val="single" w:sz="4" w:color="D9D9D9"/>
@@ -455,30 +481,31 @@
               <w:right w:val="single" w:sz="4" w:color="D9D9D9"/>
             </w:tcBorders>
             <w:tcMar>
-              <w:top w:w="90" w:type="dxa"/>
-              <w:left w:w="90" w:type="dxa"/>
-              <w:bottom w:w="90" w:type="dxa"/>
-              <w:right w:w="90" w:type="dxa"/>
+              <w:top w:w="85" w:type="dxa"/>
+              <w:left w:w="85" w:type="dxa"/>
+              <w:bottom w:w="85" w:type="dxa"/>
+              <w:right w:w="85" w:type="dxa"/>
             </w:tcMar>
-            <w:shd w:fill="F5F7F9"/>
+            <w:shd w:fill="F4F6F8"/>
           </w:tcPr>
           <w:p>
             <w:pPr>
               <w:keepNext/>
-              <w:spacing w:after="60"/>
+              <w:spacing w:after="40" w:line="247" w:lineRule="auto"/>
             </w:pPr>
             <w:r>
               <w:rPr>
                 <w:b w:val="0"/>
-                <w:sz w:val="19"/>
+                <w:sz w:val="18"/>
               </w:rPr>
-              <w:t>Final holdout</w:t>
+              <w:t>Uncertainty</w:t>
             </w:r>
           </w:p>
         </w:tc>
         <w:tc>
           <w:tcPr>
-            <w:tcW w:type="dxa" w:w="3816"/>
+            <w:tcW w:type="dxa" w:w="4176"/>
+            <w:vAlign w:val="center"/>
             <w:tcBorders>
               <w:top w:val="single" w:sz="4" w:color="D9D9D9"/>
               <w:left w:val="single" w:sz="4" w:color="D9D9D9"/>
@@ -486,30 +513,31 @@
               <w:right w:val="single" w:sz="4" w:color="D9D9D9"/>
             </w:tcBorders>
             <w:tcMar>
-              <w:top w:w="90" w:type="dxa"/>
-              <w:left w:w="90" w:type="dxa"/>
-              <w:bottom w:w="90" w:type="dxa"/>
-              <w:right w:w="90" w:type="dxa"/>
+              <w:top w:w="85" w:type="dxa"/>
+              <w:left w:w="85" w:type="dxa"/>
+              <w:bottom w:w="85" w:type="dxa"/>
+              <w:right w:w="85" w:type="dxa"/>
             </w:tcMar>
-            <w:shd w:fill="F5F7F9"/>
+            <w:shd w:fill="F4F6F8"/>
           </w:tcPr>
           <w:p>
             <w:pPr>
               <w:keepNext/>
-              <w:spacing w:after="60"/>
+              <w:spacing w:after="40" w:line="247" w:lineRule="auto"/>
             </w:pPr>
             <w:r>
               <w:rPr>
                 <w:b w:val="0"/>
-                <w:sz w:val="19"/>
+                <w:sz w:val="18"/>
               </w:rPr>
-              <w:t>266 synthetic examples evaluated</w:t>
+              <w:t>500 product cluster bootstrap replicates</w:t>
             </w:r>
           </w:p>
         </w:tc>
         <w:tc>
           <w:tcPr>
-            <w:tcW w:type="dxa" w:w="3960"/>
+            <w:tcW w:type="dxa" w:w="3427"/>
+            <w:vAlign w:val="center"/>
             <w:tcBorders>
               <w:top w:val="single" w:sz="4" w:color="D9D9D9"/>
               <w:left w:val="single" w:sz="4" w:color="D9D9D9"/>
@@ -517,32 +545,36 @@
               <w:right w:val="single" w:sz="4" w:color="D9D9D9"/>
             </w:tcBorders>
             <w:tcMar>
-              <w:top w:w="90" w:type="dxa"/>
-              <w:left w:w="90" w:type="dxa"/>
-              <w:bottom w:w="90" w:type="dxa"/>
-              <w:right w:w="90" w:type="dxa"/>
+              <w:top w:w="85" w:type="dxa"/>
+              <w:left w:w="85" w:type="dxa"/>
+              <w:bottom w:w="85" w:type="dxa"/>
+              <w:right w:w="85" w:type="dxa"/>
             </w:tcMar>
-            <w:shd w:fill="F5F7F9"/>
+            <w:shd w:fill="F4F6F8"/>
           </w:tcPr>
           <w:p>
             <w:pPr>
               <w:keepNext/>
-              <w:spacing w:after="60"/>
+              <w:spacing w:after="40" w:line="247" w:lineRule="auto"/>
             </w:pPr>
             <w:r>
               <w:rPr>
                 <w:b w:val="0"/>
-                <w:sz w:val="19"/>
+                <w:sz w:val="18"/>
               </w:rPr>
-              <w:t>Independent human labelled real holdout</w:t>
+              <w:t>Conditional on this model and sample</w:t>
             </w:r>
           </w:p>
         </w:tc>
       </w:tr>
       <w:tr>
+        <w:trPr>
+          <w:cantSplit/>
+        </w:trPr>
         <w:tc>
           <w:tcPr>
-            <w:tcW w:type="dxa" w:w="2160"/>
+            <w:tcW w:type="dxa" w:w="2448"/>
+            <w:vAlign w:val="center"/>
             <w:tcBorders>
               <w:top w:val="single" w:sz="4" w:color="D9D9D9"/>
               <w:left w:val="single" w:sz="4" w:color="D9D9D9"/>
@@ -550,29 +582,29 @@
               <w:right w:val="single" w:sz="4" w:color="D9D9D9"/>
             </w:tcBorders>
             <w:tcMar>
-              <w:top w:w="90" w:type="dxa"/>
-              <w:left w:w="90" w:type="dxa"/>
-              <w:bottom w:w="90" w:type="dxa"/>
-              <w:right w:w="90" w:type="dxa"/>
+              <w:top w:w="85" w:type="dxa"/>
+              <w:left w:w="85" w:type="dxa"/>
+              <w:bottom w:w="85" w:type="dxa"/>
+              <w:right w:w="85" w:type="dxa"/>
             </w:tcMar>
           </w:tcPr>
           <w:p>
             <w:pPr>
-              <w:keepNext/>
-              <w:spacing w:after="60"/>
+              <w:spacing w:after="40" w:line="247" w:lineRule="auto"/>
             </w:pPr>
             <w:r>
               <w:rPr>
                 <w:b w:val="0"/>
-                <w:sz w:val="19"/>
+                <w:sz w:val="18"/>
               </w:rPr>
-              <w:t>Operational validation</w:t>
+              <w:t>Operational impact</w:t>
             </w:r>
           </w:p>
         </w:tc>
         <w:tc>
           <w:tcPr>
-            <w:tcW w:type="dxa" w:w="3816"/>
+            <w:tcW w:type="dxa" w:w="4176"/>
+            <w:vAlign w:val="center"/>
             <w:tcBorders>
               <w:top w:val="single" w:sz="4" w:color="D9D9D9"/>
               <w:left w:val="single" w:sz="4" w:color="D9D9D9"/>
@@ -580,29 +612,29 @@
               <w:right w:val="single" w:sz="4" w:color="D9D9D9"/>
             </w:tcBorders>
             <w:tcMar>
-              <w:top w:w="90" w:type="dxa"/>
-              <w:left w:w="90" w:type="dxa"/>
-              <w:bottom w:w="90" w:type="dxa"/>
-              <w:right w:w="90" w:type="dxa"/>
+              <w:top w:w="85" w:type="dxa"/>
+              <w:left w:w="85" w:type="dxa"/>
+              <w:bottom w:w="85" w:type="dxa"/>
+              <w:right w:w="85" w:type="dxa"/>
             </w:tcMar>
           </w:tcPr>
           <w:p>
             <w:pPr>
-              <w:keepNext/>
-              <w:spacing w:after="60"/>
+              <w:spacing w:after="40" w:line="247" w:lineRule="auto"/>
             </w:pPr>
             <w:r>
               <w:rPr>
                 <w:b w:val="0"/>
-                <w:sz w:val="19"/>
+                <w:sz w:val="18"/>
               </w:rPr>
-              <w:t>Not performed</w:t>
+              <w:t>Queue counts and explicit error tradeoff</w:t>
             </w:r>
           </w:p>
         </w:tc>
         <w:tc>
           <w:tcPr>
-            <w:tcW w:type="dxa" w:w="3960"/>
+            <w:tcW w:type="dxa" w:w="3427"/>
+            <w:vAlign w:val="center"/>
             <w:tcBorders>
               <w:top w:val="single" w:sz="4" w:color="D9D9D9"/>
               <w:left w:val="single" w:sz="4" w:color="D9D9D9"/>
@@ -610,115 +642,22 @@
               <w:right w:val="single" w:sz="4" w:color="D9D9D9"/>
             </w:tcBorders>
             <w:tcMar>
-              <w:top w:w="90" w:type="dxa"/>
-              <w:left w:w="90" w:type="dxa"/>
-              <w:bottom w:w="90" w:type="dxa"/>
-              <w:right w:w="90" w:type="dxa"/>
+              <w:top w:w="85" w:type="dxa"/>
+              <w:left w:w="85" w:type="dxa"/>
+              <w:bottom w:w="85" w:type="dxa"/>
+              <w:right w:w="85" w:type="dxa"/>
             </w:tcMar>
           </w:tcPr>
           <w:p>
             <w:pPr>
-              <w:keepNext/>
-              <w:spacing w:after="60"/>
+              <w:spacing w:after="40" w:line="247" w:lineRule="auto"/>
             </w:pPr>
             <w:r>
               <w:rPr>
                 <w:b w:val="0"/>
-                <w:sz w:val="19"/>
+                <w:sz w:val="18"/>
               </w:rPr>
-              <w:t>Silent pilot with analysts and queue timing</w:t>
-            </w:r>
-          </w:p>
-        </w:tc>
-      </w:tr>
-      <w:tr>
-        <w:tc>
-          <w:tcPr>
-            <w:tcW w:type="dxa" w:w="2160"/>
-            <w:tcBorders>
-              <w:top w:val="single" w:sz="4" w:color="D9D9D9"/>
-              <w:left w:val="single" w:sz="4" w:color="D9D9D9"/>
-              <w:bottom w:val="single" w:sz="4" w:color="D9D9D9"/>
-              <w:right w:val="single" w:sz="4" w:color="D9D9D9"/>
-            </w:tcBorders>
-            <w:tcMar>
-              <w:top w:w="90" w:type="dxa"/>
-              <w:left w:w="90" w:type="dxa"/>
-              <w:bottom w:w="90" w:type="dxa"/>
-              <w:right w:w="90" w:type="dxa"/>
-            </w:tcMar>
-            <w:shd w:fill="F5F7F9"/>
-          </w:tcPr>
-          <w:p>
-            <w:pPr>
-              <w:spacing w:after="60"/>
-            </w:pPr>
-            <w:r>
-              <w:rPr>
-                <w:b w:val="0"/>
-                <w:sz w:val="19"/>
-              </w:rPr>
-              <w:t>Monitoring</w:t>
-            </w:r>
-          </w:p>
-        </w:tc>
-        <w:tc>
-          <w:tcPr>
-            <w:tcW w:type="dxa" w:w="3816"/>
-            <w:tcBorders>
-              <w:top w:val="single" w:sz="4" w:color="D9D9D9"/>
-              <w:left w:val="single" w:sz="4" w:color="D9D9D9"/>
-              <w:bottom w:val="single" w:sz="4" w:color="D9D9D9"/>
-              <w:right w:val="single" w:sz="4" w:color="D9D9D9"/>
-            </w:tcBorders>
-            <w:tcMar>
-              <w:top w:w="90" w:type="dxa"/>
-              <w:left w:w="90" w:type="dxa"/>
-              <w:bottom w:w="90" w:type="dxa"/>
-              <w:right w:w="90" w:type="dxa"/>
-            </w:tcMar>
-            <w:shd w:fill="F5F7F9"/>
-          </w:tcPr>
-          <w:p>
-            <w:pPr>
-              <w:spacing w:after="60"/>
-            </w:pPr>
-            <w:r>
-              <w:rPr>
-                <w:b w:val="0"/>
-                <w:sz w:val="19"/>
-              </w:rPr>
-              <w:t>Proposed only</w:t>
-            </w:r>
-          </w:p>
-        </w:tc>
-        <w:tc>
-          <w:tcPr>
-            <w:tcW w:type="dxa" w:w="3960"/>
-            <w:tcBorders>
-              <w:top w:val="single" w:sz="4" w:color="D9D9D9"/>
-              <w:left w:val="single" w:sz="4" w:color="D9D9D9"/>
-              <w:bottom w:val="single" w:sz="4" w:color="D9D9D9"/>
-              <w:right w:val="single" w:sz="4" w:color="D9D9D9"/>
-            </w:tcBorders>
-            <w:tcMar>
-              <w:top w:w="90" w:type="dxa"/>
-              <w:left w:w="90" w:type="dxa"/>
-              <w:bottom w:w="90" w:type="dxa"/>
-              <w:right w:w="90" w:type="dxa"/>
-            </w:tcMar>
-            <w:shd w:fill="F5F7F9"/>
-          </w:tcPr>
-          <w:p>
-            <w:pPr>
-              <w:spacing w:after="60"/>
-            </w:pPr>
-            <w:r>
-              <w:rPr>
-                <w:b w:val="0"/>
-                <w:sz w:val="19"/>
-              </w:rPr>
-              <w:t>Track drift error rates and review capacity</w:t>
+              <w:t>No live support workflow or randomized pilot</w:t>
             </w:r>
           </w:p>
         </w:tc>
@@ -734,7 +673,7 @@
         <w:pStyle w:val="Heading1"/>
       </w:pPr>
       <w:r>
-        <w:t>Performance table from the executed simulation</w:t>
+        <w:t>Measured performance across models</w:t>
       </w:r>
     </w:p>
     <w:tbl>
@@ -744,20 +683,22 @@
         <w:tblLook w:firstColumn="1" w:firstRow="1" w:lastColumn="0" w:lastRow="0" w:noHBand="0" w:noVBand="1" w:val="04A0"/>
       </w:tblPr>
       <w:tblGrid>
-        <w:gridCol w:w="3168"/>
-        <w:gridCol w:w="1368"/>
-        <w:gridCol w:w="1368"/>
+        <w:gridCol w:w="3571"/>
         <w:gridCol w:w="1296"/>
         <w:gridCol w:w="1296"/>
-        <w:gridCol w:w="1440"/>
+        <w:gridCol w:w="1296"/>
+        <w:gridCol w:w="1296"/>
+        <w:gridCol w:w="1296"/>
       </w:tblGrid>
       <w:tr>
         <w:trPr>
           <w:tblHeader/>
+          <w:cantSplit/>
         </w:trPr>
         <w:tc>
           <w:tcPr>
-            <w:tcW w:type="dxa" w:w="3168"/>
+            <w:tcW w:type="dxa" w:w="3571"/>
+            <w:vAlign w:val="center"/>
             <w:tcBorders>
               <w:top w:val="single" w:sz="4" w:color="D9D9D9"/>
               <w:left w:val="single" w:sz="4" w:color="D9D9D9"/>
@@ -765,22 +706,22 @@
               <w:right w:val="single" w:sz="4" w:color="D9D9D9"/>
             </w:tcBorders>
             <w:tcMar>
-              <w:top w:w="90" w:type="dxa"/>
-              <w:left w:w="90" w:type="dxa"/>
-              <w:bottom w:w="90" w:type="dxa"/>
-              <w:right w:w="90" w:type="dxa"/>
+              <w:top w:w="85" w:type="dxa"/>
+              <w:left w:w="85" w:type="dxa"/>
+              <w:bottom w:w="85" w:type="dxa"/>
+              <w:right w:w="85" w:type="dxa"/>
             </w:tcMar>
-            <w:shd w:fill="DFE8EE"/>
+            <w:shd w:fill="DDE7EE"/>
           </w:tcPr>
           <w:p>
             <w:pPr>
               <w:keepNext/>
-              <w:spacing w:after="60"/>
+              <w:spacing w:after="40" w:line="247" w:lineRule="auto"/>
             </w:pPr>
             <w:r>
               <w:rPr>
                 <w:b/>
-                <w:sz w:val="19"/>
+                <w:sz w:val="18"/>
               </w:rPr>
               <w:t>Model</w:t>
             </w:r>
@@ -788,7 +729,8 @@
         </w:tc>
         <w:tc>
           <w:tcPr>
-            <w:tcW w:type="dxa" w:w="1368"/>
+            <w:tcW w:type="dxa" w:w="1296"/>
+            <w:vAlign w:val="center"/>
             <w:tcBorders>
               <w:top w:val="single" w:sz="4" w:color="D9D9D9"/>
               <w:left w:val="single" w:sz="4" w:color="D9D9D9"/>
@@ -796,53 +738,22 @@
               <w:right w:val="single" w:sz="4" w:color="D9D9D9"/>
             </w:tcBorders>
             <w:tcMar>
-              <w:top w:w="90" w:type="dxa"/>
-              <w:left w:w="90" w:type="dxa"/>
-              <w:bottom w:w="90" w:type="dxa"/>
-              <w:right w:w="90" w:type="dxa"/>
+              <w:top w:w="85" w:type="dxa"/>
+              <w:left w:w="85" w:type="dxa"/>
+              <w:bottom w:w="85" w:type="dxa"/>
+              <w:right w:w="85" w:type="dxa"/>
             </w:tcMar>
-            <w:shd w:fill="DFE8EE"/>
+            <w:shd w:fill="DDE7EE"/>
           </w:tcPr>
           <w:p>
             <w:pPr>
               <w:keepNext/>
-              <w:spacing w:after="60"/>
+              <w:spacing w:after="40" w:line="247" w:lineRule="auto"/>
             </w:pPr>
             <w:r>
               <w:rPr>
                 <w:b/>
-                <w:sz w:val="19"/>
-              </w:rPr>
-              <w:t>Accuracy</w:t>
-            </w:r>
-          </w:p>
-        </w:tc>
-        <w:tc>
-          <w:tcPr>
-            <w:tcW w:type="dxa" w:w="1368"/>
-            <w:tcBorders>
-              <w:top w:val="single" w:sz="4" w:color="D9D9D9"/>
-              <w:left w:val="single" w:sz="4" w:color="D9D9D9"/>
-              <w:bottom w:val="single" w:sz="4" w:color="D9D9D9"/>
-              <w:right w:val="single" w:sz="4" w:color="D9D9D9"/>
-            </w:tcBorders>
-            <w:tcMar>
-              <w:top w:w="90" w:type="dxa"/>
-              <w:left w:w="90" w:type="dxa"/>
-              <w:bottom w:w="90" w:type="dxa"/>
-              <w:right w:w="90" w:type="dxa"/>
-            </w:tcMar>
-            <w:shd w:fill="DFE8EE"/>
-          </w:tcPr>
-          <w:p>
-            <w:pPr>
-              <w:keepNext/>
-              <w:spacing w:after="60"/>
-            </w:pPr>
-            <w:r>
-              <w:rPr>
-                <w:b/>
-                <w:sz w:val="19"/>
+                <w:sz w:val="18"/>
               </w:rPr>
               <w:t>Precision</w:t>
             </w:r>
@@ -851,6 +762,7 @@
         <w:tc>
           <w:tcPr>
             <w:tcW w:type="dxa" w:w="1296"/>
+            <w:vAlign w:val="center"/>
             <w:tcBorders>
               <w:top w:val="single" w:sz="4" w:color="D9D9D9"/>
               <w:left w:val="single" w:sz="4" w:color="D9D9D9"/>
@@ -858,22 +770,22 @@
               <w:right w:val="single" w:sz="4" w:color="D9D9D9"/>
             </w:tcBorders>
             <w:tcMar>
-              <w:top w:w="90" w:type="dxa"/>
-              <w:left w:w="90" w:type="dxa"/>
-              <w:bottom w:w="90" w:type="dxa"/>
-              <w:right w:w="90" w:type="dxa"/>
+              <w:top w:w="85" w:type="dxa"/>
+              <w:left w:w="85" w:type="dxa"/>
+              <w:bottom w:w="85" w:type="dxa"/>
+              <w:right w:w="85" w:type="dxa"/>
             </w:tcMar>
-            <w:shd w:fill="DFE8EE"/>
+            <w:shd w:fill="DDE7EE"/>
           </w:tcPr>
           <w:p>
             <w:pPr>
               <w:keepNext/>
-              <w:spacing w:after="60"/>
+              <w:spacing w:after="40" w:line="247" w:lineRule="auto"/>
             </w:pPr>
             <w:r>
               <w:rPr>
                 <w:b/>
-                <w:sz w:val="19"/>
+                <w:sz w:val="18"/>
               </w:rPr>
               <w:t>Recall</w:t>
             </w:r>
@@ -882,6 +794,7 @@
         <w:tc>
           <w:tcPr>
             <w:tcW w:type="dxa" w:w="1296"/>
+            <w:vAlign w:val="center"/>
             <w:tcBorders>
               <w:top w:val="single" w:sz="4" w:color="D9D9D9"/>
               <w:left w:val="single" w:sz="4" w:color="D9D9D9"/>
@@ -889,22 +802,22 @@
               <w:right w:val="single" w:sz="4" w:color="D9D9D9"/>
             </w:tcBorders>
             <w:tcMar>
-              <w:top w:w="90" w:type="dxa"/>
-              <w:left w:w="90" w:type="dxa"/>
-              <w:bottom w:w="90" w:type="dxa"/>
-              <w:right w:w="90" w:type="dxa"/>
+              <w:top w:w="85" w:type="dxa"/>
+              <w:left w:w="85" w:type="dxa"/>
+              <w:bottom w:w="85" w:type="dxa"/>
+              <w:right w:w="85" w:type="dxa"/>
             </w:tcMar>
-            <w:shd w:fill="DFE8EE"/>
+            <w:shd w:fill="DDE7EE"/>
           </w:tcPr>
           <w:p>
             <w:pPr>
               <w:keepNext/>
-              <w:spacing w:after="60"/>
+              <w:spacing w:after="40" w:line="247" w:lineRule="auto"/>
             </w:pPr>
             <w:r>
               <w:rPr>
                 <w:b/>
-                <w:sz w:val="19"/>
+                <w:sz w:val="18"/>
               </w:rPr>
               <w:t>F1</w:t>
             </w:r>
@@ -912,7 +825,8 @@
         </w:tc>
         <w:tc>
           <w:tcPr>
-            <w:tcW w:type="dxa" w:w="1440"/>
+            <w:tcW w:type="dxa" w:w="1296"/>
+            <w:vAlign w:val="center"/>
             <w:tcBorders>
               <w:top w:val="single" w:sz="4" w:color="D9D9D9"/>
               <w:left w:val="single" w:sz="4" w:color="D9D9D9"/>
@@ -920,22 +834,54 @@
               <w:right w:val="single" w:sz="4" w:color="D9D9D9"/>
             </w:tcBorders>
             <w:tcMar>
-              <w:top w:w="90" w:type="dxa"/>
-              <w:left w:w="90" w:type="dxa"/>
-              <w:bottom w:w="90" w:type="dxa"/>
-              <w:right w:w="90" w:type="dxa"/>
+              <w:top w:w="85" w:type="dxa"/>
+              <w:left w:w="85" w:type="dxa"/>
+              <w:bottom w:w="85" w:type="dxa"/>
+              <w:right w:w="85" w:type="dxa"/>
             </w:tcMar>
-            <w:shd w:fill="DFE8EE"/>
+            <w:shd w:fill="DDE7EE"/>
           </w:tcPr>
           <w:p>
             <w:pPr>
               <w:keepNext/>
-              <w:spacing w:after="60"/>
+              <w:spacing w:after="40" w:line="247" w:lineRule="auto"/>
             </w:pPr>
             <w:r>
               <w:rPr>
                 <w:b/>
-                <w:sz w:val="19"/>
+                <w:sz w:val="18"/>
+              </w:rPr>
+              <w:t>AP</w:t>
+            </w:r>
+          </w:p>
+        </w:tc>
+        <w:tc>
+          <w:tcPr>
+            <w:tcW w:type="dxa" w:w="1296"/>
+            <w:vAlign w:val="center"/>
+            <w:tcBorders>
+              <w:top w:val="single" w:sz="4" w:color="D9D9D9"/>
+              <w:left w:val="single" w:sz="4" w:color="D9D9D9"/>
+              <w:bottom w:val="single" w:sz="4" w:color="D9D9D9"/>
+              <w:right w:val="single" w:sz="4" w:color="D9D9D9"/>
+            </w:tcBorders>
+            <w:tcMar>
+              <w:top w:w="85" w:type="dxa"/>
+              <w:left w:w="85" w:type="dxa"/>
+              <w:bottom w:w="85" w:type="dxa"/>
+              <w:right w:w="85" w:type="dxa"/>
+            </w:tcMar>
+            <w:shd w:fill="DDE7EE"/>
+          </w:tcPr>
+          <w:p>
+            <w:pPr>
+              <w:keepNext/>
+              <w:spacing w:after="40" w:line="247" w:lineRule="auto"/>
+            </w:pPr>
+            <w:r>
+              <w:rPr>
+                <w:b/>
+                <w:sz w:val="18"/>
               </w:rPr>
               <w:t>ROC AUC</w:t>
             </w:r>
@@ -943,9 +889,13 @@
         </w:tc>
       </w:tr>
       <w:tr>
+        <w:trPr>
+          <w:cantSplit/>
+        </w:trPr>
         <w:tc>
           <w:tcPr>
-            <w:tcW w:type="dxa" w:w="3168"/>
+            <w:tcW w:type="dxa" w:w="3571"/>
+            <w:vAlign w:val="center"/>
             <w:tcBorders>
               <w:top w:val="single" w:sz="4" w:color="D9D9D9"/>
               <w:left w:val="single" w:sz="4" w:color="D9D9D9"/>
@@ -953,29 +903,30 @@
               <w:right w:val="single" w:sz="4" w:color="D9D9D9"/>
             </w:tcBorders>
             <w:tcMar>
-              <w:top w:w="90" w:type="dxa"/>
-              <w:left w:w="90" w:type="dxa"/>
-              <w:bottom w:w="90" w:type="dxa"/>
-              <w:right w:w="90" w:type="dxa"/>
+              <w:top w:w="85" w:type="dxa"/>
+              <w:left w:w="85" w:type="dxa"/>
+              <w:bottom w:w="85" w:type="dxa"/>
+              <w:right w:w="85" w:type="dxa"/>
             </w:tcMar>
           </w:tcPr>
           <w:p>
             <w:pPr>
               <w:keepNext/>
-              <w:spacing w:after="60"/>
+              <w:spacing w:after="40" w:line="247" w:lineRule="auto"/>
             </w:pPr>
             <w:r>
               <w:rPr>
                 <w:b w:val="0"/>
-                <w:sz w:val="19"/>
+                <w:sz w:val="18"/>
               </w:rPr>
-              <w:t>Logistic regression</w:t>
+              <w:t>Logistic text</w:t>
             </w:r>
           </w:p>
         </w:tc>
         <w:tc>
           <w:tcPr>
-            <w:tcW w:type="dxa" w:w="1368"/>
+            <w:tcW w:type="dxa" w:w="1296"/>
+            <w:vAlign w:val="center"/>
             <w:tcBorders>
               <w:top w:val="single" w:sz="4" w:color="D9D9D9"/>
               <w:left w:val="single" w:sz="4" w:color="D9D9D9"/>
@@ -983,29 +934,30 @@
               <w:right w:val="single" w:sz="4" w:color="D9D9D9"/>
             </w:tcBorders>
             <w:tcMar>
-              <w:top w:w="90" w:type="dxa"/>
-              <w:left w:w="90" w:type="dxa"/>
-              <w:bottom w:w="90" w:type="dxa"/>
-              <w:right w:w="90" w:type="dxa"/>
+              <w:top w:w="85" w:type="dxa"/>
+              <w:left w:w="85" w:type="dxa"/>
+              <w:bottom w:w="85" w:type="dxa"/>
+              <w:right w:w="85" w:type="dxa"/>
             </w:tcMar>
           </w:tcPr>
           <w:p>
             <w:pPr>
               <w:keepNext/>
-              <w:spacing w:after="60"/>
+              <w:spacing w:after="40" w:line="247" w:lineRule="auto"/>
             </w:pPr>
             <w:r>
               <w:rPr>
                 <w:b w:val="0"/>
-                <w:sz w:val="19"/>
+                <w:sz w:val="18"/>
               </w:rPr>
-              <w:t>0.812</w:t>
+              <w:t>0.704</w:t>
             </w:r>
           </w:p>
         </w:tc>
         <w:tc>
           <w:tcPr>
-            <w:tcW w:type="dxa" w:w="1368"/>
+            <w:tcW w:type="dxa" w:w="1296"/>
+            <w:vAlign w:val="center"/>
             <w:tcBorders>
               <w:top w:val="single" w:sz="4" w:color="D9D9D9"/>
               <w:left w:val="single" w:sz="4" w:color="D9D9D9"/>
@@ -1013,29 +965,30 @@
               <w:right w:val="single" w:sz="4" w:color="D9D9D9"/>
             </w:tcBorders>
             <w:tcMar>
-              <w:top w:w="90" w:type="dxa"/>
-              <w:left w:w="90" w:type="dxa"/>
-              <w:bottom w:w="90" w:type="dxa"/>
-              <w:right w:w="90" w:type="dxa"/>
+              <w:top w:w="85" w:type="dxa"/>
+              <w:left w:w="85" w:type="dxa"/>
+              <w:bottom w:w="85" w:type="dxa"/>
+              <w:right w:w="85" w:type="dxa"/>
             </w:tcMar>
           </w:tcPr>
           <w:p>
             <w:pPr>
               <w:keepNext/>
-              <w:spacing w:after="60"/>
+              <w:spacing w:after="40" w:line="247" w:lineRule="auto"/>
             </w:pPr>
             <w:r>
               <w:rPr>
                 <w:b w:val="0"/>
-                <w:sz w:val="19"/>
+                <w:sz w:val="18"/>
               </w:rPr>
-              <w:t>0.820</w:t>
+              <w:t>0.764</w:t>
             </w:r>
           </w:p>
         </w:tc>
         <w:tc>
           <w:tcPr>
             <w:tcW w:type="dxa" w:w="1296"/>
+            <w:vAlign w:val="center"/>
             <w:tcBorders>
               <w:top w:val="single" w:sz="4" w:color="D9D9D9"/>
               <w:left w:val="single" w:sz="4" w:color="D9D9D9"/>
@@ -1043,29 +996,30 @@
               <w:right w:val="single" w:sz="4" w:color="D9D9D9"/>
             </w:tcBorders>
             <w:tcMar>
-              <w:top w:w="90" w:type="dxa"/>
-              <w:left w:w="90" w:type="dxa"/>
-              <w:bottom w:w="90" w:type="dxa"/>
-              <w:right w:w="90" w:type="dxa"/>
+              <w:top w:w="85" w:type="dxa"/>
+              <w:left w:w="85" w:type="dxa"/>
+              <w:bottom w:w="85" w:type="dxa"/>
+              <w:right w:w="85" w:type="dxa"/>
             </w:tcMar>
           </w:tcPr>
           <w:p>
             <w:pPr>
               <w:keepNext/>
-              <w:spacing w:after="60"/>
+              <w:spacing w:after="40" w:line="247" w:lineRule="auto"/>
             </w:pPr>
             <w:r>
               <w:rPr>
                 <w:b w:val="0"/>
-                <w:sz w:val="19"/>
+                <w:sz w:val="18"/>
               </w:rPr>
-              <w:t>0.719</w:t>
+              <w:t>0.733</w:t>
             </w:r>
           </w:p>
         </w:tc>
         <w:tc>
           <w:tcPr>
             <w:tcW w:type="dxa" w:w="1296"/>
+            <w:vAlign w:val="center"/>
             <w:tcBorders>
               <w:top w:val="single" w:sz="4" w:color="D9D9D9"/>
               <w:left w:val="single" w:sz="4" w:color="D9D9D9"/>
@@ -1073,29 +1027,30 @@
               <w:right w:val="single" w:sz="4" w:color="D9D9D9"/>
             </w:tcBorders>
             <w:tcMar>
-              <w:top w:w="90" w:type="dxa"/>
-              <w:left w:w="90" w:type="dxa"/>
-              <w:bottom w:w="90" w:type="dxa"/>
-              <w:right w:w="90" w:type="dxa"/>
+              <w:top w:w="85" w:type="dxa"/>
+              <w:left w:w="85" w:type="dxa"/>
+              <w:bottom w:w="85" w:type="dxa"/>
+              <w:right w:w="85" w:type="dxa"/>
             </w:tcMar>
           </w:tcPr>
           <w:p>
             <w:pPr>
               <w:keepNext/>
-              <w:spacing w:after="60"/>
+              <w:spacing w:after="40" w:line="247" w:lineRule="auto"/>
             </w:pPr>
             <w:r>
               <w:rPr>
                 <w:b w:val="0"/>
-                <w:sz w:val="19"/>
+                <w:sz w:val="18"/>
               </w:rPr>
-              <w:t>0.766</w:t>
+              <w:t>0.787</w:t>
             </w:r>
           </w:p>
         </w:tc>
         <w:tc>
           <w:tcPr>
-            <w:tcW w:type="dxa" w:w="1440"/>
+            <w:tcW w:type="dxa" w:w="1296"/>
+            <w:vAlign w:val="center"/>
             <w:tcBorders>
               <w:top w:val="single" w:sz="4" w:color="D9D9D9"/>
               <w:left w:val="single" w:sz="4" w:color="D9D9D9"/>
@@ -1103,31 +1058,35 @@
               <w:right w:val="single" w:sz="4" w:color="D9D9D9"/>
             </w:tcBorders>
             <w:tcMar>
-              <w:top w:w="90" w:type="dxa"/>
-              <w:left w:w="90" w:type="dxa"/>
-              <w:bottom w:w="90" w:type="dxa"/>
-              <w:right w:w="90" w:type="dxa"/>
+              <w:top w:w="85" w:type="dxa"/>
+              <w:left w:w="85" w:type="dxa"/>
+              <w:bottom w:w="85" w:type="dxa"/>
+              <w:right w:w="85" w:type="dxa"/>
             </w:tcMar>
           </w:tcPr>
           <w:p>
             <w:pPr>
               <w:keepNext/>
-              <w:spacing w:after="60"/>
+              <w:spacing w:after="40" w:line="247" w:lineRule="auto"/>
             </w:pPr>
             <w:r>
               <w:rPr>
                 <w:b w:val="0"/>
-                <w:sz w:val="19"/>
+                <w:sz w:val="18"/>
               </w:rPr>
-              <w:t>0.824</w:t>
+              <w:t>0.946</w:t>
             </w:r>
           </w:p>
         </w:tc>
       </w:tr>
       <w:tr>
+        <w:trPr>
+          <w:cantSplit/>
+        </w:trPr>
         <w:tc>
           <w:tcPr>
-            <w:tcW w:type="dxa" w:w="3168"/>
+            <w:tcW w:type="dxa" w:w="3571"/>
+            <w:vAlign w:val="center"/>
             <w:tcBorders>
               <w:top w:val="single" w:sz="4" w:color="D9D9D9"/>
               <w:left w:val="single" w:sz="4" w:color="D9D9D9"/>
@@ -1135,30 +1094,31 @@
               <w:right w:val="single" w:sz="4" w:color="D9D9D9"/>
             </w:tcBorders>
             <w:tcMar>
-              <w:top w:w="90" w:type="dxa"/>
-              <w:left w:w="90" w:type="dxa"/>
-              <w:bottom w:w="90" w:type="dxa"/>
-              <w:right w:w="90" w:type="dxa"/>
+              <w:top w:w="85" w:type="dxa"/>
+              <w:left w:w="85" w:type="dxa"/>
+              <w:bottom w:w="85" w:type="dxa"/>
+              <w:right w:w="85" w:type="dxa"/>
             </w:tcMar>
-            <w:shd w:fill="F5F7F9"/>
+            <w:shd w:fill="F4F6F8"/>
           </w:tcPr>
           <w:p>
             <w:pPr>
               <w:keepNext/>
-              <w:spacing w:after="60"/>
+              <w:spacing w:after="40" w:line="247" w:lineRule="auto"/>
             </w:pPr>
             <w:r>
               <w:rPr>
                 <w:b w:val="0"/>
-                <w:sz w:val="19"/>
+                <w:sz w:val="18"/>
               </w:rPr>
-              <w:t>Multinomial naive Bayes</w:t>
+              <w:t>Naive Bayes</w:t>
             </w:r>
           </w:p>
         </w:tc>
         <w:tc>
           <w:tcPr>
-            <w:tcW w:type="dxa" w:w="1368"/>
+            <w:tcW w:type="dxa" w:w="1296"/>
+            <w:vAlign w:val="center"/>
             <w:tcBorders>
               <w:top w:val="single" w:sz="4" w:color="D9D9D9"/>
               <w:left w:val="single" w:sz="4" w:color="D9D9D9"/>
@@ -1166,30 +1126,31 @@
               <w:right w:val="single" w:sz="4" w:color="D9D9D9"/>
             </w:tcBorders>
             <w:tcMar>
-              <w:top w:w="90" w:type="dxa"/>
-              <w:left w:w="90" w:type="dxa"/>
-              <w:bottom w:w="90" w:type="dxa"/>
-              <w:right w:w="90" w:type="dxa"/>
+              <w:top w:w="85" w:type="dxa"/>
+              <w:left w:w="85" w:type="dxa"/>
+              <w:bottom w:w="85" w:type="dxa"/>
+              <w:right w:w="85" w:type="dxa"/>
             </w:tcMar>
-            <w:shd w:fill="F5F7F9"/>
+            <w:shd w:fill="F4F6F8"/>
           </w:tcPr>
           <w:p>
             <w:pPr>
               <w:keepNext/>
-              <w:spacing w:after="60"/>
+              <w:spacing w:after="40" w:line="247" w:lineRule="auto"/>
             </w:pPr>
             <w:r>
               <w:rPr>
                 <w:b w:val="0"/>
-                <w:sz w:val="19"/>
+                <w:sz w:val="18"/>
               </w:rPr>
-              <w:t>0.801</w:t>
+              <w:t>0.665</w:t>
             </w:r>
           </w:p>
         </w:tc>
         <w:tc>
           <w:tcPr>
-            <w:tcW w:type="dxa" w:w="1368"/>
+            <w:tcW w:type="dxa" w:w="1296"/>
+            <w:vAlign w:val="center"/>
             <w:tcBorders>
               <w:top w:val="single" w:sz="4" w:color="D9D9D9"/>
               <w:left w:val="single" w:sz="4" w:color="D9D9D9"/>
@@ -1197,30 +1158,31 @@
               <w:right w:val="single" w:sz="4" w:color="D9D9D9"/>
             </w:tcBorders>
             <w:tcMar>
-              <w:top w:w="90" w:type="dxa"/>
-              <w:left w:w="90" w:type="dxa"/>
-              <w:bottom w:w="90" w:type="dxa"/>
-              <w:right w:w="90" w:type="dxa"/>
+              <w:top w:w="85" w:type="dxa"/>
+              <w:left w:w="85" w:type="dxa"/>
+              <w:bottom w:w="85" w:type="dxa"/>
+              <w:right w:w="85" w:type="dxa"/>
             </w:tcMar>
-            <w:shd w:fill="F5F7F9"/>
+            <w:shd w:fill="F4F6F8"/>
           </w:tcPr>
           <w:p>
             <w:pPr>
               <w:keepNext/>
-              <w:spacing w:after="60"/>
+              <w:spacing w:after="40" w:line="247" w:lineRule="auto"/>
             </w:pPr>
             <w:r>
               <w:rPr>
                 <w:b w:val="0"/>
-                <w:sz w:val="19"/>
+                <w:sz w:val="18"/>
               </w:rPr>
-              <w:t>0.796</w:t>
+              <w:t>0.758</w:t>
             </w:r>
           </w:p>
         </w:tc>
         <w:tc>
           <w:tcPr>
             <w:tcW w:type="dxa" w:w="1296"/>
+            <w:vAlign w:val="center"/>
             <w:tcBorders>
               <w:top w:val="single" w:sz="4" w:color="D9D9D9"/>
               <w:left w:val="single" w:sz="4" w:color="D9D9D9"/>
@@ -1228,30 +1190,31 @@
               <w:right w:val="single" w:sz="4" w:color="D9D9D9"/>
             </w:tcBorders>
             <w:tcMar>
-              <w:top w:w="90" w:type="dxa"/>
-              <w:left w:w="90" w:type="dxa"/>
-              <w:bottom w:w="90" w:type="dxa"/>
-              <w:right w:w="90" w:type="dxa"/>
+              <w:top w:w="85" w:type="dxa"/>
+              <w:left w:w="85" w:type="dxa"/>
+              <w:bottom w:w="85" w:type="dxa"/>
+              <w:right w:w="85" w:type="dxa"/>
             </w:tcMar>
-            <w:shd w:fill="F5F7F9"/>
+            <w:shd w:fill="F4F6F8"/>
           </w:tcPr>
           <w:p>
             <w:pPr>
               <w:keepNext/>
-              <w:spacing w:after="60"/>
+              <w:spacing w:after="40" w:line="247" w:lineRule="auto"/>
             </w:pPr>
             <w:r>
               <w:rPr>
                 <w:b w:val="0"/>
-                <w:sz w:val="19"/>
+                <w:sz w:val="18"/>
               </w:rPr>
-              <w:t>0.719</w:t>
+              <w:t>0.708</w:t>
             </w:r>
           </w:p>
         </w:tc>
         <w:tc>
           <w:tcPr>
             <w:tcW w:type="dxa" w:w="1296"/>
+            <w:vAlign w:val="center"/>
             <w:tcBorders>
               <w:top w:val="single" w:sz="4" w:color="D9D9D9"/>
               <w:left w:val="single" w:sz="4" w:color="D9D9D9"/>
@@ -1259,30 +1222,31 @@
               <w:right w:val="single" w:sz="4" w:color="D9D9D9"/>
             </w:tcBorders>
             <w:tcMar>
-              <w:top w:w="90" w:type="dxa"/>
-              <w:left w:w="90" w:type="dxa"/>
-              <w:bottom w:w="90" w:type="dxa"/>
-              <w:right w:w="90" w:type="dxa"/>
+              <w:top w:w="85" w:type="dxa"/>
+              <w:left w:w="85" w:type="dxa"/>
+              <w:bottom w:w="85" w:type="dxa"/>
+              <w:right w:w="85" w:type="dxa"/>
             </w:tcMar>
-            <w:shd w:fill="F5F7F9"/>
+            <w:shd w:fill="F4F6F8"/>
           </w:tcPr>
           <w:p>
             <w:pPr>
               <w:keepNext/>
-              <w:spacing w:after="60"/>
+              <w:spacing w:after="40" w:line="247" w:lineRule="auto"/>
             </w:pPr>
             <w:r>
               <w:rPr>
                 <w:b w:val="0"/>
-                <w:sz w:val="19"/>
+                <w:sz w:val="18"/>
               </w:rPr>
-              <w:t>0.756</w:t>
+              <w:t>0.768</w:t>
             </w:r>
           </w:p>
         </w:tc>
         <w:tc>
           <w:tcPr>
-            <w:tcW w:type="dxa" w:w="1440"/>
+            <w:tcW w:type="dxa" w:w="1296"/>
+            <w:vAlign w:val="center"/>
             <w:tcBorders>
               <w:top w:val="single" w:sz="4" w:color="D9D9D9"/>
               <w:left w:val="single" w:sz="4" w:color="D9D9D9"/>
@@ -1290,32 +1254,36 @@
               <w:right w:val="single" w:sz="4" w:color="D9D9D9"/>
             </w:tcBorders>
             <w:tcMar>
-              <w:top w:w="90" w:type="dxa"/>
-              <w:left w:w="90" w:type="dxa"/>
-              <w:bottom w:w="90" w:type="dxa"/>
-              <w:right w:w="90" w:type="dxa"/>
+              <w:top w:w="85" w:type="dxa"/>
+              <w:left w:w="85" w:type="dxa"/>
+              <w:bottom w:w="85" w:type="dxa"/>
+              <w:right w:w="85" w:type="dxa"/>
             </w:tcMar>
-            <w:shd w:fill="F5F7F9"/>
+            <w:shd w:fill="F4F6F8"/>
           </w:tcPr>
           <w:p>
             <w:pPr>
               <w:keepNext/>
-              <w:spacing w:after="60"/>
+              <w:spacing w:after="40" w:line="247" w:lineRule="auto"/>
             </w:pPr>
             <w:r>
               <w:rPr>
                 <w:b w:val="0"/>
-                <w:sz w:val="19"/>
+                <w:sz w:val="18"/>
               </w:rPr>
-              <w:t>0.817</w:t>
+              <w:t>0.936</w:t>
             </w:r>
           </w:p>
         </w:tc>
       </w:tr>
       <w:tr>
+        <w:trPr>
+          <w:cantSplit/>
+        </w:trPr>
         <w:tc>
           <w:tcPr>
-            <w:tcW w:type="dxa" w:w="3168"/>
+            <w:tcW w:type="dxa" w:w="3571"/>
+            <w:vAlign w:val="center"/>
             <w:tcBorders>
               <w:top w:val="single" w:sz="4" w:color="D9D9D9"/>
               <w:left w:val="single" w:sz="4" w:color="D9D9D9"/>
@@ -1323,28 +1291,30 @@
               <w:right w:val="single" w:sz="4" w:color="D9D9D9"/>
             </w:tcBorders>
             <w:tcMar>
-              <w:top w:w="90" w:type="dxa"/>
-              <w:left w:w="90" w:type="dxa"/>
-              <w:bottom w:w="90" w:type="dxa"/>
-              <w:right w:w="90" w:type="dxa"/>
+              <w:top w:w="85" w:type="dxa"/>
+              <w:left w:w="85" w:type="dxa"/>
+              <w:bottom w:w="85" w:type="dxa"/>
+              <w:right w:w="85" w:type="dxa"/>
             </w:tcMar>
           </w:tcPr>
           <w:p>
             <w:pPr>
-              <w:spacing w:after="60"/>
+              <w:keepNext/>
+              <w:spacing w:after="40" w:line="247" w:lineRule="auto"/>
             </w:pPr>
             <w:r>
               <w:rPr>
                 <w:b w:val="0"/>
-                <w:sz w:val="19"/>
+                <w:sz w:val="18"/>
               </w:rPr>
-              <w:t>Prior baseline</w:t>
+              <w:t>Logistic text plus style</w:t>
             </w:r>
           </w:p>
         </w:tc>
         <w:tc>
           <w:tcPr>
-            <w:tcW w:type="dxa" w:w="1368"/>
+            <w:tcW w:type="dxa" w:w="1296"/>
+            <w:vAlign w:val="center"/>
             <w:tcBorders>
               <w:top w:val="single" w:sz="4" w:color="D9D9D9"/>
               <w:left w:val="single" w:sz="4" w:color="D9D9D9"/>
@@ -1352,28 +1322,30 @@
               <w:right w:val="single" w:sz="4" w:color="D9D9D9"/>
             </w:tcBorders>
             <w:tcMar>
-              <w:top w:w="90" w:type="dxa"/>
-              <w:left w:w="90" w:type="dxa"/>
-              <w:bottom w:w="90" w:type="dxa"/>
-              <w:right w:w="90" w:type="dxa"/>
+              <w:top w:w="85" w:type="dxa"/>
+              <w:left w:w="85" w:type="dxa"/>
+              <w:bottom w:w="85" w:type="dxa"/>
+              <w:right w:w="85" w:type="dxa"/>
             </w:tcMar>
           </w:tcPr>
           <w:p>
             <w:pPr>
-              <w:spacing w:after="60"/>
+              <w:keepNext/>
+              <w:spacing w:after="40" w:line="247" w:lineRule="auto"/>
             </w:pPr>
             <w:r>
               <w:rPr>
                 <w:b w:val="0"/>
-                <w:sz w:val="19"/>
+                <w:sz w:val="18"/>
               </w:rPr>
-              <w:t>0.571</w:t>
+              <w:t>0.666</w:t>
             </w:r>
           </w:p>
         </w:tc>
         <w:tc>
           <w:tcPr>
-            <w:tcW w:type="dxa" w:w="1368"/>
+            <w:tcW w:type="dxa" w:w="1296"/>
+            <w:vAlign w:val="center"/>
             <w:tcBorders>
               <w:top w:val="single" w:sz="4" w:color="D9D9D9"/>
               <w:left w:val="single" w:sz="4" w:color="D9D9D9"/>
@@ -1381,20 +1353,183 @@
               <w:right w:val="single" w:sz="4" w:color="D9D9D9"/>
             </w:tcBorders>
             <w:tcMar>
-              <w:top w:w="90" w:type="dxa"/>
-              <w:left w:w="90" w:type="dxa"/>
-              <w:bottom w:w="90" w:type="dxa"/>
-              <w:right w:w="90" w:type="dxa"/>
+              <w:top w:w="85" w:type="dxa"/>
+              <w:left w:w="85" w:type="dxa"/>
+              <w:bottom w:w="85" w:type="dxa"/>
+              <w:right w:w="85" w:type="dxa"/>
             </w:tcMar>
           </w:tcPr>
           <w:p>
             <w:pPr>
-              <w:spacing w:after="60"/>
+              <w:keepNext/>
+              <w:spacing w:after="40" w:line="247" w:lineRule="auto"/>
             </w:pPr>
             <w:r>
               <w:rPr>
                 <w:b w:val="0"/>
-                <w:sz w:val="19"/>
+                <w:sz w:val="18"/>
+              </w:rPr>
+              <w:t>0.805</w:t>
+            </w:r>
+          </w:p>
+        </w:tc>
+        <w:tc>
+          <w:tcPr>
+            <w:tcW w:type="dxa" w:w="1296"/>
+            <w:vAlign w:val="center"/>
+            <w:tcBorders>
+              <w:top w:val="single" w:sz="4" w:color="D9D9D9"/>
+              <w:left w:val="single" w:sz="4" w:color="D9D9D9"/>
+              <w:bottom w:val="single" w:sz="4" w:color="D9D9D9"/>
+              <w:right w:val="single" w:sz="4" w:color="D9D9D9"/>
+            </w:tcBorders>
+            <w:tcMar>
+              <w:top w:w="85" w:type="dxa"/>
+              <w:left w:w="85" w:type="dxa"/>
+              <w:bottom w:w="85" w:type="dxa"/>
+              <w:right w:w="85" w:type="dxa"/>
+            </w:tcMar>
+          </w:tcPr>
+          <w:p>
+            <w:pPr>
+              <w:keepNext/>
+              <w:spacing w:after="40" w:line="247" w:lineRule="auto"/>
+            </w:pPr>
+            <w:r>
+              <w:rPr>
+                <w:b w:val="0"/>
+                <w:sz w:val="18"/>
+              </w:rPr>
+              <w:t>0.729</w:t>
+            </w:r>
+          </w:p>
+        </w:tc>
+        <w:tc>
+          <w:tcPr>
+            <w:tcW w:type="dxa" w:w="1296"/>
+            <w:vAlign w:val="center"/>
+            <w:tcBorders>
+              <w:top w:val="single" w:sz="4" w:color="D9D9D9"/>
+              <w:left w:val="single" w:sz="4" w:color="D9D9D9"/>
+              <w:bottom w:val="single" w:sz="4" w:color="D9D9D9"/>
+              <w:right w:val="single" w:sz="4" w:color="D9D9D9"/>
+            </w:tcBorders>
+            <w:tcMar>
+              <w:top w:w="85" w:type="dxa"/>
+              <w:left w:w="85" w:type="dxa"/>
+              <w:bottom w:w="85" w:type="dxa"/>
+              <w:right w:w="85" w:type="dxa"/>
+            </w:tcMar>
+          </w:tcPr>
+          <w:p>
+            <w:pPr>
+              <w:keepNext/>
+              <w:spacing w:after="40" w:line="247" w:lineRule="auto"/>
+            </w:pPr>
+            <w:r>
+              <w:rPr>
+                <w:b w:val="0"/>
+                <w:sz w:val="18"/>
+              </w:rPr>
+              <w:t>0.782</w:t>
+            </w:r>
+          </w:p>
+        </w:tc>
+        <w:tc>
+          <w:tcPr>
+            <w:tcW w:type="dxa" w:w="1296"/>
+            <w:vAlign w:val="center"/>
+            <w:tcBorders>
+              <w:top w:val="single" w:sz="4" w:color="D9D9D9"/>
+              <w:left w:val="single" w:sz="4" w:color="D9D9D9"/>
+              <w:bottom w:val="single" w:sz="4" w:color="D9D9D9"/>
+              <w:right w:val="single" w:sz="4" w:color="D9D9D9"/>
+            </w:tcBorders>
+            <w:tcMar>
+              <w:top w:w="85" w:type="dxa"/>
+              <w:left w:w="85" w:type="dxa"/>
+              <w:bottom w:w="85" w:type="dxa"/>
+              <w:right w:w="85" w:type="dxa"/>
+            </w:tcMar>
+          </w:tcPr>
+          <w:p>
+            <w:pPr>
+              <w:keepNext/>
+              <w:spacing w:after="40" w:line="247" w:lineRule="auto"/>
+            </w:pPr>
+            <w:r>
+              <w:rPr>
+                <w:b w:val="0"/>
+                <w:sz w:val="18"/>
+              </w:rPr>
+              <w:t>0.945</w:t>
+            </w:r>
+          </w:p>
+        </w:tc>
+      </w:tr>
+      <w:tr>
+        <w:trPr>
+          <w:cantSplit/>
+        </w:trPr>
+        <w:tc>
+          <w:tcPr>
+            <w:tcW w:type="dxa" w:w="3571"/>
+            <w:vAlign w:val="center"/>
+            <w:tcBorders>
+              <w:top w:val="single" w:sz="4" w:color="D9D9D9"/>
+              <w:left w:val="single" w:sz="4" w:color="D9D9D9"/>
+              <w:bottom w:val="single" w:sz="4" w:color="D9D9D9"/>
+              <w:right w:val="single" w:sz="4" w:color="D9D9D9"/>
+            </w:tcBorders>
+            <w:tcMar>
+              <w:top w:w="85" w:type="dxa"/>
+              <w:left w:w="85" w:type="dxa"/>
+              <w:bottom w:w="85" w:type="dxa"/>
+              <w:right w:w="85" w:type="dxa"/>
+            </w:tcMar>
+            <w:shd w:fill="F4F6F8"/>
+          </w:tcPr>
+          <w:p>
+            <w:pPr>
+              <w:keepNext/>
+              <w:spacing w:after="40" w:line="247" w:lineRule="auto"/>
+            </w:pPr>
+            <w:r>
+              <w:rPr>
+                <w:b w:val="0"/>
+                <w:sz w:val="18"/>
+              </w:rPr>
+              <w:t>Majority baseline</w:t>
+            </w:r>
+          </w:p>
+        </w:tc>
+        <w:tc>
+          <w:tcPr>
+            <w:tcW w:type="dxa" w:w="1296"/>
+            <w:vAlign w:val="center"/>
+            <w:tcBorders>
+              <w:top w:val="single" w:sz="4" w:color="D9D9D9"/>
+              <w:left w:val="single" w:sz="4" w:color="D9D9D9"/>
+              <w:bottom w:val="single" w:sz="4" w:color="D9D9D9"/>
+              <w:right w:val="single" w:sz="4" w:color="D9D9D9"/>
+            </w:tcBorders>
+            <w:tcMar>
+              <w:top w:w="85" w:type="dxa"/>
+              <w:left w:w="85" w:type="dxa"/>
+              <w:bottom w:w="85" w:type="dxa"/>
+              <w:right w:w="85" w:type="dxa"/>
+            </w:tcMar>
+            <w:shd w:fill="F4F6F8"/>
+          </w:tcPr>
+          <w:p>
+            <w:pPr>
+              <w:keepNext/>
+              <w:spacing w:after="40" w:line="247" w:lineRule="auto"/>
+            </w:pPr>
+            <w:r>
+              <w:rPr>
+                <w:b w:val="0"/>
+                <w:sz w:val="18"/>
               </w:rPr>
               <w:t>0.000</w:t>
             </w:r>
@@ -1403,6 +1538,7 @@
         <w:tc>
           <w:tcPr>
             <w:tcW w:type="dxa" w:w="1296"/>
+            <w:vAlign w:val="center"/>
             <w:tcBorders>
               <w:top w:val="single" w:sz="4" w:color="D9D9D9"/>
               <w:left w:val="single" w:sz="4" w:color="D9D9D9"/>
@@ -1410,20 +1546,22 @@
               <w:right w:val="single" w:sz="4" w:color="D9D9D9"/>
             </w:tcBorders>
             <w:tcMar>
-              <w:top w:w="90" w:type="dxa"/>
-              <w:left w:w="90" w:type="dxa"/>
-              <w:bottom w:w="90" w:type="dxa"/>
-              <w:right w:w="90" w:type="dxa"/>
+              <w:top w:w="85" w:type="dxa"/>
+              <w:left w:w="85" w:type="dxa"/>
+              <w:bottom w:w="85" w:type="dxa"/>
+              <w:right w:w="85" w:type="dxa"/>
             </w:tcMar>
+            <w:shd w:fill="F4F6F8"/>
           </w:tcPr>
           <w:p>
             <w:pPr>
-              <w:spacing w:after="60"/>
+              <w:keepNext/>
+              <w:spacing w:after="40" w:line="247" w:lineRule="auto"/>
             </w:pPr>
             <w:r>
               <w:rPr>
                 <w:b w:val="0"/>
-                <w:sz w:val="19"/>
+                <w:sz w:val="18"/>
               </w:rPr>
               <w:t>0.000</w:t>
             </w:r>
@@ -1432,6 +1570,7 @@
         <w:tc>
           <w:tcPr>
             <w:tcW w:type="dxa" w:w="1296"/>
+            <w:vAlign w:val="center"/>
             <w:tcBorders>
               <w:top w:val="single" w:sz="4" w:color="D9D9D9"/>
               <w:left w:val="single" w:sz="4" w:color="D9D9D9"/>
@@ -1439,20 +1578,22 @@
               <w:right w:val="single" w:sz="4" w:color="D9D9D9"/>
             </w:tcBorders>
             <w:tcMar>
-              <w:top w:w="90" w:type="dxa"/>
-              <w:left w:w="90" w:type="dxa"/>
-              <w:bottom w:w="90" w:type="dxa"/>
-              <w:right w:w="90" w:type="dxa"/>
+              <w:top w:w="85" w:type="dxa"/>
+              <w:left w:w="85" w:type="dxa"/>
+              <w:bottom w:w="85" w:type="dxa"/>
+              <w:right w:w="85" w:type="dxa"/>
             </w:tcMar>
+            <w:shd w:fill="F4F6F8"/>
           </w:tcPr>
           <w:p>
             <w:pPr>
-              <w:spacing w:after="60"/>
+              <w:keepNext/>
+              <w:spacing w:after="40" w:line="247" w:lineRule="auto"/>
             </w:pPr>
             <w:r>
               <w:rPr>
                 <w:b w:val="0"/>
-                <w:sz w:val="19"/>
+                <w:sz w:val="18"/>
               </w:rPr>
               <w:t>0.000</w:t>
             </w:r>
@@ -1460,7 +1601,8 @@
         </w:tc>
         <w:tc>
           <w:tcPr>
-            <w:tcW w:type="dxa" w:w="1440"/>
+            <w:tcW w:type="dxa" w:w="1296"/>
+            <w:vAlign w:val="center"/>
             <w:tcBorders>
               <w:top w:val="single" w:sz="4" w:color="D9D9D9"/>
               <w:left w:val="single" w:sz="4" w:color="D9D9D9"/>
@@ -1468,20 +1610,239 @@
               <w:right w:val="single" w:sz="4" w:color="D9D9D9"/>
             </w:tcBorders>
             <w:tcMar>
-              <w:top w:w="90" w:type="dxa"/>
-              <w:left w:w="90" w:type="dxa"/>
-              <w:bottom w:w="90" w:type="dxa"/>
-              <w:right w:w="90" w:type="dxa"/>
+              <w:top w:w="85" w:type="dxa"/>
+              <w:left w:w="85" w:type="dxa"/>
+              <w:bottom w:w="85" w:type="dxa"/>
+              <w:right w:w="85" w:type="dxa"/>
+            </w:tcMar>
+            <w:shd w:fill="F4F6F8"/>
+          </w:tcPr>
+          <w:p>
+            <w:pPr>
+              <w:keepNext/>
+              <w:spacing w:after="40" w:line="247" w:lineRule="auto"/>
+            </w:pPr>
+            <w:r>
+              <w:rPr>
+                <w:b w:val="0"/>
+                <w:sz w:val="18"/>
+              </w:rPr>
+              <w:t>0.162</w:t>
+            </w:r>
+          </w:p>
+        </w:tc>
+        <w:tc>
+          <w:tcPr>
+            <w:tcW w:type="dxa" w:w="1296"/>
+            <w:vAlign w:val="center"/>
+            <w:tcBorders>
+              <w:top w:val="single" w:sz="4" w:color="D9D9D9"/>
+              <w:left w:val="single" w:sz="4" w:color="D9D9D9"/>
+              <w:bottom w:val="single" w:sz="4" w:color="D9D9D9"/>
+              <w:right w:val="single" w:sz="4" w:color="D9D9D9"/>
+            </w:tcBorders>
+            <w:tcMar>
+              <w:top w:w="85" w:type="dxa"/>
+              <w:left w:w="85" w:type="dxa"/>
+              <w:bottom w:w="85" w:type="dxa"/>
+              <w:right w:w="85" w:type="dxa"/>
+            </w:tcMar>
+            <w:shd w:fill="F4F6F8"/>
+          </w:tcPr>
+          <w:p>
+            <w:pPr>
+              <w:keepNext/>
+              <w:spacing w:after="40" w:line="247" w:lineRule="auto"/>
+            </w:pPr>
+            <w:r>
+              <w:rPr>
+                <w:b w:val="0"/>
+                <w:sz w:val="18"/>
+              </w:rPr>
+              <w:t>0.500</w:t>
+            </w:r>
+          </w:p>
+        </w:tc>
+      </w:tr>
+      <w:tr>
+        <w:trPr>
+          <w:cantSplit/>
+        </w:trPr>
+        <w:tc>
+          <w:tcPr>
+            <w:tcW w:type="dxa" w:w="3571"/>
+            <w:vAlign w:val="center"/>
+            <w:tcBorders>
+              <w:top w:val="single" w:sz="4" w:color="D9D9D9"/>
+              <w:left w:val="single" w:sz="4" w:color="D9D9D9"/>
+              <w:bottom w:val="single" w:sz="4" w:color="D9D9D9"/>
+              <w:right w:val="single" w:sz="4" w:color="D9D9D9"/>
+            </w:tcBorders>
+            <w:tcMar>
+              <w:top w:w="85" w:type="dxa"/>
+              <w:left w:w="85" w:type="dxa"/>
+              <w:bottom w:w="85" w:type="dxa"/>
+              <w:right w:w="85" w:type="dxa"/>
             </w:tcMar>
           </w:tcPr>
           <w:p>
             <w:pPr>
-              <w:spacing w:after="60"/>
+              <w:spacing w:after="40" w:line="247" w:lineRule="auto"/>
             </w:pPr>
             <w:r>
               <w:rPr>
                 <w:b w:val="0"/>
-                <w:sz w:val="19"/>
+                <w:sz w:val="18"/>
+              </w:rPr>
+              <w:t>All flagged baseline</w:t>
+            </w:r>
+          </w:p>
+        </w:tc>
+        <w:tc>
+          <w:tcPr>
+            <w:tcW w:type="dxa" w:w="1296"/>
+            <w:vAlign w:val="center"/>
+            <w:tcBorders>
+              <w:top w:val="single" w:sz="4" w:color="D9D9D9"/>
+              <w:left w:val="single" w:sz="4" w:color="D9D9D9"/>
+              <w:bottom w:val="single" w:sz="4" w:color="D9D9D9"/>
+              <w:right w:val="single" w:sz="4" w:color="D9D9D9"/>
+            </w:tcBorders>
+            <w:tcMar>
+              <w:top w:w="85" w:type="dxa"/>
+              <w:left w:w="85" w:type="dxa"/>
+              <w:bottom w:w="85" w:type="dxa"/>
+              <w:right w:w="85" w:type="dxa"/>
+            </w:tcMar>
+          </w:tcPr>
+          <w:p>
+            <w:pPr>
+              <w:spacing w:after="40" w:line="247" w:lineRule="auto"/>
+            </w:pPr>
+            <w:r>
+              <w:rPr>
+                <w:b w:val="0"/>
+                <w:sz w:val="18"/>
+              </w:rPr>
+              <w:t>0.162</w:t>
+            </w:r>
+          </w:p>
+        </w:tc>
+        <w:tc>
+          <w:tcPr>
+            <w:tcW w:type="dxa" w:w="1296"/>
+            <w:vAlign w:val="center"/>
+            <w:tcBorders>
+              <w:top w:val="single" w:sz="4" w:color="D9D9D9"/>
+              <w:left w:val="single" w:sz="4" w:color="D9D9D9"/>
+              <w:bottom w:val="single" w:sz="4" w:color="D9D9D9"/>
+              <w:right w:val="single" w:sz="4" w:color="D9D9D9"/>
+            </w:tcBorders>
+            <w:tcMar>
+              <w:top w:w="85" w:type="dxa"/>
+              <w:left w:w="85" w:type="dxa"/>
+              <w:bottom w:w="85" w:type="dxa"/>
+              <w:right w:w="85" w:type="dxa"/>
+            </w:tcMar>
+          </w:tcPr>
+          <w:p>
+            <w:pPr>
+              <w:spacing w:after="40" w:line="247" w:lineRule="auto"/>
+            </w:pPr>
+            <w:r>
+              <w:rPr>
+                <w:b w:val="0"/>
+                <w:sz w:val="18"/>
+              </w:rPr>
+              <w:t>1.000</w:t>
+            </w:r>
+          </w:p>
+        </w:tc>
+        <w:tc>
+          <w:tcPr>
+            <w:tcW w:type="dxa" w:w="1296"/>
+            <w:vAlign w:val="center"/>
+            <w:tcBorders>
+              <w:top w:val="single" w:sz="4" w:color="D9D9D9"/>
+              <w:left w:val="single" w:sz="4" w:color="D9D9D9"/>
+              <w:bottom w:val="single" w:sz="4" w:color="D9D9D9"/>
+              <w:right w:val="single" w:sz="4" w:color="D9D9D9"/>
+            </w:tcBorders>
+            <w:tcMar>
+              <w:top w:w="85" w:type="dxa"/>
+              <w:left w:w="85" w:type="dxa"/>
+              <w:bottom w:w="85" w:type="dxa"/>
+              <w:right w:w="85" w:type="dxa"/>
+            </w:tcMar>
+          </w:tcPr>
+          <w:p>
+            <w:pPr>
+              <w:spacing w:after="40" w:line="247" w:lineRule="auto"/>
+            </w:pPr>
+            <w:r>
+              <w:rPr>
+                <w:b w:val="0"/>
+                <w:sz w:val="18"/>
+              </w:rPr>
+              <w:t>0.278</w:t>
+            </w:r>
+          </w:p>
+        </w:tc>
+        <w:tc>
+          <w:tcPr>
+            <w:tcW w:type="dxa" w:w="1296"/>
+            <w:vAlign w:val="center"/>
+            <w:tcBorders>
+              <w:top w:val="single" w:sz="4" w:color="D9D9D9"/>
+              <w:left w:val="single" w:sz="4" w:color="D9D9D9"/>
+              <w:bottom w:val="single" w:sz="4" w:color="D9D9D9"/>
+              <w:right w:val="single" w:sz="4" w:color="D9D9D9"/>
+            </w:tcBorders>
+            <w:tcMar>
+              <w:top w:w="85" w:type="dxa"/>
+              <w:left w:w="85" w:type="dxa"/>
+              <w:bottom w:w="85" w:type="dxa"/>
+              <w:right w:w="85" w:type="dxa"/>
+            </w:tcMar>
+          </w:tcPr>
+          <w:p>
+            <w:pPr>
+              <w:spacing w:after="40" w:line="247" w:lineRule="auto"/>
+            </w:pPr>
+            <w:r>
+              <w:rPr>
+                <w:b w:val="0"/>
+                <w:sz w:val="18"/>
+              </w:rPr>
+              <w:t>0.162</w:t>
+            </w:r>
+          </w:p>
+        </w:tc>
+        <w:tc>
+          <w:tcPr>
+            <w:tcW w:type="dxa" w:w="1296"/>
+            <w:vAlign w:val="center"/>
+            <w:tcBorders>
+              <w:top w:val="single" w:sz="4" w:color="D9D9D9"/>
+              <w:left w:val="single" w:sz="4" w:color="D9D9D9"/>
+              <w:bottom w:val="single" w:sz="4" w:color="D9D9D9"/>
+              <w:right w:val="single" w:sz="4" w:color="D9D9D9"/>
+            </w:tcBorders>
+            <w:tcMar>
+              <w:top w:w="85" w:type="dxa"/>
+              <w:left w:w="85" w:type="dxa"/>
+              <w:bottom w:w="85" w:type="dxa"/>
+              <w:right w:w="85" w:type="dxa"/>
+            </w:tcMar>
+          </w:tcPr>
+          <w:p>
+            <w:pPr>
+              <w:spacing w:after="40" w:line="247" w:lineRule="auto"/>
+            </w:pPr>
+            <w:r>
+              <w:rPr>
+                <w:b w:val="0"/>
+                <w:sz w:val="18"/>
               </w:rPr>
               <w:t>0.500</w:t>
             </w:r>
@@ -1495,23 +1856,13 @@
       </w:pPr>
     </w:p>
     <w:p>
-      <w:r>
-        <w:t>All values in this table are measured on generated data. Logistic regression was chosen on validation performance, not by the test table. Its average precision is 0.785 and its threshold is 0.45. The test low rating share is 42.9 percent, which affects precision and average precision. These quantities may change substantially when prevalence or language differs in a real feedback channel.</w:t>
-      </w:r>
-    </w:p>
-    <w:p>
       <w:pPr>
-        <w:pStyle w:val="Heading1"/>
+        <w:keepNext/>
       </w:pPr>
-      <w:r>
-        <w:t>Confusion matrix and queue interpretation</w:t>
-      </w:r>
-    </w:p>
-    <w:p>
       <w:r>
         <w:drawing>
           <wp:inline xmlns:a="http://schemas.openxmlformats.org/drawingml/2006/main" xmlns:pic="http://schemas.openxmlformats.org/drawingml/2006/picture">
-            <wp:extent cx="5120640" cy="3351692"/>
+            <wp:extent cx="5897880" cy="3310791"/>
             <wp:docPr id="1" name="Picture 1"/>
             <wp:cNvGraphicFramePr>
               <a:graphicFrameLocks noChangeAspect="1"/>
@@ -1520,7 +1871,7 @@
               <a:graphicData uri="http://schemas.openxmlformats.org/drawingml/2006/picture">
                 <pic:pic>
                   <pic:nvPicPr>
-                    <pic:cNvPr id="0" name="confusion.png"/>
+                    <pic:cNvPr id="0" name="model_comparison.png"/>
                     <pic:cNvPicPr/>
                   </pic:nvPicPr>
                   <pic:blipFill>
@@ -1532,7 +1883,7 @@
                   <pic:spPr>
                     <a:xfrm>
                       <a:off x="0" y="0"/>
-                      <a:ext cx="5120640" cy="3351692"/>
+                      <a:ext cx="5897880" cy="3310791"/>
                     </a:xfrm>
                     <a:prstGeom prst="rect"/>
                   </pic:spPr>
@@ -1548,12 +1899,12 @@
         <w:pStyle w:val="Caption"/>
       </w:pPr>
       <w:r>
-        <w:t>Figure 1  Synthetic holdout results for the selected classifier</w:t>
+        <w:t>Figure 1  Real holdout precision recall and F1 compared with two baselines</w:t>
       </w:r>
     </w:p>
     <w:p>
       <w:r>
-        <w:t>A queue based on the selected threshold contains 100 reviews: 82 low rating reviews and 18 other reviews. The remaining 166 reviews contain 32 missed low rating cases and 134 correctly unflagged other cases. A queue size of 100 out of 266 does not mean workload is safely reduced by 62.4 percent; unflagged reviews may still require sampling, escalation or other business handling. No time measurement was collected.</w:t>
+        <w:t>The test low rating share is 16.16%. The majority baseline therefore appears accurate while finding no low rating reviews. The selected model improves F1 from zero and average precision from the prevalence baseline to 0.787. That comparison is valid within this holdout; it does not imply equivalent performance on a different platform or newly collected unrated feedback.</w:t>
       </w:r>
     </w:p>
     <w:p>
@@ -1561,14 +1912,17 @@
         <w:pStyle w:val="Heading1"/>
       </w:pPr>
       <w:r>
-        <w:t>Precision and recall tradeoff</w:t>
+        <w:t>Confusion matrix and business interpretation</w:t>
       </w:r>
     </w:p>
     <w:p>
+      <w:pPr>
+        <w:keepNext/>
+      </w:pPr>
       <w:r>
         <w:drawing>
           <wp:inline xmlns:a="http://schemas.openxmlformats.org/drawingml/2006/main" xmlns:pic="http://schemas.openxmlformats.org/drawingml/2006/picture">
-            <wp:extent cx="5852160" cy="3017520"/>
+            <wp:extent cx="5120640" cy="4492791"/>
             <wp:docPr id="2" name="Picture 2"/>
             <wp:cNvGraphicFramePr>
               <a:graphicFrameLocks noChangeAspect="1"/>
@@ -1577,7 +1931,7 @@
               <a:graphicData uri="http://schemas.openxmlformats.org/drawingml/2006/picture">
                 <pic:pic>
                   <pic:nvPicPr>
-                    <pic:cNvPr id="0" name="precision_recall.png"/>
+                    <pic:cNvPr id="0" name="confusion.png"/>
                     <pic:cNvPicPr/>
                   </pic:nvPicPr>
                   <pic:blipFill>
@@ -1589,7 +1943,7 @@
                   <pic:spPr>
                     <a:xfrm>
                       <a:off x="0" y="0"/>
-                      <a:ext cx="5852160" cy="3017520"/>
+                      <a:ext cx="5120640" cy="4492791"/>
                     </a:xfrm>
                     <a:prstGeom prst="rect"/>
                   </pic:spPr>
@@ -1605,56 +1959,7 @@
         <w:pStyle w:val="Caption"/>
       </w:pPr>
       <w:r>
-        <w:t>Figure 2  Measured ranking curves on the synthetic holdout</w:t>
-      </w:r>
-    </w:p>
-    <w:p>
-      <w:r>
-        <w:t>The curve illustrates why a threshold is an operating decision. Increasing the threshold generally shrinks the queue but can miss more dissatisfied feedback. Lowering it generally increases recall but can consume more analyst time. The dashed line is the test positive prevalence, a reference for an uninformative ranking. Threshold changes based on this final chart would require a new evaluation set before reporting a fresh unbiased result.</w:t>
-      </w:r>
-    </w:p>
-    <w:p>
-      <w:pPr>
-        <w:pStyle w:val="Heading1"/>
-      </w:pPr>
-      <w:r>
-        <w:t>Uncertainty and diagnostic limits</w:t>
-      </w:r>
-    </w:p>
-    <w:p>
-      <w:r>
-        <w:t>A demonstration bootstrap resamples holdout rows 500 times with a fixed seed, holding the selected model and threshold constant. The resulting conditional F1 interval is approximately 0.703 to 0.820. This interval ignores product clustering, source uncertainty and model selection uncertainty. It is not a confidence interval for future business performance. A real study should resample independent product groups and compare models using paired predictions on identical samples.</w:t>
-      </w:r>
-    </w:p>
-    <w:p>
-      <w:r>
-        <w:t>The current data is generated from a small phrase inventory, with deliberate label noise. Identical text conflict removal may remove difficult examples and change prevalence. The experiment has no multilingual assessment, reviewer grouping, probability calibration, causal inference or observed operations. The small observed difference between classifiers should therefore be interpreted cautiously. NIST’s risk framework provides broader context for treating reliability and ongoing measurement as lifecycle responsibilities [R8].</w:t>
-      </w:r>
-    </w:p>
-    <w:p>
-      <w:pPr>
-        <w:pStyle w:val="Heading1"/>
-      </w:pPr>
-      <w:r>
-        <w:t>Error review and proposed validation plan</w:t>
-      </w:r>
-    </w:p>
-    <w:p>
-      <w:r>
-        <w:t>Review false positives and false negatives in outputs/test_predictions.csv alongside their text and label. For a real study, ask two annotators to assign dissatisfaction and complaint themes to a small development sample, reconcile disagreements and record the annotation rules. Star ratings remain a proxy rather than a definitive sentiment label. Separate mixed feedback and genuine safety escalation from the general queue.</w:t>
-      </w:r>
-    </w:p>
-    <w:p>
-      <w:r>
-        <w:t>Collect a later real feedback sample for a locked final test. Freeze preprocessing, feature set, model and threshold first. Report subgroup sample sizes and metrics for categories, text lengths and supported languages. Run a silent pilot in which analysts compare existing handling with model prioritization while retaining normal escalation procedures. Record review time, queue precision, missed complaints and analyst disagreements. Do not make a deployment decision from model accuracy alone.</w:t>
-      </w:r>
-    </w:p>
-    <w:p>
-      <w:pPr>
-        <w:pStyle w:val="Heading1"/>
-      </w:pPr>
-      <w:r>
-        <w:t>Actionable recommendations for stakeholders</w:t>
+        <w:t>Figure 2  Measured confusion matrix using the validation chosen threshold</w:t>
       </w:r>
     </w:p>
     <w:tbl>
@@ -1664,17 +1969,19 @@
         <w:tblLook w:firstColumn="1" w:firstRow="1" w:lastColumn="0" w:lastRow="0" w:noHBand="0" w:noVBand="1" w:val="04A0"/>
       </w:tblPr>
       <w:tblGrid>
-        <w:gridCol w:w="3168"/>
-        <w:gridCol w:w="3456"/>
-        <w:gridCol w:w="3312"/>
+        <w:gridCol w:w="2592"/>
+        <w:gridCol w:w="1440"/>
+        <w:gridCol w:w="6019"/>
       </w:tblGrid>
       <w:tr>
         <w:trPr>
           <w:tblHeader/>
+          <w:cantSplit/>
         </w:trPr>
         <w:tc>
           <w:tcPr>
-            <w:tcW w:type="dxa" w:w="3168"/>
+            <w:tcW w:type="dxa" w:w="2592"/>
+            <w:vAlign w:val="center"/>
             <w:tcBorders>
               <w:top w:val="single" w:sz="4" w:color="D9D9D9"/>
               <w:left w:val="single" w:sz="4" w:color="D9D9D9"/>
@@ -1682,30 +1989,31 @@
               <w:right w:val="single" w:sz="4" w:color="D9D9D9"/>
             </w:tcBorders>
             <w:tcMar>
-              <w:top w:w="90" w:type="dxa"/>
-              <w:left w:w="90" w:type="dxa"/>
-              <w:bottom w:w="90" w:type="dxa"/>
-              <w:right w:w="90" w:type="dxa"/>
+              <w:top w:w="85" w:type="dxa"/>
+              <w:left w:w="85" w:type="dxa"/>
+              <w:bottom w:w="85" w:type="dxa"/>
+              <w:right w:w="85" w:type="dxa"/>
             </w:tcMar>
-            <w:shd w:fill="DFE8EE"/>
+            <w:shd w:fill="DDE7EE"/>
           </w:tcPr>
           <w:p>
             <w:pPr>
               <w:keepNext/>
-              <w:spacing w:after="60"/>
+              <w:spacing w:after="40" w:line="247" w:lineRule="auto"/>
             </w:pPr>
             <w:r>
               <w:rPr>
                 <w:b/>
-                <w:sz w:val="19"/>
+                <w:sz w:val="18"/>
               </w:rPr>
-              <w:t>Recommendation</w:t>
+              <w:t>Outcome</w:t>
             </w:r>
           </w:p>
         </w:tc>
         <w:tc>
           <w:tcPr>
-            <w:tcW w:type="dxa" w:w="3456"/>
+            <w:tcW w:type="dxa" w:w="1440"/>
+            <w:vAlign w:val="center"/>
             <w:tcBorders>
               <w:top w:val="single" w:sz="4" w:color="D9D9D9"/>
               <w:left w:val="single" w:sz="4" w:color="D9D9D9"/>
@@ -1713,30 +2021,31 @@
               <w:right w:val="single" w:sz="4" w:color="D9D9D9"/>
             </w:tcBorders>
             <w:tcMar>
-              <w:top w:w="90" w:type="dxa"/>
-              <w:left w:w="90" w:type="dxa"/>
-              <w:bottom w:w="90" w:type="dxa"/>
-              <w:right w:w="90" w:type="dxa"/>
+              <w:top w:w="85" w:type="dxa"/>
+              <w:left w:w="85" w:type="dxa"/>
+              <w:bottom w:w="85" w:type="dxa"/>
+              <w:right w:w="85" w:type="dxa"/>
             </w:tcMar>
-            <w:shd w:fill="DFE8EE"/>
+            <w:shd w:fill="DDE7EE"/>
           </w:tcPr>
           <w:p>
             <w:pPr>
               <w:keepNext/>
-              <w:spacing w:after="60"/>
+              <w:spacing w:after="40" w:line="247" w:lineRule="auto"/>
             </w:pPr>
             <w:r>
               <w:rPr>
                 <w:b/>
-                <w:sz w:val="19"/>
+                <w:sz w:val="18"/>
               </w:rPr>
-              <w:t>Owner and measure</w:t>
+              <w:t>Reviews</w:t>
             </w:r>
           </w:p>
         </w:tc>
         <w:tc>
           <w:tcPr>
-            <w:tcW w:type="dxa" w:w="3312"/>
+            <w:tcW w:type="dxa" w:w="6019"/>
+            <w:vAlign w:val="center"/>
             <w:tcBorders>
               <w:top w:val="single" w:sz="4" w:color="D9D9D9"/>
               <w:left w:val="single" w:sz="4" w:color="D9D9D9"/>
@@ -1744,32 +2053,36 @@
               <w:right w:val="single" w:sz="4" w:color="D9D9D9"/>
             </w:tcBorders>
             <w:tcMar>
-              <w:top w:w="90" w:type="dxa"/>
-              <w:left w:w="90" w:type="dxa"/>
-              <w:bottom w:w="90" w:type="dxa"/>
-              <w:right w:w="90" w:type="dxa"/>
+              <w:top w:w="85" w:type="dxa"/>
+              <w:left w:w="85" w:type="dxa"/>
+              <w:bottom w:w="85" w:type="dxa"/>
+              <w:right w:w="85" w:type="dxa"/>
             </w:tcMar>
-            <w:shd w:fill="DFE8EE"/>
+            <w:shd w:fill="DDE7EE"/>
           </w:tcPr>
           <w:p>
             <w:pPr>
               <w:keepNext/>
-              <w:spacing w:after="60"/>
+              <w:spacing w:after="40" w:line="247" w:lineRule="auto"/>
             </w:pPr>
             <w:r>
               <w:rPr>
                 <w:b/>
-                <w:sz w:val="19"/>
+                <w:sz w:val="18"/>
               </w:rPr>
-              <w:t>Evidence required</w:t>
+              <w:t>Interpretation</w:t>
             </w:r>
           </w:p>
         </w:tc>
       </w:tr>
       <w:tr>
+        <w:trPr>
+          <w:cantSplit/>
+        </w:trPr>
         <w:tc>
           <w:tcPr>
-            <w:tcW w:type="dxa" w:w="3168"/>
+            <w:tcW w:type="dxa" w:w="2592"/>
+            <w:vAlign w:val="center"/>
             <w:tcBorders>
               <w:top w:val="single" w:sz="4" w:color="D9D9D9"/>
               <w:left w:val="single" w:sz="4" w:color="D9D9D9"/>
@@ -1777,29 +2090,30 @@
               <w:right w:val="single" w:sz="4" w:color="D9D9D9"/>
             </w:tcBorders>
             <w:tcMar>
-              <w:top w:w="90" w:type="dxa"/>
-              <w:left w:w="90" w:type="dxa"/>
-              <w:bottom w:w="90" w:type="dxa"/>
-              <w:right w:w="90" w:type="dxa"/>
+              <w:top w:w="85" w:type="dxa"/>
+              <w:left w:w="85" w:type="dxa"/>
+              <w:bottom w:w="85" w:type="dxa"/>
+              <w:right w:w="85" w:type="dxa"/>
             </w:tcMar>
           </w:tcPr>
           <w:p>
             <w:pPr>
               <w:keepNext/>
-              <w:spacing w:after="60"/>
+              <w:spacing w:after="40" w:line="247" w:lineRule="auto"/>
             </w:pPr>
             <w:r>
               <w:rPr>
                 <w:b w:val="0"/>
-                <w:sz w:val="19"/>
+                <w:sz w:val="18"/>
               </w:rPr>
-              <w:t>Use rating filters when ratings exist</w:t>
+              <w:t>True positive</w:t>
             </w:r>
           </w:p>
         </w:tc>
         <w:tc>
           <w:tcPr>
-            <w:tcW w:type="dxa" w:w="3456"/>
+            <w:tcW w:type="dxa" w:w="1440"/>
+            <w:vAlign w:val="center"/>
             <w:tcBorders>
               <w:top w:val="single" w:sz="4" w:color="D9D9D9"/>
               <w:left w:val="single" w:sz="4" w:color="D9D9D9"/>
@@ -1807,29 +2121,30 @@
               <w:right w:val="single" w:sz="4" w:color="D9D9D9"/>
             </w:tcBorders>
             <w:tcMar>
-              <w:top w:w="90" w:type="dxa"/>
-              <w:left w:w="90" w:type="dxa"/>
-              <w:bottom w:w="90" w:type="dxa"/>
-              <w:right w:w="90" w:type="dxa"/>
+              <w:top w:w="85" w:type="dxa"/>
+              <w:left w:w="85" w:type="dxa"/>
+              <w:bottom w:w="85" w:type="dxa"/>
+              <w:right w:w="85" w:type="dxa"/>
             </w:tcMar>
           </w:tcPr>
           <w:p>
             <w:pPr>
               <w:keepNext/>
-              <w:spacing w:after="60"/>
+              <w:spacing w:after="40" w:line="247" w:lineRule="auto"/>
             </w:pPr>
             <w:r>
               <w:rPr>
                 <w:b w:val="0"/>
-                <w:sz w:val="19"/>
+                <w:sz w:val="18"/>
               </w:rPr>
-              <w:t>Customer experience analyst; queue relevance</w:t>
+              <w:t>667</w:t>
             </w:r>
           </w:p>
         </w:tc>
         <w:tc>
           <w:tcPr>
-            <w:tcW w:type="dxa" w:w="3312"/>
+            <w:tcW w:type="dxa" w:w="6019"/>
+            <w:vAlign w:val="center"/>
             <w:tcBorders>
               <w:top w:val="single" w:sz="4" w:color="D9D9D9"/>
               <w:left w:val="single" w:sz="4" w:color="D9D9D9"/>
@@ -1837,31 +2152,35 @@
               <w:right w:val="single" w:sz="4" w:color="D9D9D9"/>
             </w:tcBorders>
             <w:tcMar>
-              <w:top w:w="90" w:type="dxa"/>
-              <w:left w:w="90" w:type="dxa"/>
-              <w:bottom w:w="90" w:type="dxa"/>
-              <w:right w:w="90" w:type="dxa"/>
+              <w:top w:w="85" w:type="dxa"/>
+              <w:left w:w="85" w:type="dxa"/>
+              <w:bottom w:w="85" w:type="dxa"/>
+              <w:right w:w="85" w:type="dxa"/>
             </w:tcMar>
           </w:tcPr>
           <w:p>
             <w:pPr>
               <w:keepNext/>
-              <w:spacing w:after="60"/>
+              <w:spacing w:after="40" w:line="247" w:lineRule="auto"/>
             </w:pPr>
             <w:r>
               <w:rPr>
                 <w:b w:val="0"/>
-                <w:sz w:val="19"/>
+                <w:sz w:val="18"/>
               </w:rPr>
-              <w:t>Compare with text model only where it adds information</w:t>
+              <w:t>Flagged and rated 1 or 2</w:t>
             </w:r>
           </w:p>
         </w:tc>
       </w:tr>
       <w:tr>
+        <w:trPr>
+          <w:cantSplit/>
+        </w:trPr>
         <w:tc>
           <w:tcPr>
-            <w:tcW w:type="dxa" w:w="3168"/>
+            <w:tcW w:type="dxa" w:w="2592"/>
+            <w:vAlign w:val="center"/>
             <w:tcBorders>
               <w:top w:val="single" w:sz="4" w:color="D9D9D9"/>
               <w:left w:val="single" w:sz="4" w:color="D9D9D9"/>
@@ -1869,30 +2188,31 @@
               <w:right w:val="single" w:sz="4" w:color="D9D9D9"/>
             </w:tcBorders>
             <w:tcMar>
-              <w:top w:w="90" w:type="dxa"/>
-              <w:left w:w="90" w:type="dxa"/>
-              <w:bottom w:w="90" w:type="dxa"/>
-              <w:right w:w="90" w:type="dxa"/>
+              <w:top w:w="85" w:type="dxa"/>
+              <w:left w:w="85" w:type="dxa"/>
+              <w:bottom w:w="85" w:type="dxa"/>
+              <w:right w:w="85" w:type="dxa"/>
             </w:tcMar>
-            <w:shd w:fill="F5F7F9"/>
+            <w:shd w:fill="F4F6F8"/>
           </w:tcPr>
           <w:p>
             <w:pPr>
               <w:keepNext/>
-              <w:spacing w:after="60"/>
+              <w:spacing w:after="40" w:line="247" w:lineRule="auto"/>
             </w:pPr>
             <w:r>
               <w:rPr>
                 <w:b w:val="0"/>
-                <w:sz w:val="19"/>
+                <w:sz w:val="18"/>
               </w:rPr>
-              <w:t>Validate on unrated feedback before use</w:t>
+              <w:t>False positive</w:t>
             </w:r>
           </w:p>
         </w:tc>
         <w:tc>
           <w:tcPr>
-            <w:tcW w:type="dxa" w:w="3456"/>
+            <w:tcW w:type="dxa" w:w="1440"/>
+            <w:vAlign w:val="center"/>
             <w:tcBorders>
               <w:top w:val="single" w:sz="4" w:color="D9D9D9"/>
               <w:left w:val="single" w:sz="4" w:color="D9D9D9"/>
@@ -1900,30 +2220,31 @@
               <w:right w:val="single" w:sz="4" w:color="D9D9D9"/>
             </w:tcBorders>
             <w:tcMar>
-              <w:top w:w="90" w:type="dxa"/>
-              <w:left w:w="90" w:type="dxa"/>
-              <w:bottom w:w="90" w:type="dxa"/>
-              <w:right w:w="90" w:type="dxa"/>
+              <w:top w:w="85" w:type="dxa"/>
+              <w:left w:w="85" w:type="dxa"/>
+              <w:bottom w:w="85" w:type="dxa"/>
+              <w:right w:w="85" w:type="dxa"/>
             </w:tcMar>
-            <w:shd w:fill="F5F7F9"/>
+            <w:shd w:fill="F4F6F8"/>
           </w:tcPr>
           <w:p>
             <w:pPr>
               <w:keepNext/>
-              <w:spacing w:after="60"/>
+              <w:spacing w:after="40" w:line="247" w:lineRule="auto"/>
             </w:pPr>
             <w:r>
               <w:rPr>
                 <w:b w:val="0"/>
-                <w:sz w:val="19"/>
+                <w:sz w:val="18"/>
               </w:rPr>
-              <w:t>Data analyst; manual label agreement and F1</w:t>
+              <w:t>280</w:t>
             </w:r>
           </w:p>
         </w:tc>
         <w:tc>
           <w:tcPr>
-            <w:tcW w:type="dxa" w:w="3312"/>
+            <w:tcW w:type="dxa" w:w="6019"/>
+            <w:vAlign w:val="center"/>
             <w:tcBorders>
               <w:top w:val="single" w:sz="4" w:color="D9D9D9"/>
               <w:left w:val="single" w:sz="4" w:color="D9D9D9"/>
@@ -1931,32 +2252,36 @@
               <w:right w:val="single" w:sz="4" w:color="D9D9D9"/>
             </w:tcBorders>
             <w:tcMar>
-              <w:top w:w="90" w:type="dxa"/>
-              <w:left w:w="90" w:type="dxa"/>
-              <w:bottom w:w="90" w:type="dxa"/>
-              <w:right w:w="90" w:type="dxa"/>
+              <w:top w:w="85" w:type="dxa"/>
+              <w:left w:w="85" w:type="dxa"/>
+              <w:bottom w:w="85" w:type="dxa"/>
+              <w:right w:w="85" w:type="dxa"/>
             </w:tcMar>
-            <w:shd w:fill="F5F7F9"/>
+            <w:shd w:fill="F4F6F8"/>
           </w:tcPr>
           <w:p>
             <w:pPr>
               <w:keepNext/>
-              <w:spacing w:after="60"/>
+              <w:spacing w:after="40" w:line="247" w:lineRule="auto"/>
             </w:pPr>
             <w:r>
               <w:rPr>
                 <w:b w:val="0"/>
-                <w:sz w:val="19"/>
+                <w:sz w:val="18"/>
               </w:rPr>
-              <w:t>Independent real channel sample</w:t>
+              <w:t>Flagged but rated 3 through 5</w:t>
             </w:r>
           </w:p>
         </w:tc>
       </w:tr>
       <w:tr>
+        <w:trPr>
+          <w:cantSplit/>
+        </w:trPr>
         <w:tc>
           <w:tcPr>
-            <w:tcW w:type="dxa" w:w="3168"/>
+            <w:tcW w:type="dxa" w:w="2592"/>
+            <w:vAlign w:val="center"/>
             <w:tcBorders>
               <w:top w:val="single" w:sz="4" w:color="D9D9D9"/>
               <w:left w:val="single" w:sz="4" w:color="D9D9D9"/>
@@ -1964,29 +2289,30 @@
               <w:right w:val="single" w:sz="4" w:color="D9D9D9"/>
             </w:tcBorders>
             <w:tcMar>
-              <w:top w:w="90" w:type="dxa"/>
-              <w:left w:w="90" w:type="dxa"/>
-              <w:bottom w:w="90" w:type="dxa"/>
-              <w:right w:w="90" w:type="dxa"/>
+              <w:top w:w="85" w:type="dxa"/>
+              <w:left w:w="85" w:type="dxa"/>
+              <w:bottom w:w="85" w:type="dxa"/>
+              <w:right w:w="85" w:type="dxa"/>
             </w:tcMar>
           </w:tcPr>
           <w:p>
             <w:pPr>
               <w:keepNext/>
-              <w:spacing w:after="60"/>
+              <w:spacing w:after="40" w:line="247" w:lineRule="auto"/>
             </w:pPr>
             <w:r>
               <w:rPr>
                 <w:b w:val="0"/>
-                <w:sz w:val="19"/>
+                <w:sz w:val="18"/>
               </w:rPr>
-              <w:t>Inspect recurring verified themes</w:t>
+              <w:t>False negative</w:t>
             </w:r>
           </w:p>
         </w:tc>
         <w:tc>
           <w:tcPr>
-            <w:tcW w:type="dxa" w:w="3456"/>
+            <w:tcW w:type="dxa" w:w="1440"/>
+            <w:vAlign w:val="center"/>
             <w:tcBorders>
               <w:top w:val="single" w:sz="4" w:color="D9D9D9"/>
               <w:left w:val="single" w:sz="4" w:color="D9D9D9"/>
@@ -1994,29 +2320,30 @@
               <w:right w:val="single" w:sz="4" w:color="D9D9D9"/>
             </w:tcBorders>
             <w:tcMar>
-              <w:top w:w="90" w:type="dxa"/>
-              <w:left w:w="90" w:type="dxa"/>
-              <w:bottom w:w="90" w:type="dxa"/>
-              <w:right w:w="90" w:type="dxa"/>
+              <w:top w:w="85" w:type="dxa"/>
+              <w:left w:w="85" w:type="dxa"/>
+              <w:bottom w:w="85" w:type="dxa"/>
+              <w:right w:w="85" w:type="dxa"/>
             </w:tcMar>
           </w:tcPr>
           <w:p>
             <w:pPr>
               <w:keepNext/>
-              <w:spacing w:after="60"/>
+              <w:spacing w:after="40" w:line="247" w:lineRule="auto"/>
             </w:pPr>
             <w:r>
               <w:rPr>
                 <w:b w:val="0"/>
-                <w:sz w:val="19"/>
+                <w:sz w:val="18"/>
               </w:rPr>
-              <w:t>Product and operations team; confirmed issue counts</w:t>
+              <w:t>206</w:t>
             </w:r>
           </w:p>
         </w:tc>
         <w:tc>
           <w:tcPr>
-            <w:tcW w:type="dxa" w:w="3312"/>
+            <w:tcW w:type="dxa" w:w="6019"/>
+            <w:vAlign w:val="center"/>
             <w:tcBorders>
               <w:top w:val="single" w:sz="4" w:color="D9D9D9"/>
               <w:left w:val="single" w:sz="4" w:color="D9D9D9"/>
@@ -2024,31 +2351,35 @@
               <w:right w:val="single" w:sz="4" w:color="D9D9D9"/>
             </w:tcBorders>
             <w:tcMar>
-              <w:top w:w="90" w:type="dxa"/>
-              <w:left w:w="90" w:type="dxa"/>
-              <w:bottom w:w="90" w:type="dxa"/>
-              <w:right w:w="90" w:type="dxa"/>
+              <w:top w:w="85" w:type="dxa"/>
+              <w:left w:w="85" w:type="dxa"/>
+              <w:bottom w:w="85" w:type="dxa"/>
+              <w:right w:w="85" w:type="dxa"/>
             </w:tcMar>
           </w:tcPr>
           <w:p>
             <w:pPr>
               <w:keepNext/>
-              <w:spacing w:after="60"/>
+              <w:spacing w:after="40" w:line="247" w:lineRule="auto"/>
             </w:pPr>
             <w:r>
               <w:rPr>
                 <w:b w:val="0"/>
-                <w:sz w:val="19"/>
+                <w:sz w:val="18"/>
               </w:rPr>
-              <w:t>Read comments and check operational records</w:t>
+              <w:t>Not flagged despite rating 1 or 2</w:t>
             </w:r>
           </w:p>
         </w:tc>
       </w:tr>
       <w:tr>
+        <w:trPr>
+          <w:cantSplit/>
+        </w:trPr>
         <w:tc>
           <w:tcPr>
-            <w:tcW w:type="dxa" w:w="3168"/>
+            <w:tcW w:type="dxa" w:w="2592"/>
+            <w:vAlign w:val="center"/>
             <w:tcBorders>
               <w:top w:val="single" w:sz="4" w:color="D9D9D9"/>
               <w:left w:val="single" w:sz="4" w:color="D9D9D9"/>
@@ -2056,30 +2387,30 @@
               <w:right w:val="single" w:sz="4" w:color="D9D9D9"/>
             </w:tcBorders>
             <w:tcMar>
-              <w:top w:w="90" w:type="dxa"/>
-              <w:left w:w="90" w:type="dxa"/>
-              <w:bottom w:w="90" w:type="dxa"/>
-              <w:right w:w="90" w:type="dxa"/>
+              <w:top w:w="85" w:type="dxa"/>
+              <w:left w:w="85" w:type="dxa"/>
+              <w:bottom w:w="85" w:type="dxa"/>
+              <w:right w:w="85" w:type="dxa"/>
             </w:tcMar>
-            <w:shd w:fill="F5F7F9"/>
+            <w:shd w:fill="F4F6F8"/>
           </w:tcPr>
           <w:p>
             <w:pPr>
-              <w:keepNext/>
-              <w:spacing w:after="60"/>
+              <w:spacing w:after="40" w:line="247" w:lineRule="auto"/>
             </w:pPr>
             <w:r>
               <w:rPr>
                 <w:b w:val="0"/>
-                <w:sz w:val="19"/>
+                <w:sz w:val="18"/>
               </w:rPr>
-              <w:t>Set capacity aware threshold</w:t>
+              <w:t>True negative</w:t>
             </w:r>
           </w:p>
         </w:tc>
         <w:tc>
           <w:tcPr>
-            <w:tcW w:type="dxa" w:w="3456"/>
+            <w:tcW w:type="dxa" w:w="1440"/>
+            <w:vAlign w:val="center"/>
             <w:tcBorders>
               <w:top w:val="single" w:sz="4" w:color="D9D9D9"/>
               <w:left w:val="single" w:sz="4" w:color="D9D9D9"/>
@@ -2087,30 +2418,30 @@
               <w:right w:val="single" w:sz="4" w:color="D9D9D9"/>
             </w:tcBorders>
             <w:tcMar>
-              <w:top w:w="90" w:type="dxa"/>
-              <w:left w:w="90" w:type="dxa"/>
-              <w:bottom w:w="90" w:type="dxa"/>
-              <w:right w:w="90" w:type="dxa"/>
+              <w:top w:w="85" w:type="dxa"/>
+              <w:left w:w="85" w:type="dxa"/>
+              <w:bottom w:w="85" w:type="dxa"/>
+              <w:right w:w="85" w:type="dxa"/>
             </w:tcMar>
-            <w:shd w:fill="F5F7F9"/>
+            <w:shd w:fill="F4F6F8"/>
           </w:tcPr>
           <w:p>
             <w:pPr>
-              <w:keepNext/>
-              <w:spacing w:after="60"/>
+              <w:spacing w:after="40" w:line="247" w:lineRule="auto"/>
             </w:pPr>
             <w:r>
               <w:rPr>
                 <w:b w:val="0"/>
-                <w:sz w:val="19"/>
+                <w:sz w:val="18"/>
               </w:rPr>
-              <w:t>Support lead; reviews per day and missed issue rate</w:t>
+              <w:t>4250</w:t>
             </w:r>
           </w:p>
         </w:tc>
         <w:tc>
           <w:tcPr>
-            <w:tcW w:type="dxa" w:w="3312"/>
+            <w:tcW w:type="dxa" w:w="6019"/>
+            <w:vAlign w:val="center"/>
             <w:tcBorders>
               <w:top w:val="single" w:sz="4" w:color="D9D9D9"/>
               <w:left w:val="single" w:sz="4" w:color="D9D9D9"/>
@@ -2118,32 +2449,126 @@
               <w:right w:val="single" w:sz="4" w:color="D9D9D9"/>
             </w:tcBorders>
             <w:tcMar>
-              <w:top w:w="90" w:type="dxa"/>
-              <w:left w:w="90" w:type="dxa"/>
-              <w:bottom w:w="90" w:type="dxa"/>
-              <w:right w:w="90" w:type="dxa"/>
+              <w:top w:w="85" w:type="dxa"/>
+              <w:left w:w="85" w:type="dxa"/>
+              <w:bottom w:w="85" w:type="dxa"/>
+              <w:right w:w="85" w:type="dxa"/>
             </w:tcMar>
-            <w:shd w:fill="F5F7F9"/>
+            <w:shd w:fill="F4F6F8"/>
           </w:tcPr>
           <w:p>
             <w:pPr>
-              <w:keepNext/>
-              <w:spacing w:after="60"/>
+              <w:spacing w:after="40" w:line="247" w:lineRule="auto"/>
             </w:pPr>
             <w:r>
               <w:rPr>
                 <w:b w:val="0"/>
-                <w:sz w:val="19"/>
+                <w:sz w:val="18"/>
               </w:rPr>
-              <w:t>Validation scores plus pilot timing</w:t>
+              <w:t>Not flagged and rated 3 through 5</w:t>
             </w:r>
           </w:p>
         </w:tc>
       </w:tr>
+    </w:tbl>
+    <w:p>
+      <w:pPr>
+        <w:spacing w:after="0"/>
+      </w:pPr>
+    </w:p>
+    <w:p>
+      <w:r>
+        <w:t>The flagged fraction is 17.5%. This is a prioritization volume, not a measured workload reduction: unflagged reviews still need auditing and possible handling. False positives are not necessarily harmless praise, because three star feedback can contain genuine complaints. False negatives are missed low star labels, not verified severe safety incidents. These definitions prevent the business interpretation from overstating what rating derived labels establish.</w:t>
+      </w:r>
+    </w:p>
+    <w:p>
+      <w:pPr>
+        <w:pStyle w:val="Heading1"/>
+      </w:pPr>
+      <w:r>
+        <w:t>Ranking and operating threshold</w:t>
+      </w:r>
+    </w:p>
+    <w:p>
+      <w:pPr>
+        <w:keepNext/>
+      </w:pPr>
+      <w:r>
+        <w:drawing>
+          <wp:inline xmlns:a="http://schemas.openxmlformats.org/drawingml/2006/main" xmlns:pic="http://schemas.openxmlformats.org/drawingml/2006/picture">
+            <wp:extent cx="5897880" cy="3236785"/>
+            <wp:docPr id="3" name="Picture 3"/>
+            <wp:cNvGraphicFramePr>
+              <a:graphicFrameLocks noChangeAspect="1"/>
+            </wp:cNvGraphicFramePr>
+            <a:graphic>
+              <a:graphicData uri="http://schemas.openxmlformats.org/drawingml/2006/picture">
+                <pic:pic>
+                  <pic:nvPicPr>
+                    <pic:cNvPr id="0" name="precision_recall.png"/>
+                    <pic:cNvPicPr/>
+                  </pic:nvPicPr>
+                  <pic:blipFill>
+                    <a:blip r:embed="rId13"/>
+                    <a:stretch>
+                      <a:fillRect/>
+                    </a:stretch>
+                  </pic:blipFill>
+                  <pic:spPr>
+                    <a:xfrm>
+                      <a:off x="0" y="0"/>
+                      <a:ext cx="5897880" cy="3236785"/>
+                    </a:xfrm>
+                    <a:prstGeom prst="rect"/>
+                  </pic:spPr>
+                </pic:pic>
+              </a:graphicData>
+            </a:graphic>
+          </wp:inline>
+        </w:drawing>
+      </w:r>
+    </w:p>
+    <w:p>
+      <w:pPr>
+        <w:pStyle w:val="Caption"/>
+      </w:pPr>
+      <w:r>
+        <w:t>Figure 3  Real held out precision recall curves with the prevalence reference</w:t>
+      </w:r>
+    </w:p>
+    <w:p>
+      <w:r>
+        <w:t>A support team can lower a threshold to catch more potential complaints, at the cost of more reviews entering the queue. A higher threshold normally improves selectivity but can miss more issues. The published threshold was chosen on validation F1. Changing it after seeing this final test chart would require a new untouched evaluation set before claiming a fresh unbiased result. No probability calibration is assumed.</w:t>
+      </w:r>
+    </w:p>
+    <w:p>
+      <w:pPr>
+        <w:pStyle w:val="Heading1"/>
+      </w:pPr>
+      <w:r>
+        <w:t>Product clustered uncertainty</w:t>
+      </w:r>
+    </w:p>
+    <w:tbl>
+      <w:tblPr>
+        <w:tblW w:type="auto" w:w="0"/>
+        <w:tblLayout w:type="fixed"/>
+        <w:tblLook w:firstColumn="1" w:firstRow="1" w:lastColumn="0" w:lastRow="0" w:noHBand="0" w:noVBand="1" w:val="04A0"/>
+      </w:tblPr>
+      <w:tblGrid>
+        <w:gridCol w:w="2448"/>
+        <w:gridCol w:w="2016"/>
+        <w:gridCol w:w="5587"/>
+      </w:tblGrid>
       <w:tr>
+        <w:trPr>
+          <w:tblHeader/>
+          <w:cantSplit/>
+        </w:trPr>
         <w:tc>
           <w:tcPr>
-            <w:tcW w:type="dxa" w:w="3168"/>
+            <w:tcW w:type="dxa" w:w="2448"/>
+            <w:vAlign w:val="center"/>
             <w:tcBorders>
               <w:top w:val="single" w:sz="4" w:color="D9D9D9"/>
               <w:left w:val="single" w:sz="4" w:color="D9D9D9"/>
@@ -2151,28 +2576,31 @@
               <w:right w:val="single" w:sz="4" w:color="D9D9D9"/>
             </w:tcBorders>
             <w:tcMar>
-              <w:top w:w="90" w:type="dxa"/>
-              <w:left w:w="90" w:type="dxa"/>
-              <w:bottom w:w="90" w:type="dxa"/>
-              <w:right w:w="90" w:type="dxa"/>
+              <w:top w:w="85" w:type="dxa"/>
+              <w:left w:w="85" w:type="dxa"/>
+              <w:bottom w:w="85" w:type="dxa"/>
+              <w:right w:w="85" w:type="dxa"/>
             </w:tcMar>
+            <w:shd w:fill="DDE7EE"/>
           </w:tcPr>
           <w:p>
             <w:pPr>
-              <w:spacing w:after="60"/>
+              <w:keepNext/>
+              <w:spacing w:after="40" w:line="247" w:lineRule="auto"/>
             </w:pPr>
             <w:r>
               <w:rPr>
-                <w:b w:val="0"/>
-                <w:sz w:val="19"/>
+                <w:b/>
+                <w:sz w:val="18"/>
               </w:rPr>
-              <w:t>Monitor before expanding</w:t>
+              <w:t>Metric</w:t>
             </w:r>
           </w:p>
         </w:tc>
         <w:tc>
           <w:tcPr>
-            <w:tcW w:type="dxa" w:w="3456"/>
+            <w:tcW w:type="dxa" w:w="2016"/>
+            <w:vAlign w:val="center"/>
             <w:tcBorders>
               <w:top w:val="single" w:sz="4" w:color="D9D9D9"/>
               <w:left w:val="single" w:sz="4" w:color="D9D9D9"/>
@@ -2180,28 +2608,31 @@
               <w:right w:val="single" w:sz="4" w:color="D9D9D9"/>
             </w:tcBorders>
             <w:tcMar>
-              <w:top w:w="90" w:type="dxa"/>
-              <w:left w:w="90" w:type="dxa"/>
-              <w:bottom w:w="90" w:type="dxa"/>
-              <w:right w:w="90" w:type="dxa"/>
+              <w:top w:w="85" w:type="dxa"/>
+              <w:left w:w="85" w:type="dxa"/>
+              <w:bottom w:w="85" w:type="dxa"/>
+              <w:right w:w="85" w:type="dxa"/>
             </w:tcMar>
+            <w:shd w:fill="DDE7EE"/>
           </w:tcPr>
           <w:p>
             <w:pPr>
-              <w:spacing w:after="60"/>
+              <w:keepNext/>
+              <w:spacing w:after="40" w:line="247" w:lineRule="auto"/>
             </w:pPr>
             <w:r>
               <w:rPr>
-                <w:b w:val="0"/>
-                <w:sz w:val="19"/>
+                <w:b/>
+                <w:sz w:val="18"/>
               </w:rPr>
-              <w:t>Data analyst; drift and sampled error rates</w:t>
+              <w:t>Point estimate</w:t>
             </w:r>
           </w:p>
         </w:tc>
         <w:tc>
           <w:tcPr>
-            <w:tcW w:type="dxa" w:w="3312"/>
+            <w:tcW w:type="dxa" w:w="5587"/>
+            <w:vAlign w:val="center"/>
             <w:tcBorders>
               <w:top w:val="single" w:sz="4" w:color="D9D9D9"/>
               <w:left w:val="single" w:sz="4" w:color="D9D9D9"/>
@@ -2209,22 +2640,1381 @@
               <w:right w:val="single" w:sz="4" w:color="D9D9D9"/>
             </w:tcBorders>
             <w:tcMar>
-              <w:top w:w="90" w:type="dxa"/>
-              <w:left w:w="90" w:type="dxa"/>
-              <w:bottom w:w="90" w:type="dxa"/>
-              <w:right w:w="90" w:type="dxa"/>
+              <w:top w:w="85" w:type="dxa"/>
+              <w:left w:w="85" w:type="dxa"/>
+              <w:bottom w:w="85" w:type="dxa"/>
+              <w:right w:w="85" w:type="dxa"/>
+            </w:tcMar>
+            <w:shd w:fill="DDE7EE"/>
+          </w:tcPr>
+          <w:p>
+            <w:pPr>
+              <w:keepNext/>
+              <w:spacing w:after="40" w:line="247" w:lineRule="auto"/>
+            </w:pPr>
+            <w:r>
+              <w:rPr>
+                <w:b/>
+                <w:sz w:val="18"/>
+              </w:rPr>
+              <w:t>Conditional 95 percent bootstrap interval</w:t>
+            </w:r>
+          </w:p>
+        </w:tc>
+      </w:tr>
+      <w:tr>
+        <w:trPr>
+          <w:cantSplit/>
+        </w:trPr>
+        <w:tc>
+          <w:tcPr>
+            <w:tcW w:type="dxa" w:w="2448"/>
+            <w:vAlign w:val="center"/>
+            <w:tcBorders>
+              <w:top w:val="single" w:sz="4" w:color="D9D9D9"/>
+              <w:left w:val="single" w:sz="4" w:color="D9D9D9"/>
+              <w:bottom w:val="single" w:sz="4" w:color="D9D9D9"/>
+              <w:right w:val="single" w:sz="4" w:color="D9D9D9"/>
+            </w:tcBorders>
+            <w:tcMar>
+              <w:top w:w="85" w:type="dxa"/>
+              <w:left w:w="85" w:type="dxa"/>
+              <w:bottom w:w="85" w:type="dxa"/>
+              <w:right w:w="85" w:type="dxa"/>
             </w:tcMar>
           </w:tcPr>
           <w:p>
             <w:pPr>
-              <w:spacing w:after="60"/>
+              <w:keepNext/>
+              <w:spacing w:after="40" w:line="247" w:lineRule="auto"/>
             </w:pPr>
             <w:r>
               <w:rPr>
                 <w:b w:val="0"/>
-                <w:sz w:val="19"/>
+                <w:sz w:val="18"/>
               </w:rPr>
-              <w:t>New feedback and periodic manual audits</w:t>
+              <w:t>Precision</w:t>
+            </w:r>
+          </w:p>
+        </w:tc>
+        <w:tc>
+          <w:tcPr>
+            <w:tcW w:type="dxa" w:w="2016"/>
+            <w:vAlign w:val="center"/>
+            <w:tcBorders>
+              <w:top w:val="single" w:sz="4" w:color="D9D9D9"/>
+              <w:left w:val="single" w:sz="4" w:color="D9D9D9"/>
+              <w:bottom w:val="single" w:sz="4" w:color="D9D9D9"/>
+              <w:right w:val="single" w:sz="4" w:color="D9D9D9"/>
+            </w:tcBorders>
+            <w:tcMar>
+              <w:top w:w="85" w:type="dxa"/>
+              <w:left w:w="85" w:type="dxa"/>
+              <w:bottom w:w="85" w:type="dxa"/>
+              <w:right w:w="85" w:type="dxa"/>
+            </w:tcMar>
+          </w:tcPr>
+          <w:p>
+            <w:pPr>
+              <w:keepNext/>
+              <w:spacing w:after="40" w:line="247" w:lineRule="auto"/>
+            </w:pPr>
+            <w:r>
+              <w:rPr>
+                <w:b w:val="0"/>
+                <w:sz w:val="18"/>
+              </w:rPr>
+              <w:t>0.704</w:t>
+            </w:r>
+          </w:p>
+        </w:tc>
+        <w:tc>
+          <w:tcPr>
+            <w:tcW w:type="dxa" w:w="5587"/>
+            <w:vAlign w:val="center"/>
+            <w:tcBorders>
+              <w:top w:val="single" w:sz="4" w:color="D9D9D9"/>
+              <w:left w:val="single" w:sz="4" w:color="D9D9D9"/>
+              <w:bottom w:val="single" w:sz="4" w:color="D9D9D9"/>
+              <w:right w:val="single" w:sz="4" w:color="D9D9D9"/>
+            </w:tcBorders>
+            <w:tcMar>
+              <w:top w:w="85" w:type="dxa"/>
+              <w:left w:w="85" w:type="dxa"/>
+              <w:bottom w:w="85" w:type="dxa"/>
+              <w:right w:w="85" w:type="dxa"/>
+            </w:tcMar>
+          </w:tcPr>
+          <w:p>
+            <w:pPr>
+              <w:keepNext/>
+              <w:spacing w:after="40" w:line="247" w:lineRule="auto"/>
+            </w:pPr>
+            <w:r>
+              <w:rPr>
+                <w:b w:val="0"/>
+                <w:sz w:val="18"/>
+              </w:rPr>
+              <w:t>0.671 to 0.736</w:t>
+            </w:r>
+          </w:p>
+        </w:tc>
+      </w:tr>
+      <w:tr>
+        <w:trPr>
+          <w:cantSplit/>
+        </w:trPr>
+        <w:tc>
+          <w:tcPr>
+            <w:tcW w:type="dxa" w:w="2448"/>
+            <w:vAlign w:val="center"/>
+            <w:tcBorders>
+              <w:top w:val="single" w:sz="4" w:color="D9D9D9"/>
+              <w:left w:val="single" w:sz="4" w:color="D9D9D9"/>
+              <w:bottom w:val="single" w:sz="4" w:color="D9D9D9"/>
+              <w:right w:val="single" w:sz="4" w:color="D9D9D9"/>
+            </w:tcBorders>
+            <w:tcMar>
+              <w:top w:w="85" w:type="dxa"/>
+              <w:left w:w="85" w:type="dxa"/>
+              <w:bottom w:w="85" w:type="dxa"/>
+              <w:right w:w="85" w:type="dxa"/>
+            </w:tcMar>
+            <w:shd w:fill="F4F6F8"/>
+          </w:tcPr>
+          <w:p>
+            <w:pPr>
+              <w:keepNext/>
+              <w:spacing w:after="40" w:line="247" w:lineRule="auto"/>
+            </w:pPr>
+            <w:r>
+              <w:rPr>
+                <w:b w:val="0"/>
+                <w:sz w:val="18"/>
+              </w:rPr>
+              <w:t>Recall</w:t>
+            </w:r>
+          </w:p>
+        </w:tc>
+        <w:tc>
+          <w:tcPr>
+            <w:tcW w:type="dxa" w:w="2016"/>
+            <w:vAlign w:val="center"/>
+            <w:tcBorders>
+              <w:top w:val="single" w:sz="4" w:color="D9D9D9"/>
+              <w:left w:val="single" w:sz="4" w:color="D9D9D9"/>
+              <w:bottom w:val="single" w:sz="4" w:color="D9D9D9"/>
+              <w:right w:val="single" w:sz="4" w:color="D9D9D9"/>
+            </w:tcBorders>
+            <w:tcMar>
+              <w:top w:w="85" w:type="dxa"/>
+              <w:left w:w="85" w:type="dxa"/>
+              <w:bottom w:w="85" w:type="dxa"/>
+              <w:right w:w="85" w:type="dxa"/>
+            </w:tcMar>
+            <w:shd w:fill="F4F6F8"/>
+          </w:tcPr>
+          <w:p>
+            <w:pPr>
+              <w:keepNext/>
+              <w:spacing w:after="40" w:line="247" w:lineRule="auto"/>
+            </w:pPr>
+            <w:r>
+              <w:rPr>
+                <w:b w:val="0"/>
+                <w:sz w:val="18"/>
+              </w:rPr>
+              <w:t>0.764</w:t>
+            </w:r>
+          </w:p>
+        </w:tc>
+        <w:tc>
+          <w:tcPr>
+            <w:tcW w:type="dxa" w:w="5587"/>
+            <w:vAlign w:val="center"/>
+            <w:tcBorders>
+              <w:top w:val="single" w:sz="4" w:color="D9D9D9"/>
+              <w:left w:val="single" w:sz="4" w:color="D9D9D9"/>
+              <w:bottom w:val="single" w:sz="4" w:color="D9D9D9"/>
+              <w:right w:val="single" w:sz="4" w:color="D9D9D9"/>
+            </w:tcBorders>
+            <w:tcMar>
+              <w:top w:w="85" w:type="dxa"/>
+              <w:left w:w="85" w:type="dxa"/>
+              <w:bottom w:w="85" w:type="dxa"/>
+              <w:right w:w="85" w:type="dxa"/>
+            </w:tcMar>
+            <w:shd w:fill="F4F6F8"/>
+          </w:tcPr>
+          <w:p>
+            <w:pPr>
+              <w:keepNext/>
+              <w:spacing w:after="40" w:line="247" w:lineRule="auto"/>
+            </w:pPr>
+            <w:r>
+              <w:rPr>
+                <w:b w:val="0"/>
+                <w:sz w:val="18"/>
+              </w:rPr>
+              <w:t>0.734 to 0.792</w:t>
+            </w:r>
+          </w:p>
+        </w:tc>
+      </w:tr>
+      <w:tr>
+        <w:trPr>
+          <w:cantSplit/>
+        </w:trPr>
+        <w:tc>
+          <w:tcPr>
+            <w:tcW w:type="dxa" w:w="2448"/>
+            <w:vAlign w:val="center"/>
+            <w:tcBorders>
+              <w:top w:val="single" w:sz="4" w:color="D9D9D9"/>
+              <w:left w:val="single" w:sz="4" w:color="D9D9D9"/>
+              <w:bottom w:val="single" w:sz="4" w:color="D9D9D9"/>
+              <w:right w:val="single" w:sz="4" w:color="D9D9D9"/>
+            </w:tcBorders>
+            <w:tcMar>
+              <w:top w:w="85" w:type="dxa"/>
+              <w:left w:w="85" w:type="dxa"/>
+              <w:bottom w:w="85" w:type="dxa"/>
+              <w:right w:w="85" w:type="dxa"/>
+            </w:tcMar>
+          </w:tcPr>
+          <w:p>
+            <w:pPr>
+              <w:keepNext/>
+              <w:spacing w:after="40" w:line="247" w:lineRule="auto"/>
+            </w:pPr>
+            <w:r>
+              <w:rPr>
+                <w:b w:val="0"/>
+                <w:sz w:val="18"/>
+              </w:rPr>
+              <w:t>F1</w:t>
+            </w:r>
+          </w:p>
+        </w:tc>
+        <w:tc>
+          <w:tcPr>
+            <w:tcW w:type="dxa" w:w="2016"/>
+            <w:vAlign w:val="center"/>
+            <w:tcBorders>
+              <w:top w:val="single" w:sz="4" w:color="D9D9D9"/>
+              <w:left w:val="single" w:sz="4" w:color="D9D9D9"/>
+              <w:bottom w:val="single" w:sz="4" w:color="D9D9D9"/>
+              <w:right w:val="single" w:sz="4" w:color="D9D9D9"/>
+            </w:tcBorders>
+            <w:tcMar>
+              <w:top w:w="85" w:type="dxa"/>
+              <w:left w:w="85" w:type="dxa"/>
+              <w:bottom w:w="85" w:type="dxa"/>
+              <w:right w:w="85" w:type="dxa"/>
+            </w:tcMar>
+          </w:tcPr>
+          <w:p>
+            <w:pPr>
+              <w:keepNext/>
+              <w:spacing w:after="40" w:line="247" w:lineRule="auto"/>
+            </w:pPr>
+            <w:r>
+              <w:rPr>
+                <w:b w:val="0"/>
+                <w:sz w:val="18"/>
+              </w:rPr>
+              <w:t>0.733</w:t>
+            </w:r>
+          </w:p>
+        </w:tc>
+        <w:tc>
+          <w:tcPr>
+            <w:tcW w:type="dxa" w:w="5587"/>
+            <w:vAlign w:val="center"/>
+            <w:tcBorders>
+              <w:top w:val="single" w:sz="4" w:color="D9D9D9"/>
+              <w:left w:val="single" w:sz="4" w:color="D9D9D9"/>
+              <w:bottom w:val="single" w:sz="4" w:color="D9D9D9"/>
+              <w:right w:val="single" w:sz="4" w:color="D9D9D9"/>
+            </w:tcBorders>
+            <w:tcMar>
+              <w:top w:w="85" w:type="dxa"/>
+              <w:left w:w="85" w:type="dxa"/>
+              <w:bottom w:w="85" w:type="dxa"/>
+              <w:right w:w="85" w:type="dxa"/>
+            </w:tcMar>
+          </w:tcPr>
+          <w:p>
+            <w:pPr>
+              <w:keepNext/>
+              <w:spacing w:after="40" w:line="247" w:lineRule="auto"/>
+            </w:pPr>
+            <w:r>
+              <w:rPr>
+                <w:b w:val="0"/>
+                <w:sz w:val="18"/>
+              </w:rPr>
+              <w:t>0.708 to 0.758</w:t>
+            </w:r>
+          </w:p>
+        </w:tc>
+      </w:tr>
+      <w:tr>
+        <w:trPr>
+          <w:cantSplit/>
+        </w:trPr>
+        <w:tc>
+          <w:tcPr>
+            <w:tcW w:type="dxa" w:w="2448"/>
+            <w:vAlign w:val="center"/>
+            <w:tcBorders>
+              <w:top w:val="single" w:sz="4" w:color="D9D9D9"/>
+              <w:left w:val="single" w:sz="4" w:color="D9D9D9"/>
+              <w:bottom w:val="single" w:sz="4" w:color="D9D9D9"/>
+              <w:right w:val="single" w:sz="4" w:color="D9D9D9"/>
+            </w:tcBorders>
+            <w:tcMar>
+              <w:top w:w="85" w:type="dxa"/>
+              <w:left w:w="85" w:type="dxa"/>
+              <w:bottom w:w="85" w:type="dxa"/>
+              <w:right w:w="85" w:type="dxa"/>
+            </w:tcMar>
+            <w:shd w:fill="F4F6F8"/>
+          </w:tcPr>
+          <w:p>
+            <w:pPr>
+              <w:spacing w:after="40" w:line="247" w:lineRule="auto"/>
+            </w:pPr>
+            <w:r>
+              <w:rPr>
+                <w:b w:val="0"/>
+                <w:sz w:val="18"/>
+              </w:rPr>
+              <w:t>Average Precision</w:t>
+            </w:r>
+          </w:p>
+        </w:tc>
+        <w:tc>
+          <w:tcPr>
+            <w:tcW w:type="dxa" w:w="2016"/>
+            <w:vAlign w:val="center"/>
+            <w:tcBorders>
+              <w:top w:val="single" w:sz="4" w:color="D9D9D9"/>
+              <w:left w:val="single" w:sz="4" w:color="D9D9D9"/>
+              <w:bottom w:val="single" w:sz="4" w:color="D9D9D9"/>
+              <w:right w:val="single" w:sz="4" w:color="D9D9D9"/>
+            </w:tcBorders>
+            <w:tcMar>
+              <w:top w:w="85" w:type="dxa"/>
+              <w:left w:w="85" w:type="dxa"/>
+              <w:bottom w:w="85" w:type="dxa"/>
+              <w:right w:w="85" w:type="dxa"/>
+            </w:tcMar>
+            <w:shd w:fill="F4F6F8"/>
+          </w:tcPr>
+          <w:p>
+            <w:pPr>
+              <w:spacing w:after="40" w:line="247" w:lineRule="auto"/>
+            </w:pPr>
+            <w:r>
+              <w:rPr>
+                <w:b w:val="0"/>
+                <w:sz w:val="18"/>
+              </w:rPr>
+              <w:t>0.787</w:t>
+            </w:r>
+          </w:p>
+        </w:tc>
+        <w:tc>
+          <w:tcPr>
+            <w:tcW w:type="dxa" w:w="5587"/>
+            <w:vAlign w:val="center"/>
+            <w:tcBorders>
+              <w:top w:val="single" w:sz="4" w:color="D9D9D9"/>
+              <w:left w:val="single" w:sz="4" w:color="D9D9D9"/>
+              <w:bottom w:val="single" w:sz="4" w:color="D9D9D9"/>
+              <w:right w:val="single" w:sz="4" w:color="D9D9D9"/>
+            </w:tcBorders>
+            <w:tcMar>
+              <w:top w:w="85" w:type="dxa"/>
+              <w:left w:w="85" w:type="dxa"/>
+              <w:bottom w:w="85" w:type="dxa"/>
+              <w:right w:w="85" w:type="dxa"/>
+            </w:tcMar>
+            <w:shd w:fill="F4F6F8"/>
+          </w:tcPr>
+          <w:p>
+            <w:pPr>
+              <w:spacing w:after="40" w:line="247" w:lineRule="auto"/>
+            </w:pPr>
+            <w:r>
+              <w:rPr>
+                <w:b w:val="0"/>
+                <w:sz w:val="18"/>
+              </w:rPr>
+              <w:t>0.754 to 0.822</w:t>
+            </w:r>
+          </w:p>
+        </w:tc>
+      </w:tr>
+    </w:tbl>
+    <w:p>
+      <w:pPr>
+        <w:spacing w:after="0"/>
+      </w:pPr>
+    </w:p>
+    <w:p>
+      <w:r>
+        <w:t>The bootstrap samples held out product groups with replacement, including all reviews in each selected product, for 500 replicates with seed 45. This preserves within product dependence during resampling. The fitted model, chosen settings and threshold are held fixed. These conditional percentile intervals do not account for model fitting uncertainty, researcher selection, author dependence between products or platform sampling bias. They are not confidence intervals for revenue or deployment performance.</w:t>
+      </w:r>
+    </w:p>
+    <w:p>
+      <w:pPr>
+        <w:pStyle w:val="Heading1"/>
+      </w:pPr>
+      <w:r>
+        <w:t>Error analysis and label limitations</w:t>
+      </w:r>
+    </w:p>
+    <w:p>
+      <w:r>
+        <w:t>The file error_cases.csv lists 30 actual misclassified source references, item keys, star labels and model scores without republishing review bodies. An evaluator can recover each source_row from the public archive and inspect it locally. This makes errors traceable while avoiding a repository of customer identities or copied text. The independent verifier recomputes the confusion matrix and metrics from saved predictions.</w:t>
+      </w:r>
+    </w:p>
+    <w:p>
+      <w:r>
+        <w:t>Review bodies and ratings can disagree. For example, a three star comment with a concrete product complaint is labeled other by design. Mixed praise and criticism can also cause a low star review to be missed. These are reasons to add independent human dissatisfaction labels, not reasons to erase difficult rows from the final test set. Near duplicate paraphrases, unsupported languages and later product releases require separate tests.</w:t>
+      </w:r>
+    </w:p>
+    <w:p>
+      <w:r>
+        <w:t>No manual annotation agreement score, medical assessment or causal diagnosis was collected. The metadata match excludes an inspected off domain example, but it is not an exhaustive content audit. The results should be described as a historical All Beauty research sample experiment.</w:t>
+      </w:r>
+    </w:p>
+    <w:tbl>
+      <w:tblPr>
+        <w:tblW w:type="auto" w:w="0"/>
+        <w:tblLayout w:type="fixed"/>
+        <w:tblLook w:firstColumn="1" w:firstRow="1" w:lastColumn="0" w:lastRow="0" w:noHBand="0" w:noVBand="1" w:val="04A0"/>
+      </w:tblPr>
+      <w:tblGrid>
+        <w:gridCol w:w="1872"/>
+        <w:gridCol w:w="1440"/>
+        <w:gridCol w:w="2016"/>
+        <w:gridCol w:w="4723"/>
+      </w:tblGrid>
+      <w:tr>
+        <w:trPr>
+          <w:tblHeader/>
+          <w:cantSplit/>
+        </w:trPr>
+        <w:tc>
+          <w:tcPr>
+            <w:tcW w:type="dxa" w:w="1872"/>
+            <w:vAlign w:val="center"/>
+            <w:tcBorders>
+              <w:top w:val="single" w:sz="4" w:color="D9D9D9"/>
+              <w:left w:val="single" w:sz="4" w:color="D9D9D9"/>
+              <w:bottom w:val="single" w:sz="4" w:color="D9D9D9"/>
+              <w:right w:val="single" w:sz="4" w:color="D9D9D9"/>
+            </w:tcBorders>
+            <w:tcMar>
+              <w:top w:w="85" w:type="dxa"/>
+              <w:left w:w="85" w:type="dxa"/>
+              <w:bottom w:w="85" w:type="dxa"/>
+              <w:right w:w="85" w:type="dxa"/>
+            </w:tcMar>
+            <w:shd w:fill="DDE7EE"/>
+          </w:tcPr>
+          <w:p>
+            <w:pPr>
+              <w:keepNext/>
+              <w:spacing w:after="40" w:line="247" w:lineRule="auto"/>
+            </w:pPr>
+            <w:r>
+              <w:rPr>
+                <w:b/>
+                <w:sz w:val="18"/>
+              </w:rPr>
+              <w:t>Source row</w:t>
+            </w:r>
+          </w:p>
+        </w:tc>
+        <w:tc>
+          <w:tcPr>
+            <w:tcW w:type="dxa" w:w="1440"/>
+            <w:vAlign w:val="center"/>
+            <w:tcBorders>
+              <w:top w:val="single" w:sz="4" w:color="D9D9D9"/>
+              <w:left w:val="single" w:sz="4" w:color="D9D9D9"/>
+              <w:bottom w:val="single" w:sz="4" w:color="D9D9D9"/>
+              <w:right w:val="single" w:sz="4" w:color="D9D9D9"/>
+            </w:tcBorders>
+            <w:tcMar>
+              <w:top w:w="85" w:type="dxa"/>
+              <w:left w:w="85" w:type="dxa"/>
+              <w:bottom w:w="85" w:type="dxa"/>
+              <w:right w:w="85" w:type="dxa"/>
+            </w:tcMar>
+            <w:shd w:fill="DDE7EE"/>
+          </w:tcPr>
+          <w:p>
+            <w:pPr>
+              <w:keepNext/>
+              <w:spacing w:after="40" w:line="247" w:lineRule="auto"/>
+            </w:pPr>
+            <w:r>
+              <w:rPr>
+                <w:b/>
+                <w:sz w:val="18"/>
+              </w:rPr>
+              <w:t>Stars</w:t>
+            </w:r>
+          </w:p>
+        </w:tc>
+        <w:tc>
+          <w:tcPr>
+            <w:tcW w:type="dxa" w:w="2016"/>
+            <w:vAlign w:val="center"/>
+            <w:tcBorders>
+              <w:top w:val="single" w:sz="4" w:color="D9D9D9"/>
+              <w:left w:val="single" w:sz="4" w:color="D9D9D9"/>
+              <w:bottom w:val="single" w:sz="4" w:color="D9D9D9"/>
+              <w:right w:val="single" w:sz="4" w:color="D9D9D9"/>
+            </w:tcBorders>
+            <w:tcMar>
+              <w:top w:w="85" w:type="dxa"/>
+              <w:left w:w="85" w:type="dxa"/>
+              <w:bottom w:w="85" w:type="dxa"/>
+              <w:right w:w="85" w:type="dxa"/>
+            </w:tcMar>
+            <w:shd w:fill="DDE7EE"/>
+          </w:tcPr>
+          <w:p>
+            <w:pPr>
+              <w:keepNext/>
+              <w:spacing w:after="40" w:line="247" w:lineRule="auto"/>
+            </w:pPr>
+            <w:r>
+              <w:rPr>
+                <w:b/>
+                <w:sz w:val="18"/>
+              </w:rPr>
+              <w:t>Model score</w:t>
+            </w:r>
+          </w:p>
+        </w:tc>
+        <w:tc>
+          <w:tcPr>
+            <w:tcW w:type="dxa" w:w="4723"/>
+            <w:vAlign w:val="center"/>
+            <w:tcBorders>
+              <w:top w:val="single" w:sz="4" w:color="D9D9D9"/>
+              <w:left w:val="single" w:sz="4" w:color="D9D9D9"/>
+              <w:bottom w:val="single" w:sz="4" w:color="D9D9D9"/>
+              <w:right w:val="single" w:sz="4" w:color="D9D9D9"/>
+            </w:tcBorders>
+            <w:tcMar>
+              <w:top w:w="85" w:type="dxa"/>
+              <w:left w:w="85" w:type="dxa"/>
+              <w:bottom w:w="85" w:type="dxa"/>
+              <w:right w:w="85" w:type="dxa"/>
+            </w:tcMar>
+            <w:shd w:fill="DDE7EE"/>
+          </w:tcPr>
+          <w:p>
+            <w:pPr>
+              <w:keepNext/>
+              <w:spacing w:after="40" w:line="247" w:lineRule="auto"/>
+            </w:pPr>
+            <w:r>
+              <w:rPr>
+                <w:b/>
+                <w:sz w:val="18"/>
+              </w:rPr>
+              <w:t>Recorded error</w:t>
+            </w:r>
+          </w:p>
+        </w:tc>
+      </w:tr>
+      <w:tr>
+        <w:trPr>
+          <w:cantSplit/>
+        </w:trPr>
+        <w:tc>
+          <w:tcPr>
+            <w:tcW w:type="dxa" w:w="1872"/>
+            <w:vAlign w:val="center"/>
+            <w:tcBorders>
+              <w:top w:val="single" w:sz="4" w:color="D9D9D9"/>
+              <w:left w:val="single" w:sz="4" w:color="D9D9D9"/>
+              <w:bottom w:val="single" w:sz="4" w:color="D9D9D9"/>
+              <w:right w:val="single" w:sz="4" w:color="D9D9D9"/>
+            </w:tcBorders>
+            <w:tcMar>
+              <w:top w:w="85" w:type="dxa"/>
+              <w:left w:w="85" w:type="dxa"/>
+              <w:bottom w:w="85" w:type="dxa"/>
+              <w:right w:w="85" w:type="dxa"/>
+            </w:tcMar>
+          </w:tcPr>
+          <w:p>
+            <w:pPr>
+              <w:keepNext/>
+              <w:spacing w:after="40" w:line="247" w:lineRule="auto"/>
+            </w:pPr>
+            <w:r>
+              <w:rPr>
+                <w:b w:val="0"/>
+                <w:sz w:val="18"/>
+              </w:rPr>
+              <w:t>9549</w:t>
+            </w:r>
+          </w:p>
+        </w:tc>
+        <w:tc>
+          <w:tcPr>
+            <w:tcW w:type="dxa" w:w="1440"/>
+            <w:vAlign w:val="center"/>
+            <w:tcBorders>
+              <w:top w:val="single" w:sz="4" w:color="D9D9D9"/>
+              <w:left w:val="single" w:sz="4" w:color="D9D9D9"/>
+              <w:bottom w:val="single" w:sz="4" w:color="D9D9D9"/>
+              <w:right w:val="single" w:sz="4" w:color="D9D9D9"/>
+            </w:tcBorders>
+            <w:tcMar>
+              <w:top w:w="85" w:type="dxa"/>
+              <w:left w:w="85" w:type="dxa"/>
+              <w:bottom w:w="85" w:type="dxa"/>
+              <w:right w:w="85" w:type="dxa"/>
+            </w:tcMar>
+          </w:tcPr>
+          <w:p>
+            <w:pPr>
+              <w:keepNext/>
+              <w:spacing w:after="40" w:line="247" w:lineRule="auto"/>
+            </w:pPr>
+            <w:r>
+              <w:rPr>
+                <w:b w:val="0"/>
+                <w:sz w:val="18"/>
+              </w:rPr>
+              <w:t>5.0</w:t>
+            </w:r>
+          </w:p>
+        </w:tc>
+        <w:tc>
+          <w:tcPr>
+            <w:tcW w:type="dxa" w:w="2016"/>
+            <w:vAlign w:val="center"/>
+            <w:tcBorders>
+              <w:top w:val="single" w:sz="4" w:color="D9D9D9"/>
+              <w:left w:val="single" w:sz="4" w:color="D9D9D9"/>
+              <w:bottom w:val="single" w:sz="4" w:color="D9D9D9"/>
+              <w:right w:val="single" w:sz="4" w:color="D9D9D9"/>
+            </w:tcBorders>
+            <w:tcMar>
+              <w:top w:w="85" w:type="dxa"/>
+              <w:left w:w="85" w:type="dxa"/>
+              <w:bottom w:w="85" w:type="dxa"/>
+              <w:right w:w="85" w:type="dxa"/>
+            </w:tcMar>
+          </w:tcPr>
+          <w:p>
+            <w:pPr>
+              <w:keepNext/>
+              <w:spacing w:after="40" w:line="247" w:lineRule="auto"/>
+            </w:pPr>
+            <w:r>
+              <w:rPr>
+                <w:b w:val="0"/>
+                <w:sz w:val="18"/>
+              </w:rPr>
+              <w:t>0.663</w:t>
+            </w:r>
+          </w:p>
+        </w:tc>
+        <w:tc>
+          <w:tcPr>
+            <w:tcW w:type="dxa" w:w="4723"/>
+            <w:vAlign w:val="center"/>
+            <w:tcBorders>
+              <w:top w:val="single" w:sz="4" w:color="D9D9D9"/>
+              <w:left w:val="single" w:sz="4" w:color="D9D9D9"/>
+              <w:bottom w:val="single" w:sz="4" w:color="D9D9D9"/>
+              <w:right w:val="single" w:sz="4" w:color="D9D9D9"/>
+            </w:tcBorders>
+            <w:tcMar>
+              <w:top w:w="85" w:type="dxa"/>
+              <w:left w:w="85" w:type="dxa"/>
+              <w:bottom w:w="85" w:type="dxa"/>
+              <w:right w:w="85" w:type="dxa"/>
+            </w:tcMar>
+          </w:tcPr>
+          <w:p>
+            <w:pPr>
+              <w:keepNext/>
+              <w:spacing w:after="40" w:line="247" w:lineRule="auto"/>
+            </w:pPr>
+            <w:r>
+              <w:rPr>
+                <w:b w:val="0"/>
+                <w:sz w:val="18"/>
+              </w:rPr>
+              <w:t>false positive</w:t>
+            </w:r>
+          </w:p>
+        </w:tc>
+      </w:tr>
+      <w:tr>
+        <w:trPr>
+          <w:cantSplit/>
+        </w:trPr>
+        <w:tc>
+          <w:tcPr>
+            <w:tcW w:type="dxa" w:w="1872"/>
+            <w:vAlign w:val="center"/>
+            <w:tcBorders>
+              <w:top w:val="single" w:sz="4" w:color="D9D9D9"/>
+              <w:left w:val="single" w:sz="4" w:color="D9D9D9"/>
+              <w:bottom w:val="single" w:sz="4" w:color="D9D9D9"/>
+              <w:right w:val="single" w:sz="4" w:color="D9D9D9"/>
+            </w:tcBorders>
+            <w:tcMar>
+              <w:top w:w="85" w:type="dxa"/>
+              <w:left w:w="85" w:type="dxa"/>
+              <w:bottom w:w="85" w:type="dxa"/>
+              <w:right w:w="85" w:type="dxa"/>
+            </w:tcMar>
+            <w:shd w:fill="F4F6F8"/>
+          </w:tcPr>
+          <w:p>
+            <w:pPr>
+              <w:keepNext/>
+              <w:spacing w:after="40" w:line="247" w:lineRule="auto"/>
+            </w:pPr>
+            <w:r>
+              <w:rPr>
+                <w:b w:val="0"/>
+                <w:sz w:val="18"/>
+              </w:rPr>
+              <w:t>11638</w:t>
+            </w:r>
+          </w:p>
+        </w:tc>
+        <w:tc>
+          <w:tcPr>
+            <w:tcW w:type="dxa" w:w="1440"/>
+            <w:vAlign w:val="center"/>
+            <w:tcBorders>
+              <w:top w:val="single" w:sz="4" w:color="D9D9D9"/>
+              <w:left w:val="single" w:sz="4" w:color="D9D9D9"/>
+              <w:bottom w:val="single" w:sz="4" w:color="D9D9D9"/>
+              <w:right w:val="single" w:sz="4" w:color="D9D9D9"/>
+            </w:tcBorders>
+            <w:tcMar>
+              <w:top w:w="85" w:type="dxa"/>
+              <w:left w:w="85" w:type="dxa"/>
+              <w:bottom w:w="85" w:type="dxa"/>
+              <w:right w:w="85" w:type="dxa"/>
+            </w:tcMar>
+            <w:shd w:fill="F4F6F8"/>
+          </w:tcPr>
+          <w:p>
+            <w:pPr>
+              <w:keepNext/>
+              <w:spacing w:after="40" w:line="247" w:lineRule="auto"/>
+            </w:pPr>
+            <w:r>
+              <w:rPr>
+                <w:b w:val="0"/>
+                <w:sz w:val="18"/>
+              </w:rPr>
+              <w:t>2.0</w:t>
+            </w:r>
+          </w:p>
+        </w:tc>
+        <w:tc>
+          <w:tcPr>
+            <w:tcW w:type="dxa" w:w="2016"/>
+            <w:vAlign w:val="center"/>
+            <w:tcBorders>
+              <w:top w:val="single" w:sz="4" w:color="D9D9D9"/>
+              <w:left w:val="single" w:sz="4" w:color="D9D9D9"/>
+              <w:bottom w:val="single" w:sz="4" w:color="D9D9D9"/>
+              <w:right w:val="single" w:sz="4" w:color="D9D9D9"/>
+            </w:tcBorders>
+            <w:tcMar>
+              <w:top w:w="85" w:type="dxa"/>
+              <w:left w:w="85" w:type="dxa"/>
+              <w:bottom w:w="85" w:type="dxa"/>
+              <w:right w:w="85" w:type="dxa"/>
+            </w:tcMar>
+            <w:shd w:fill="F4F6F8"/>
+          </w:tcPr>
+          <w:p>
+            <w:pPr>
+              <w:keepNext/>
+              <w:spacing w:after="40" w:line="247" w:lineRule="auto"/>
+            </w:pPr>
+            <w:r>
+              <w:rPr>
+                <w:b w:val="0"/>
+                <w:sz w:val="18"/>
+              </w:rPr>
+              <w:t>0.381</w:t>
+            </w:r>
+          </w:p>
+        </w:tc>
+        <w:tc>
+          <w:tcPr>
+            <w:tcW w:type="dxa" w:w="4723"/>
+            <w:vAlign w:val="center"/>
+            <w:tcBorders>
+              <w:top w:val="single" w:sz="4" w:color="D9D9D9"/>
+              <w:left w:val="single" w:sz="4" w:color="D9D9D9"/>
+              <w:bottom w:val="single" w:sz="4" w:color="D9D9D9"/>
+              <w:right w:val="single" w:sz="4" w:color="D9D9D9"/>
+            </w:tcBorders>
+            <w:tcMar>
+              <w:top w:w="85" w:type="dxa"/>
+              <w:left w:w="85" w:type="dxa"/>
+              <w:bottom w:w="85" w:type="dxa"/>
+              <w:right w:w="85" w:type="dxa"/>
+            </w:tcMar>
+            <w:shd w:fill="F4F6F8"/>
+          </w:tcPr>
+          <w:p>
+            <w:pPr>
+              <w:keepNext/>
+              <w:spacing w:after="40" w:line="247" w:lineRule="auto"/>
+            </w:pPr>
+            <w:r>
+              <w:rPr>
+                <w:b w:val="0"/>
+                <w:sz w:val="18"/>
+              </w:rPr>
+              <w:t>false negative</w:t>
+            </w:r>
+          </w:p>
+        </w:tc>
+      </w:tr>
+      <w:tr>
+        <w:trPr>
+          <w:cantSplit/>
+        </w:trPr>
+        <w:tc>
+          <w:tcPr>
+            <w:tcW w:type="dxa" w:w="1872"/>
+            <w:vAlign w:val="center"/>
+            <w:tcBorders>
+              <w:top w:val="single" w:sz="4" w:color="D9D9D9"/>
+              <w:left w:val="single" w:sz="4" w:color="D9D9D9"/>
+              <w:bottom w:val="single" w:sz="4" w:color="D9D9D9"/>
+              <w:right w:val="single" w:sz="4" w:color="D9D9D9"/>
+            </w:tcBorders>
+            <w:tcMar>
+              <w:top w:w="85" w:type="dxa"/>
+              <w:left w:w="85" w:type="dxa"/>
+              <w:bottom w:w="85" w:type="dxa"/>
+              <w:right w:w="85" w:type="dxa"/>
+            </w:tcMar>
+          </w:tcPr>
+          <w:p>
+            <w:pPr>
+              <w:keepNext/>
+              <w:spacing w:after="40" w:line="247" w:lineRule="auto"/>
+            </w:pPr>
+            <w:r>
+              <w:rPr>
+                <w:b w:val="0"/>
+                <w:sz w:val="18"/>
+              </w:rPr>
+              <w:t>13202</w:t>
+            </w:r>
+          </w:p>
+        </w:tc>
+        <w:tc>
+          <w:tcPr>
+            <w:tcW w:type="dxa" w:w="1440"/>
+            <w:vAlign w:val="center"/>
+            <w:tcBorders>
+              <w:top w:val="single" w:sz="4" w:color="D9D9D9"/>
+              <w:left w:val="single" w:sz="4" w:color="D9D9D9"/>
+              <w:bottom w:val="single" w:sz="4" w:color="D9D9D9"/>
+              <w:right w:val="single" w:sz="4" w:color="D9D9D9"/>
+            </w:tcBorders>
+            <w:tcMar>
+              <w:top w:w="85" w:type="dxa"/>
+              <w:left w:w="85" w:type="dxa"/>
+              <w:bottom w:w="85" w:type="dxa"/>
+              <w:right w:w="85" w:type="dxa"/>
+            </w:tcMar>
+          </w:tcPr>
+          <w:p>
+            <w:pPr>
+              <w:keepNext/>
+              <w:spacing w:after="40" w:line="247" w:lineRule="auto"/>
+            </w:pPr>
+            <w:r>
+              <w:rPr>
+                <w:b w:val="0"/>
+                <w:sz w:val="18"/>
+              </w:rPr>
+              <w:t>5.0</w:t>
+            </w:r>
+          </w:p>
+        </w:tc>
+        <w:tc>
+          <w:tcPr>
+            <w:tcW w:type="dxa" w:w="2016"/>
+            <w:vAlign w:val="center"/>
+            <w:tcBorders>
+              <w:top w:val="single" w:sz="4" w:color="D9D9D9"/>
+              <w:left w:val="single" w:sz="4" w:color="D9D9D9"/>
+              <w:bottom w:val="single" w:sz="4" w:color="D9D9D9"/>
+              <w:right w:val="single" w:sz="4" w:color="D9D9D9"/>
+            </w:tcBorders>
+            <w:tcMar>
+              <w:top w:w="85" w:type="dxa"/>
+              <w:left w:w="85" w:type="dxa"/>
+              <w:bottom w:w="85" w:type="dxa"/>
+              <w:right w:w="85" w:type="dxa"/>
+            </w:tcMar>
+          </w:tcPr>
+          <w:p>
+            <w:pPr>
+              <w:keepNext/>
+              <w:spacing w:after="40" w:line="247" w:lineRule="auto"/>
+            </w:pPr>
+            <w:r>
+              <w:rPr>
+                <w:b w:val="0"/>
+                <w:sz w:val="18"/>
+              </w:rPr>
+              <w:t>0.578</w:t>
+            </w:r>
+          </w:p>
+        </w:tc>
+        <w:tc>
+          <w:tcPr>
+            <w:tcW w:type="dxa" w:w="4723"/>
+            <w:vAlign w:val="center"/>
+            <w:tcBorders>
+              <w:top w:val="single" w:sz="4" w:color="D9D9D9"/>
+              <w:left w:val="single" w:sz="4" w:color="D9D9D9"/>
+              <w:bottom w:val="single" w:sz="4" w:color="D9D9D9"/>
+              <w:right w:val="single" w:sz="4" w:color="D9D9D9"/>
+            </w:tcBorders>
+            <w:tcMar>
+              <w:top w:w="85" w:type="dxa"/>
+              <w:left w:w="85" w:type="dxa"/>
+              <w:bottom w:w="85" w:type="dxa"/>
+              <w:right w:w="85" w:type="dxa"/>
+            </w:tcMar>
+          </w:tcPr>
+          <w:p>
+            <w:pPr>
+              <w:keepNext/>
+              <w:spacing w:after="40" w:line="247" w:lineRule="auto"/>
+            </w:pPr>
+            <w:r>
+              <w:rPr>
+                <w:b w:val="0"/>
+                <w:sz w:val="18"/>
+              </w:rPr>
+              <w:t>false positive</w:t>
+            </w:r>
+          </w:p>
+        </w:tc>
+      </w:tr>
+      <w:tr>
+        <w:trPr>
+          <w:cantSplit/>
+        </w:trPr>
+        <w:tc>
+          <w:tcPr>
+            <w:tcW w:type="dxa" w:w="1872"/>
+            <w:vAlign w:val="center"/>
+            <w:tcBorders>
+              <w:top w:val="single" w:sz="4" w:color="D9D9D9"/>
+              <w:left w:val="single" w:sz="4" w:color="D9D9D9"/>
+              <w:bottom w:val="single" w:sz="4" w:color="D9D9D9"/>
+              <w:right w:val="single" w:sz="4" w:color="D9D9D9"/>
+            </w:tcBorders>
+            <w:tcMar>
+              <w:top w:w="85" w:type="dxa"/>
+              <w:left w:w="85" w:type="dxa"/>
+              <w:bottom w:w="85" w:type="dxa"/>
+              <w:right w:w="85" w:type="dxa"/>
+            </w:tcMar>
+            <w:shd w:fill="F4F6F8"/>
+          </w:tcPr>
+          <w:p>
+            <w:pPr>
+              <w:keepNext/>
+              <w:spacing w:after="40" w:line="247" w:lineRule="auto"/>
+            </w:pPr>
+            <w:r>
+              <w:rPr>
+                <w:b w:val="0"/>
+                <w:sz w:val="18"/>
+              </w:rPr>
+              <w:t>13561</w:t>
+            </w:r>
+          </w:p>
+        </w:tc>
+        <w:tc>
+          <w:tcPr>
+            <w:tcW w:type="dxa" w:w="1440"/>
+            <w:vAlign w:val="center"/>
+            <w:tcBorders>
+              <w:top w:val="single" w:sz="4" w:color="D9D9D9"/>
+              <w:left w:val="single" w:sz="4" w:color="D9D9D9"/>
+              <w:bottom w:val="single" w:sz="4" w:color="D9D9D9"/>
+              <w:right w:val="single" w:sz="4" w:color="D9D9D9"/>
+            </w:tcBorders>
+            <w:tcMar>
+              <w:top w:w="85" w:type="dxa"/>
+              <w:left w:w="85" w:type="dxa"/>
+              <w:bottom w:w="85" w:type="dxa"/>
+              <w:right w:w="85" w:type="dxa"/>
+            </w:tcMar>
+            <w:shd w:fill="F4F6F8"/>
+          </w:tcPr>
+          <w:p>
+            <w:pPr>
+              <w:keepNext/>
+              <w:spacing w:after="40" w:line="247" w:lineRule="auto"/>
+            </w:pPr>
+            <w:r>
+              <w:rPr>
+                <w:b w:val="0"/>
+                <w:sz w:val="18"/>
+              </w:rPr>
+              <w:t>3.0</w:t>
+            </w:r>
+          </w:p>
+        </w:tc>
+        <w:tc>
+          <w:tcPr>
+            <w:tcW w:type="dxa" w:w="2016"/>
+            <w:vAlign w:val="center"/>
+            <w:tcBorders>
+              <w:top w:val="single" w:sz="4" w:color="D9D9D9"/>
+              <w:left w:val="single" w:sz="4" w:color="D9D9D9"/>
+              <w:bottom w:val="single" w:sz="4" w:color="D9D9D9"/>
+              <w:right w:val="single" w:sz="4" w:color="D9D9D9"/>
+            </w:tcBorders>
+            <w:tcMar>
+              <w:top w:w="85" w:type="dxa"/>
+              <w:left w:w="85" w:type="dxa"/>
+              <w:bottom w:w="85" w:type="dxa"/>
+              <w:right w:w="85" w:type="dxa"/>
+            </w:tcMar>
+            <w:shd w:fill="F4F6F8"/>
+          </w:tcPr>
+          <w:p>
+            <w:pPr>
+              <w:keepNext/>
+              <w:spacing w:after="40" w:line="247" w:lineRule="auto"/>
+            </w:pPr>
+            <w:r>
+              <w:rPr>
+                <w:b w:val="0"/>
+                <w:sz w:val="18"/>
+              </w:rPr>
+              <w:t>0.615</w:t>
+            </w:r>
+          </w:p>
+        </w:tc>
+        <w:tc>
+          <w:tcPr>
+            <w:tcW w:type="dxa" w:w="4723"/>
+            <w:vAlign w:val="center"/>
+            <w:tcBorders>
+              <w:top w:val="single" w:sz="4" w:color="D9D9D9"/>
+              <w:left w:val="single" w:sz="4" w:color="D9D9D9"/>
+              <w:bottom w:val="single" w:sz="4" w:color="D9D9D9"/>
+              <w:right w:val="single" w:sz="4" w:color="D9D9D9"/>
+            </w:tcBorders>
+            <w:tcMar>
+              <w:top w:w="85" w:type="dxa"/>
+              <w:left w:w="85" w:type="dxa"/>
+              <w:bottom w:w="85" w:type="dxa"/>
+              <w:right w:w="85" w:type="dxa"/>
+            </w:tcMar>
+            <w:shd w:fill="F4F6F8"/>
+          </w:tcPr>
+          <w:p>
+            <w:pPr>
+              <w:keepNext/>
+              <w:spacing w:after="40" w:line="247" w:lineRule="auto"/>
+            </w:pPr>
+            <w:r>
+              <w:rPr>
+                <w:b w:val="0"/>
+                <w:sz w:val="18"/>
+              </w:rPr>
+              <w:t>false positive</w:t>
+            </w:r>
+          </w:p>
+        </w:tc>
+      </w:tr>
+      <w:tr>
+        <w:trPr>
+          <w:cantSplit/>
+        </w:trPr>
+        <w:tc>
+          <w:tcPr>
+            <w:tcW w:type="dxa" w:w="1872"/>
+            <w:vAlign w:val="center"/>
+            <w:tcBorders>
+              <w:top w:val="single" w:sz="4" w:color="D9D9D9"/>
+              <w:left w:val="single" w:sz="4" w:color="D9D9D9"/>
+              <w:bottom w:val="single" w:sz="4" w:color="D9D9D9"/>
+              <w:right w:val="single" w:sz="4" w:color="D9D9D9"/>
+            </w:tcBorders>
+            <w:tcMar>
+              <w:top w:w="85" w:type="dxa"/>
+              <w:left w:w="85" w:type="dxa"/>
+              <w:bottom w:w="85" w:type="dxa"/>
+              <w:right w:w="85" w:type="dxa"/>
+            </w:tcMar>
+          </w:tcPr>
+          <w:p>
+            <w:pPr>
+              <w:keepNext/>
+              <w:spacing w:after="40" w:line="247" w:lineRule="auto"/>
+            </w:pPr>
+            <w:r>
+              <w:rPr>
+                <w:b w:val="0"/>
+                <w:sz w:val="18"/>
+              </w:rPr>
+              <w:t>13597</w:t>
+            </w:r>
+          </w:p>
+        </w:tc>
+        <w:tc>
+          <w:tcPr>
+            <w:tcW w:type="dxa" w:w="1440"/>
+            <w:vAlign w:val="center"/>
+            <w:tcBorders>
+              <w:top w:val="single" w:sz="4" w:color="D9D9D9"/>
+              <w:left w:val="single" w:sz="4" w:color="D9D9D9"/>
+              <w:bottom w:val="single" w:sz="4" w:color="D9D9D9"/>
+              <w:right w:val="single" w:sz="4" w:color="D9D9D9"/>
+            </w:tcBorders>
+            <w:tcMar>
+              <w:top w:w="85" w:type="dxa"/>
+              <w:left w:w="85" w:type="dxa"/>
+              <w:bottom w:w="85" w:type="dxa"/>
+              <w:right w:w="85" w:type="dxa"/>
+            </w:tcMar>
+          </w:tcPr>
+          <w:p>
+            <w:pPr>
+              <w:keepNext/>
+              <w:spacing w:after="40" w:line="247" w:lineRule="auto"/>
+            </w:pPr>
+            <w:r>
+              <w:rPr>
+                <w:b w:val="0"/>
+                <w:sz w:val="18"/>
+              </w:rPr>
+              <w:t>2.0</w:t>
+            </w:r>
+          </w:p>
+        </w:tc>
+        <w:tc>
+          <w:tcPr>
+            <w:tcW w:type="dxa" w:w="2016"/>
+            <w:vAlign w:val="center"/>
+            <w:tcBorders>
+              <w:top w:val="single" w:sz="4" w:color="D9D9D9"/>
+              <w:left w:val="single" w:sz="4" w:color="D9D9D9"/>
+              <w:bottom w:val="single" w:sz="4" w:color="D9D9D9"/>
+              <w:right w:val="single" w:sz="4" w:color="D9D9D9"/>
+            </w:tcBorders>
+            <w:tcMar>
+              <w:top w:w="85" w:type="dxa"/>
+              <w:left w:w="85" w:type="dxa"/>
+              <w:bottom w:w="85" w:type="dxa"/>
+              <w:right w:w="85" w:type="dxa"/>
+            </w:tcMar>
+          </w:tcPr>
+          <w:p>
+            <w:pPr>
+              <w:keepNext/>
+              <w:spacing w:after="40" w:line="247" w:lineRule="auto"/>
+            </w:pPr>
+            <w:r>
+              <w:rPr>
+                <w:b w:val="0"/>
+                <w:sz w:val="18"/>
+              </w:rPr>
+              <w:t>0.570</w:t>
+            </w:r>
+          </w:p>
+        </w:tc>
+        <w:tc>
+          <w:tcPr>
+            <w:tcW w:type="dxa" w:w="4723"/>
+            <w:vAlign w:val="center"/>
+            <w:tcBorders>
+              <w:top w:val="single" w:sz="4" w:color="D9D9D9"/>
+              <w:left w:val="single" w:sz="4" w:color="D9D9D9"/>
+              <w:bottom w:val="single" w:sz="4" w:color="D9D9D9"/>
+              <w:right w:val="single" w:sz="4" w:color="D9D9D9"/>
+            </w:tcBorders>
+            <w:tcMar>
+              <w:top w:w="85" w:type="dxa"/>
+              <w:left w:w="85" w:type="dxa"/>
+              <w:bottom w:w="85" w:type="dxa"/>
+              <w:right w:w="85" w:type="dxa"/>
+            </w:tcMar>
+          </w:tcPr>
+          <w:p>
+            <w:pPr>
+              <w:keepNext/>
+              <w:spacing w:after="40" w:line="247" w:lineRule="auto"/>
+            </w:pPr>
+            <w:r>
+              <w:rPr>
+                <w:b w:val="0"/>
+                <w:sz w:val="18"/>
+              </w:rPr>
+              <w:t>false negative</w:t>
+            </w:r>
+          </w:p>
+        </w:tc>
+      </w:tr>
+      <w:tr>
+        <w:trPr>
+          <w:cantSplit/>
+        </w:trPr>
+        <w:tc>
+          <w:tcPr>
+            <w:tcW w:type="dxa" w:w="1872"/>
+            <w:vAlign w:val="center"/>
+            <w:tcBorders>
+              <w:top w:val="single" w:sz="4" w:color="D9D9D9"/>
+              <w:left w:val="single" w:sz="4" w:color="D9D9D9"/>
+              <w:bottom w:val="single" w:sz="4" w:color="D9D9D9"/>
+              <w:right w:val="single" w:sz="4" w:color="D9D9D9"/>
+            </w:tcBorders>
+            <w:tcMar>
+              <w:top w:w="85" w:type="dxa"/>
+              <w:left w:w="85" w:type="dxa"/>
+              <w:bottom w:w="85" w:type="dxa"/>
+              <w:right w:w="85" w:type="dxa"/>
+            </w:tcMar>
+            <w:shd w:fill="F4F6F8"/>
+          </w:tcPr>
+          <w:p>
+            <w:pPr>
+              <w:spacing w:after="40" w:line="247" w:lineRule="auto"/>
+            </w:pPr>
+            <w:r>
+              <w:rPr>
+                <w:b w:val="0"/>
+                <w:sz w:val="18"/>
+              </w:rPr>
+              <w:t>13598</w:t>
+            </w:r>
+          </w:p>
+        </w:tc>
+        <w:tc>
+          <w:tcPr>
+            <w:tcW w:type="dxa" w:w="1440"/>
+            <w:vAlign w:val="center"/>
+            <w:tcBorders>
+              <w:top w:val="single" w:sz="4" w:color="D9D9D9"/>
+              <w:left w:val="single" w:sz="4" w:color="D9D9D9"/>
+              <w:bottom w:val="single" w:sz="4" w:color="D9D9D9"/>
+              <w:right w:val="single" w:sz="4" w:color="D9D9D9"/>
+            </w:tcBorders>
+            <w:tcMar>
+              <w:top w:w="85" w:type="dxa"/>
+              <w:left w:w="85" w:type="dxa"/>
+              <w:bottom w:w="85" w:type="dxa"/>
+              <w:right w:w="85" w:type="dxa"/>
+            </w:tcMar>
+            <w:shd w:fill="F4F6F8"/>
+          </w:tcPr>
+          <w:p>
+            <w:pPr>
+              <w:spacing w:after="40" w:line="247" w:lineRule="auto"/>
+            </w:pPr>
+            <w:r>
+              <w:rPr>
+                <w:b w:val="0"/>
+                <w:sz w:val="18"/>
+              </w:rPr>
+              <w:t>2.0</w:t>
+            </w:r>
+          </w:p>
+        </w:tc>
+        <w:tc>
+          <w:tcPr>
+            <w:tcW w:type="dxa" w:w="2016"/>
+            <w:vAlign w:val="center"/>
+            <w:tcBorders>
+              <w:top w:val="single" w:sz="4" w:color="D9D9D9"/>
+              <w:left w:val="single" w:sz="4" w:color="D9D9D9"/>
+              <w:bottom w:val="single" w:sz="4" w:color="D9D9D9"/>
+              <w:right w:val="single" w:sz="4" w:color="D9D9D9"/>
+            </w:tcBorders>
+            <w:tcMar>
+              <w:top w:w="85" w:type="dxa"/>
+              <w:left w:w="85" w:type="dxa"/>
+              <w:bottom w:w="85" w:type="dxa"/>
+              <w:right w:w="85" w:type="dxa"/>
+            </w:tcMar>
+            <w:shd w:fill="F4F6F8"/>
+          </w:tcPr>
+          <w:p>
+            <w:pPr>
+              <w:spacing w:after="40" w:line="247" w:lineRule="auto"/>
+            </w:pPr>
+            <w:r>
+              <w:rPr>
+                <w:b w:val="0"/>
+                <w:sz w:val="18"/>
+              </w:rPr>
+              <w:t>0.434</w:t>
+            </w:r>
+          </w:p>
+        </w:tc>
+        <w:tc>
+          <w:tcPr>
+            <w:tcW w:type="dxa" w:w="4723"/>
+            <w:vAlign w:val="center"/>
+            <w:tcBorders>
+              <w:top w:val="single" w:sz="4" w:color="D9D9D9"/>
+              <w:left w:val="single" w:sz="4" w:color="D9D9D9"/>
+              <w:bottom w:val="single" w:sz="4" w:color="D9D9D9"/>
+              <w:right w:val="single" w:sz="4" w:color="D9D9D9"/>
+            </w:tcBorders>
+            <w:tcMar>
+              <w:top w:w="85" w:type="dxa"/>
+              <w:left w:w="85" w:type="dxa"/>
+              <w:bottom w:w="85" w:type="dxa"/>
+              <w:right w:w="85" w:type="dxa"/>
+            </w:tcMar>
+            <w:shd w:fill="F4F6F8"/>
+          </w:tcPr>
+          <w:p>
+            <w:pPr>
+              <w:spacing w:after="40" w:line="247" w:lineRule="auto"/>
+            </w:pPr>
+            <w:r>
+              <w:rPr>
+                <w:b w:val="0"/>
+                <w:sz w:val="18"/>
+              </w:rPr>
+              <w:t>false negative</w:t>
             </w:r>
           </w:p>
         </w:tc>
@@ -2240,17 +4030,738 @@
         <w:pStyle w:val="Heading1"/>
       </w:pPr>
       <w:r>
-        <w:t>Illustrative cost framework</w:t>
+        <w:t>Actionable recommendations and measurement plan</w:t>
+      </w:r>
+    </w:p>
+    <w:tbl>
+      <w:tblPr>
+        <w:tblW w:type="auto" w:w="0"/>
+        <w:tblLayout w:type="fixed"/>
+        <w:tblLook w:firstColumn="1" w:firstRow="1" w:lastColumn="0" w:lastRow="0" w:noHBand="0" w:noVBand="1" w:val="04A0"/>
+      </w:tblPr>
+      <w:tblGrid>
+        <w:gridCol w:w="3312"/>
+        <w:gridCol w:w="2592"/>
+        <w:gridCol w:w="4147"/>
+      </w:tblGrid>
+      <w:tr>
+        <w:trPr>
+          <w:tblHeader/>
+          <w:cantSplit/>
+        </w:trPr>
+        <w:tc>
+          <w:tcPr>
+            <w:tcW w:type="dxa" w:w="3312"/>
+            <w:vAlign w:val="center"/>
+            <w:tcBorders>
+              <w:top w:val="single" w:sz="4" w:color="D9D9D9"/>
+              <w:left w:val="single" w:sz="4" w:color="D9D9D9"/>
+              <w:bottom w:val="single" w:sz="4" w:color="D9D9D9"/>
+              <w:right w:val="single" w:sz="4" w:color="D9D9D9"/>
+            </w:tcBorders>
+            <w:tcMar>
+              <w:top w:w="85" w:type="dxa"/>
+              <w:left w:w="85" w:type="dxa"/>
+              <w:bottom w:w="85" w:type="dxa"/>
+              <w:right w:w="85" w:type="dxa"/>
+            </w:tcMar>
+            <w:shd w:fill="DDE7EE"/>
+          </w:tcPr>
+          <w:p>
+            <w:pPr>
+              <w:keepNext/>
+              <w:spacing w:after="40" w:line="247" w:lineRule="auto"/>
+            </w:pPr>
+            <w:r>
+              <w:rPr>
+                <w:b/>
+                <w:sz w:val="18"/>
+              </w:rPr>
+              <w:t>Recommendation</w:t>
+            </w:r>
+          </w:p>
+        </w:tc>
+        <w:tc>
+          <w:tcPr>
+            <w:tcW w:type="dxa" w:w="2592"/>
+            <w:vAlign w:val="center"/>
+            <w:tcBorders>
+              <w:top w:val="single" w:sz="4" w:color="D9D9D9"/>
+              <w:left w:val="single" w:sz="4" w:color="D9D9D9"/>
+              <w:bottom w:val="single" w:sz="4" w:color="D9D9D9"/>
+              <w:right w:val="single" w:sz="4" w:color="D9D9D9"/>
+            </w:tcBorders>
+            <w:tcMar>
+              <w:top w:w="85" w:type="dxa"/>
+              <w:left w:w="85" w:type="dxa"/>
+              <w:bottom w:w="85" w:type="dxa"/>
+              <w:right w:w="85" w:type="dxa"/>
+            </w:tcMar>
+            <w:shd w:fill="DDE7EE"/>
+          </w:tcPr>
+          <w:p>
+            <w:pPr>
+              <w:keepNext/>
+              <w:spacing w:after="40" w:line="247" w:lineRule="auto"/>
+            </w:pPr>
+            <w:r>
+              <w:rPr>
+                <w:b/>
+                <w:sz w:val="18"/>
+              </w:rPr>
+              <w:t>Decision owner</w:t>
+            </w:r>
+          </w:p>
+        </w:tc>
+        <w:tc>
+          <w:tcPr>
+            <w:tcW w:type="dxa" w:w="4147"/>
+            <w:vAlign w:val="center"/>
+            <w:tcBorders>
+              <w:top w:val="single" w:sz="4" w:color="D9D9D9"/>
+              <w:left w:val="single" w:sz="4" w:color="D9D9D9"/>
+              <w:bottom w:val="single" w:sz="4" w:color="D9D9D9"/>
+              <w:right w:val="single" w:sz="4" w:color="D9D9D9"/>
+            </w:tcBorders>
+            <w:tcMar>
+              <w:top w:w="85" w:type="dxa"/>
+              <w:left w:w="85" w:type="dxa"/>
+              <w:bottom w:w="85" w:type="dxa"/>
+              <w:right w:w="85" w:type="dxa"/>
+            </w:tcMar>
+            <w:shd w:fill="DDE7EE"/>
+          </w:tcPr>
+          <w:p>
+            <w:pPr>
+              <w:keepNext/>
+              <w:spacing w:after="40" w:line="247" w:lineRule="auto"/>
+            </w:pPr>
+            <w:r>
+              <w:rPr>
+                <w:b/>
+                <w:sz w:val="18"/>
+              </w:rPr>
+              <w:t>Measure before expansion</w:t>
+            </w:r>
+          </w:p>
+        </w:tc>
+      </w:tr>
+      <w:tr>
+        <w:trPr>
+          <w:cantSplit/>
+        </w:trPr>
+        <w:tc>
+          <w:tcPr>
+            <w:tcW w:type="dxa" w:w="3312"/>
+            <w:vAlign w:val="center"/>
+            <w:tcBorders>
+              <w:top w:val="single" w:sz="4" w:color="D9D9D9"/>
+              <w:left w:val="single" w:sz="4" w:color="D9D9D9"/>
+              <w:bottom w:val="single" w:sz="4" w:color="D9D9D9"/>
+              <w:right w:val="single" w:sz="4" w:color="D9D9D9"/>
+            </w:tcBorders>
+            <w:tcMar>
+              <w:top w:w="85" w:type="dxa"/>
+              <w:left w:w="85" w:type="dxa"/>
+              <w:bottom w:w="85" w:type="dxa"/>
+              <w:right w:w="85" w:type="dxa"/>
+            </w:tcMar>
+          </w:tcPr>
+          <w:p>
+            <w:pPr>
+              <w:keepNext/>
+              <w:spacing w:after="40" w:line="247" w:lineRule="auto"/>
+            </w:pPr>
+            <w:r>
+              <w:rPr>
+                <w:b w:val="0"/>
+                <w:sz w:val="18"/>
+              </w:rPr>
+              <w:t>Keep direct star filtering where ratings exist</w:t>
+            </w:r>
+          </w:p>
+        </w:tc>
+        <w:tc>
+          <w:tcPr>
+            <w:tcW w:type="dxa" w:w="2592"/>
+            <w:vAlign w:val="center"/>
+            <w:tcBorders>
+              <w:top w:val="single" w:sz="4" w:color="D9D9D9"/>
+              <w:left w:val="single" w:sz="4" w:color="D9D9D9"/>
+              <w:bottom w:val="single" w:sz="4" w:color="D9D9D9"/>
+              <w:right w:val="single" w:sz="4" w:color="D9D9D9"/>
+            </w:tcBorders>
+            <w:tcMar>
+              <w:top w:w="85" w:type="dxa"/>
+              <w:left w:w="85" w:type="dxa"/>
+              <w:bottom w:w="85" w:type="dxa"/>
+              <w:right w:w="85" w:type="dxa"/>
+            </w:tcMar>
+          </w:tcPr>
+          <w:p>
+            <w:pPr>
+              <w:keepNext/>
+              <w:spacing w:after="40" w:line="247" w:lineRule="auto"/>
+            </w:pPr>
+            <w:r>
+              <w:rPr>
+                <w:b w:val="0"/>
+                <w:sz w:val="18"/>
+              </w:rPr>
+              <w:t>Customer experience lead</w:t>
+            </w:r>
+          </w:p>
+        </w:tc>
+        <w:tc>
+          <w:tcPr>
+            <w:tcW w:type="dxa" w:w="4147"/>
+            <w:vAlign w:val="center"/>
+            <w:tcBorders>
+              <w:top w:val="single" w:sz="4" w:color="D9D9D9"/>
+              <w:left w:val="single" w:sz="4" w:color="D9D9D9"/>
+              <w:bottom w:val="single" w:sz="4" w:color="D9D9D9"/>
+              <w:right w:val="single" w:sz="4" w:color="D9D9D9"/>
+            </w:tcBorders>
+            <w:tcMar>
+              <w:top w:w="85" w:type="dxa"/>
+              <w:left w:w="85" w:type="dxa"/>
+              <w:bottom w:w="85" w:type="dxa"/>
+              <w:right w:w="85" w:type="dxa"/>
+            </w:tcMar>
+          </w:tcPr>
+          <w:p>
+            <w:pPr>
+              <w:keepNext/>
+              <w:spacing w:after="40" w:line="247" w:lineRule="auto"/>
+            </w:pPr>
+            <w:r>
+              <w:rPr>
+                <w:b w:val="0"/>
+                <w:sz w:val="18"/>
+              </w:rPr>
+              <w:t>Compare added value of text on genuinely unrated feedback</w:t>
+            </w:r>
+          </w:p>
+        </w:tc>
+      </w:tr>
+      <w:tr>
+        <w:trPr>
+          <w:cantSplit/>
+        </w:trPr>
+        <w:tc>
+          <w:tcPr>
+            <w:tcW w:type="dxa" w:w="3312"/>
+            <w:vAlign w:val="center"/>
+            <w:tcBorders>
+              <w:top w:val="single" w:sz="4" w:color="D9D9D9"/>
+              <w:left w:val="single" w:sz="4" w:color="D9D9D9"/>
+              <w:bottom w:val="single" w:sz="4" w:color="D9D9D9"/>
+              <w:right w:val="single" w:sz="4" w:color="D9D9D9"/>
+            </w:tcBorders>
+            <w:tcMar>
+              <w:top w:w="85" w:type="dxa"/>
+              <w:left w:w="85" w:type="dxa"/>
+              <w:bottom w:w="85" w:type="dxa"/>
+              <w:right w:w="85" w:type="dxa"/>
+            </w:tcMar>
+            <w:shd w:fill="F4F6F8"/>
+          </w:tcPr>
+          <w:p>
+            <w:pPr>
+              <w:keepNext/>
+              <w:spacing w:after="40" w:line="247" w:lineRule="auto"/>
+            </w:pPr>
+            <w:r>
+              <w:rPr>
+                <w:b w:val="0"/>
+                <w:sz w:val="18"/>
+              </w:rPr>
+              <w:t>Run an analyst reviewed pilot</w:t>
+            </w:r>
+          </w:p>
+        </w:tc>
+        <w:tc>
+          <w:tcPr>
+            <w:tcW w:type="dxa" w:w="2592"/>
+            <w:vAlign w:val="center"/>
+            <w:tcBorders>
+              <w:top w:val="single" w:sz="4" w:color="D9D9D9"/>
+              <w:left w:val="single" w:sz="4" w:color="D9D9D9"/>
+              <w:bottom w:val="single" w:sz="4" w:color="D9D9D9"/>
+              <w:right w:val="single" w:sz="4" w:color="D9D9D9"/>
+            </w:tcBorders>
+            <w:tcMar>
+              <w:top w:w="85" w:type="dxa"/>
+              <w:left w:w="85" w:type="dxa"/>
+              <w:bottom w:w="85" w:type="dxa"/>
+              <w:right w:w="85" w:type="dxa"/>
+            </w:tcMar>
+            <w:shd w:fill="F4F6F8"/>
+          </w:tcPr>
+          <w:p>
+            <w:pPr>
+              <w:keepNext/>
+              <w:spacing w:after="40" w:line="247" w:lineRule="auto"/>
+            </w:pPr>
+            <w:r>
+              <w:rPr>
+                <w:b w:val="0"/>
+                <w:sz w:val="18"/>
+              </w:rPr>
+              <w:t>Support lead and analyst</w:t>
+            </w:r>
+          </w:p>
+        </w:tc>
+        <w:tc>
+          <w:tcPr>
+            <w:tcW w:type="dxa" w:w="4147"/>
+            <w:vAlign w:val="center"/>
+            <w:tcBorders>
+              <w:top w:val="single" w:sz="4" w:color="D9D9D9"/>
+              <w:left w:val="single" w:sz="4" w:color="D9D9D9"/>
+              <w:bottom w:val="single" w:sz="4" w:color="D9D9D9"/>
+              <w:right w:val="single" w:sz="4" w:color="D9D9D9"/>
+            </w:tcBorders>
+            <w:tcMar>
+              <w:top w:w="85" w:type="dxa"/>
+              <w:left w:w="85" w:type="dxa"/>
+              <w:bottom w:w="85" w:type="dxa"/>
+              <w:right w:w="85" w:type="dxa"/>
+            </w:tcMar>
+            <w:shd w:fill="F4F6F8"/>
+          </w:tcPr>
+          <w:p>
+            <w:pPr>
+              <w:keepNext/>
+              <w:spacing w:after="40" w:line="247" w:lineRule="auto"/>
+            </w:pPr>
+            <w:r>
+              <w:rPr>
+                <w:b w:val="0"/>
+                <w:sz w:val="18"/>
+              </w:rPr>
+              <w:t>Queue precision recall review time and disagreement</w:t>
+            </w:r>
+          </w:p>
+        </w:tc>
+      </w:tr>
+      <w:tr>
+        <w:trPr>
+          <w:cantSplit/>
+        </w:trPr>
+        <w:tc>
+          <w:tcPr>
+            <w:tcW w:type="dxa" w:w="3312"/>
+            <w:vAlign w:val="center"/>
+            <w:tcBorders>
+              <w:top w:val="single" w:sz="4" w:color="D9D9D9"/>
+              <w:left w:val="single" w:sz="4" w:color="D9D9D9"/>
+              <w:bottom w:val="single" w:sz="4" w:color="D9D9D9"/>
+              <w:right w:val="single" w:sz="4" w:color="D9D9D9"/>
+            </w:tcBorders>
+            <w:tcMar>
+              <w:top w:w="85" w:type="dxa"/>
+              <w:left w:w="85" w:type="dxa"/>
+              <w:bottom w:w="85" w:type="dxa"/>
+              <w:right w:w="85" w:type="dxa"/>
+            </w:tcMar>
+          </w:tcPr>
+          <w:p>
+            <w:pPr>
+              <w:keepNext/>
+              <w:spacing w:after="40" w:line="247" w:lineRule="auto"/>
+            </w:pPr>
+            <w:r>
+              <w:rPr>
+                <w:b w:val="0"/>
+                <w:sz w:val="18"/>
+              </w:rPr>
+              <w:t>Read value and packaging mentions</w:t>
+            </w:r>
+          </w:p>
+        </w:tc>
+        <w:tc>
+          <w:tcPr>
+            <w:tcW w:type="dxa" w:w="2592"/>
+            <w:vAlign w:val="center"/>
+            <w:tcBorders>
+              <w:top w:val="single" w:sz="4" w:color="D9D9D9"/>
+              <w:left w:val="single" w:sz="4" w:color="D9D9D9"/>
+              <w:bottom w:val="single" w:sz="4" w:color="D9D9D9"/>
+              <w:right w:val="single" w:sz="4" w:color="D9D9D9"/>
+            </w:tcBorders>
+            <w:tcMar>
+              <w:top w:w="85" w:type="dxa"/>
+              <w:left w:w="85" w:type="dxa"/>
+              <w:bottom w:w="85" w:type="dxa"/>
+              <w:right w:w="85" w:type="dxa"/>
+            </w:tcMar>
+          </w:tcPr>
+          <w:p>
+            <w:pPr>
+              <w:keepNext/>
+              <w:spacing w:after="40" w:line="247" w:lineRule="auto"/>
+            </w:pPr>
+            <w:r>
+              <w:rPr>
+                <w:b w:val="0"/>
+                <w:sz w:val="18"/>
+              </w:rPr>
+              <w:t>Product and operations team</w:t>
+            </w:r>
+          </w:p>
+        </w:tc>
+        <w:tc>
+          <w:tcPr>
+            <w:tcW w:type="dxa" w:w="4147"/>
+            <w:vAlign w:val="center"/>
+            <w:tcBorders>
+              <w:top w:val="single" w:sz="4" w:color="D9D9D9"/>
+              <w:left w:val="single" w:sz="4" w:color="D9D9D9"/>
+              <w:bottom w:val="single" w:sz="4" w:color="D9D9D9"/>
+              <w:right w:val="single" w:sz="4" w:color="D9D9D9"/>
+            </w:tcBorders>
+            <w:tcMar>
+              <w:top w:w="85" w:type="dxa"/>
+              <w:left w:w="85" w:type="dxa"/>
+              <w:bottom w:w="85" w:type="dxa"/>
+              <w:right w:w="85" w:type="dxa"/>
+            </w:tcMar>
+          </w:tcPr>
+          <w:p>
+            <w:pPr>
+              <w:keepNext/>
+              <w:spacing w:after="40" w:line="247" w:lineRule="auto"/>
+            </w:pPr>
+            <w:r>
+              <w:rPr>
+                <w:b w:val="0"/>
+                <w:sz w:val="18"/>
+              </w:rPr>
+              <w:t>Confirmed issue counts linked to actual operational records</w:t>
+            </w:r>
+          </w:p>
+        </w:tc>
+      </w:tr>
+      <w:tr>
+        <w:trPr>
+          <w:cantSplit/>
+        </w:trPr>
+        <w:tc>
+          <w:tcPr>
+            <w:tcW w:type="dxa" w:w="3312"/>
+            <w:vAlign w:val="center"/>
+            <w:tcBorders>
+              <w:top w:val="single" w:sz="4" w:color="D9D9D9"/>
+              <w:left w:val="single" w:sz="4" w:color="D9D9D9"/>
+              <w:bottom w:val="single" w:sz="4" w:color="D9D9D9"/>
+              <w:right w:val="single" w:sz="4" w:color="D9D9D9"/>
+            </w:tcBorders>
+            <w:tcMar>
+              <w:top w:w="85" w:type="dxa"/>
+              <w:left w:w="85" w:type="dxa"/>
+              <w:bottom w:w="85" w:type="dxa"/>
+              <w:right w:w="85" w:type="dxa"/>
+            </w:tcMar>
+            <w:shd w:fill="F4F6F8"/>
+          </w:tcPr>
+          <w:p>
+            <w:pPr>
+              <w:keepNext/>
+              <w:spacing w:after="40" w:line="247" w:lineRule="auto"/>
+            </w:pPr>
+            <w:r>
+              <w:rPr>
+                <w:b w:val="0"/>
+                <w:sz w:val="18"/>
+              </w:rPr>
+              <w:t>Set capacity and missed issue costs</w:t>
+            </w:r>
+          </w:p>
+        </w:tc>
+        <w:tc>
+          <w:tcPr>
+            <w:tcW w:type="dxa" w:w="2592"/>
+            <w:vAlign w:val="center"/>
+            <w:tcBorders>
+              <w:top w:val="single" w:sz="4" w:color="D9D9D9"/>
+              <w:left w:val="single" w:sz="4" w:color="D9D9D9"/>
+              <w:bottom w:val="single" w:sz="4" w:color="D9D9D9"/>
+              <w:right w:val="single" w:sz="4" w:color="D9D9D9"/>
+            </w:tcBorders>
+            <w:tcMar>
+              <w:top w:w="85" w:type="dxa"/>
+              <w:left w:w="85" w:type="dxa"/>
+              <w:bottom w:w="85" w:type="dxa"/>
+              <w:right w:w="85" w:type="dxa"/>
+            </w:tcMar>
+            <w:shd w:fill="F4F6F8"/>
+          </w:tcPr>
+          <w:p>
+            <w:pPr>
+              <w:keepNext/>
+              <w:spacing w:after="40" w:line="247" w:lineRule="auto"/>
+            </w:pPr>
+            <w:r>
+              <w:rPr>
+                <w:b w:val="0"/>
+                <w:sz w:val="18"/>
+              </w:rPr>
+              <w:t>Support manager</w:t>
+            </w:r>
+          </w:p>
+        </w:tc>
+        <w:tc>
+          <w:tcPr>
+            <w:tcW w:type="dxa" w:w="4147"/>
+            <w:vAlign w:val="center"/>
+            <w:tcBorders>
+              <w:top w:val="single" w:sz="4" w:color="D9D9D9"/>
+              <w:left w:val="single" w:sz="4" w:color="D9D9D9"/>
+              <w:bottom w:val="single" w:sz="4" w:color="D9D9D9"/>
+              <w:right w:val="single" w:sz="4" w:color="D9D9D9"/>
+            </w:tcBorders>
+            <w:tcMar>
+              <w:top w:w="85" w:type="dxa"/>
+              <w:left w:w="85" w:type="dxa"/>
+              <w:bottom w:w="85" w:type="dxa"/>
+              <w:right w:w="85" w:type="dxa"/>
+            </w:tcMar>
+            <w:shd w:fill="F4F6F8"/>
+          </w:tcPr>
+          <w:p>
+            <w:pPr>
+              <w:keepNext/>
+              <w:spacing w:after="40" w:line="247" w:lineRule="auto"/>
+            </w:pPr>
+            <w:r>
+              <w:rPr>
+                <w:b w:val="0"/>
+                <w:sz w:val="18"/>
+              </w:rPr>
+              <w:t>Choose threshold on new validation data within daily review capacity</w:t>
+            </w:r>
+          </w:p>
+        </w:tc>
+      </w:tr>
+      <w:tr>
+        <w:trPr>
+          <w:cantSplit/>
+        </w:trPr>
+        <w:tc>
+          <w:tcPr>
+            <w:tcW w:type="dxa" w:w="3312"/>
+            <w:vAlign w:val="center"/>
+            <w:tcBorders>
+              <w:top w:val="single" w:sz="4" w:color="D9D9D9"/>
+              <w:left w:val="single" w:sz="4" w:color="D9D9D9"/>
+              <w:bottom w:val="single" w:sz="4" w:color="D9D9D9"/>
+              <w:right w:val="single" w:sz="4" w:color="D9D9D9"/>
+            </w:tcBorders>
+            <w:tcMar>
+              <w:top w:w="85" w:type="dxa"/>
+              <w:left w:w="85" w:type="dxa"/>
+              <w:bottom w:w="85" w:type="dxa"/>
+              <w:right w:w="85" w:type="dxa"/>
+            </w:tcMar>
+          </w:tcPr>
+          <w:p>
+            <w:pPr>
+              <w:keepNext/>
+              <w:spacing w:after="40" w:line="247" w:lineRule="auto"/>
+            </w:pPr>
+            <w:r>
+              <w:rPr>
+                <w:b w:val="0"/>
+                <w:sz w:val="18"/>
+              </w:rPr>
+              <w:t>Audit unflagged samples</w:t>
+            </w:r>
+          </w:p>
+        </w:tc>
+        <w:tc>
+          <w:tcPr>
+            <w:tcW w:type="dxa" w:w="2592"/>
+            <w:vAlign w:val="center"/>
+            <w:tcBorders>
+              <w:top w:val="single" w:sz="4" w:color="D9D9D9"/>
+              <w:left w:val="single" w:sz="4" w:color="D9D9D9"/>
+              <w:bottom w:val="single" w:sz="4" w:color="D9D9D9"/>
+              <w:right w:val="single" w:sz="4" w:color="D9D9D9"/>
+            </w:tcBorders>
+            <w:tcMar>
+              <w:top w:w="85" w:type="dxa"/>
+              <w:left w:w="85" w:type="dxa"/>
+              <w:bottom w:w="85" w:type="dxa"/>
+              <w:right w:w="85" w:type="dxa"/>
+            </w:tcMar>
+          </w:tcPr>
+          <w:p>
+            <w:pPr>
+              <w:keepNext/>
+              <w:spacing w:after="40" w:line="247" w:lineRule="auto"/>
+            </w:pPr>
+            <w:r>
+              <w:rPr>
+                <w:b w:val="0"/>
+                <w:sz w:val="18"/>
+              </w:rPr>
+              <w:t>Quality analyst</w:t>
+            </w:r>
+          </w:p>
+        </w:tc>
+        <w:tc>
+          <w:tcPr>
+            <w:tcW w:type="dxa" w:w="4147"/>
+            <w:vAlign w:val="center"/>
+            <w:tcBorders>
+              <w:top w:val="single" w:sz="4" w:color="D9D9D9"/>
+              <w:left w:val="single" w:sz="4" w:color="D9D9D9"/>
+              <w:bottom w:val="single" w:sz="4" w:color="D9D9D9"/>
+              <w:right w:val="single" w:sz="4" w:color="D9D9D9"/>
+            </w:tcBorders>
+            <w:tcMar>
+              <w:top w:w="85" w:type="dxa"/>
+              <w:left w:w="85" w:type="dxa"/>
+              <w:bottom w:w="85" w:type="dxa"/>
+              <w:right w:w="85" w:type="dxa"/>
+            </w:tcMar>
+          </w:tcPr>
+          <w:p>
+            <w:pPr>
+              <w:keepNext/>
+              <w:spacing w:after="40" w:line="247" w:lineRule="auto"/>
+            </w:pPr>
+            <w:r>
+              <w:rPr>
+                <w:b w:val="0"/>
+                <w:sz w:val="18"/>
+              </w:rPr>
+              <w:t>Measure false negatives and escalation failures</w:t>
+            </w:r>
+          </w:p>
+        </w:tc>
+      </w:tr>
+      <w:tr>
+        <w:trPr>
+          <w:cantSplit/>
+        </w:trPr>
+        <w:tc>
+          <w:tcPr>
+            <w:tcW w:type="dxa" w:w="3312"/>
+            <w:vAlign w:val="center"/>
+            <w:tcBorders>
+              <w:top w:val="single" w:sz="4" w:color="D9D9D9"/>
+              <w:left w:val="single" w:sz="4" w:color="D9D9D9"/>
+              <w:bottom w:val="single" w:sz="4" w:color="D9D9D9"/>
+              <w:right w:val="single" w:sz="4" w:color="D9D9D9"/>
+            </w:tcBorders>
+            <w:tcMar>
+              <w:top w:w="85" w:type="dxa"/>
+              <w:left w:w="85" w:type="dxa"/>
+              <w:bottom w:w="85" w:type="dxa"/>
+              <w:right w:w="85" w:type="dxa"/>
+            </w:tcMar>
+            <w:shd w:fill="F4F6F8"/>
+          </w:tcPr>
+          <w:p>
+            <w:pPr>
+              <w:spacing w:after="40" w:line="247" w:lineRule="auto"/>
+            </w:pPr>
+            <w:r>
+              <w:rPr>
+                <w:b w:val="0"/>
+                <w:sz w:val="18"/>
+              </w:rPr>
+              <w:t>Recheck later periods and languages</w:t>
+            </w:r>
+          </w:p>
+        </w:tc>
+        <w:tc>
+          <w:tcPr>
+            <w:tcW w:type="dxa" w:w="2592"/>
+            <w:vAlign w:val="center"/>
+            <w:tcBorders>
+              <w:top w:val="single" w:sz="4" w:color="D9D9D9"/>
+              <w:left w:val="single" w:sz="4" w:color="D9D9D9"/>
+              <w:bottom w:val="single" w:sz="4" w:color="D9D9D9"/>
+              <w:right w:val="single" w:sz="4" w:color="D9D9D9"/>
+            </w:tcBorders>
+            <w:tcMar>
+              <w:top w:w="85" w:type="dxa"/>
+              <w:left w:w="85" w:type="dxa"/>
+              <w:bottom w:w="85" w:type="dxa"/>
+              <w:right w:w="85" w:type="dxa"/>
+            </w:tcMar>
+            <w:shd w:fill="F4F6F8"/>
+          </w:tcPr>
+          <w:p>
+            <w:pPr>
+              <w:spacing w:after="40" w:line="247" w:lineRule="auto"/>
+            </w:pPr>
+            <w:r>
+              <w:rPr>
+                <w:b w:val="0"/>
+                <w:sz w:val="18"/>
+              </w:rPr>
+              <w:t>Data analyst</w:t>
+            </w:r>
+          </w:p>
+        </w:tc>
+        <w:tc>
+          <w:tcPr>
+            <w:tcW w:type="dxa" w:w="4147"/>
+            <w:vAlign w:val="center"/>
+            <w:tcBorders>
+              <w:top w:val="single" w:sz="4" w:color="D9D9D9"/>
+              <w:left w:val="single" w:sz="4" w:color="D9D9D9"/>
+              <w:bottom w:val="single" w:sz="4" w:color="D9D9D9"/>
+              <w:right w:val="single" w:sz="4" w:color="D9D9D9"/>
+            </w:tcBorders>
+            <w:tcMar>
+              <w:top w:w="85" w:type="dxa"/>
+              <w:left w:w="85" w:type="dxa"/>
+              <w:bottom w:w="85" w:type="dxa"/>
+              <w:right w:w="85" w:type="dxa"/>
+            </w:tcMar>
+            <w:shd w:fill="F4F6F8"/>
+          </w:tcPr>
+          <w:p>
+            <w:pPr>
+              <w:spacing w:after="40" w:line="247" w:lineRule="auto"/>
+            </w:pPr>
+            <w:r>
+              <w:rPr>
+                <w:b w:val="0"/>
+                <w:sz w:val="18"/>
+              </w:rPr>
+              <w:t>Subgroup counts drift and newly labeled error rates</w:t>
+            </w:r>
+          </w:p>
+        </w:tc>
+      </w:tr>
+    </w:tbl>
+    <w:p>
+      <w:pPr>
+        <w:spacing w:after="0"/>
+      </w:pPr>
+    </w:p>
+    <w:p>
+      <w:pPr>
+        <w:pStyle w:val="Heading1"/>
+      </w:pPr>
+      <w:r>
+        <w:t>Business impact without invented savings</w:t>
       </w:r>
     </w:p>
     <w:p>
       <w:r>
-        <w:t>A stakeholder can evaluate a queue using expected cost equal to missed low rating reviews multiplied by a missed issue cost, plus incorrectly flagged other reviews multiplied by unnecessary review cost. Applying the synthetic counts gives 32 times the chosen missed issue cost plus 18 times the unnecessary review cost. These costs have not been estimated, and the formula is not a measured financial return.</w:t>
+        <w:t>For the current holdout, an illustrative error cost expression is 206 times the stakeholder assigned missed issue cost plus 280 times the unnecessary review cost. Neither cost was measured. It would be misleading to convert the queue fraction directly into saved staff hours or increased profit. A valid operational comparison requires observed review timings and outcomes under the existing and proposed workflows.</w:t>
       </w:r>
     </w:p>
     <w:p>
       <w:r>
-        <w:t>For an explicitly hypothetical example, assuming INR 20 for each missed issue and INR 2 for each unnecessary review produces INR 676 in this simplified error cost. Those assumptions are invented only to demonstrate calculation. They exclude analyst time on true positives, severity differences and the cost of reviewing unflagged feedback. Real operational savings require a comparison workflow, measured timings and observed outcomes, ideally through a controlled pilot.</w:t>
+        <w:t>A pilot can begin in silent mode: the model produces a queue while ordinary handling continues. Analysts independently label a sample, record review time and inspect unflagged cases. Before expansion, agree a threshold based on measured capacity, severity and target recall. Any safety related statement should follow the organization’s established escalation process rather than rely on this general rating classifier.</w:t>
       </w:r>
     </w:p>
     <w:p>
@@ -2258,58 +4769,150 @@
         <w:pStyle w:val="Heading1"/>
       </w:pPr>
       <w:r>
-        <w:t>Final conclusion and deliverable traceability</w:t>
+        <w:t>Conclusion and deliverable traceability</w:t>
       </w:r>
     </w:p>
     <w:p>
       <w:r>
-        <w:t>The six week project connects a precise beauty feedback problem to source assessment, a documented cleaning pipeline, descriptive EDA, two text classifiers and an interpretable evaluation. Its completed technical contribution is a reproducible synthetic demonstration. The recommended next step is real data validation followed by a human reviewed operational pilot, rather than claims of production readiness.</w:t>
+        <w:t>The completed project now has real acquired data, a recorded sampling method, measured cleaning exclusions, training only EDA, a tested feature ablation, grouped cross validation, held out predictions and product clustered uncertainty. This directly strengthens the evidence requested in the Week 1 feedback. The contribution is an auditable research workflow; no score guarantee or production claim is made.</w:t>
       </w:r>
     </w:p>
     <w:p>
       <w:r>
-        <w:t>The repository includes the six Word reports, raw and clean synthetic CSVs, src/run_project.py, requirements-lock.txt, cleaning_audit.json, model_metrics.csv, summary.json, partition_manifest.csv, test_predictions.csv and chart PNGs. The submission descriptions accompany the reports. No internship portal submission or certified working hours are implied by these artifacts.</w:t>
+        <w:t>The Python pipeline and verifier reproduce the evidence. The five revised reports match those saved artifacts and link to them. The original Week 1 report remains a record of the earlier definition stage, while Weeks 2 through 6 supersede the earlier synthetic versions. The next substantive research step is independently labeled channel validation.</w:t>
       </w:r>
     </w:p>
     <w:p>
       <w:pPr>
         <w:pStyle w:val="Heading1"/>
-        <w:keepNext/>
-        <w:spacing w:after="60"/>
       </w:pPr>
       <w:r>
-        <w:t>References</w:t>
+        <w:t>Executable evidence and file links</w:t>
+      </w:r>
+    </w:p>
+    <w:p>
+      <w:hyperlink r:id="rId14">
+        <w:r>
+          <w:rPr>
+            <w:color w:val="235C80"/>
+          </w:rPr>
+          <w:t>outputs/summary.json</w:t>
+        </w:r>
+      </w:hyperlink>
+    </w:p>
+    <w:p>
+      <w:hyperlink r:id="rId15">
+        <w:r>
+          <w:rPr>
+            <w:color w:val="235C80"/>
+          </w:rPr>
+          <w:t>outputs/model_metrics.csv</w:t>
+        </w:r>
+      </w:hyperlink>
+    </w:p>
+    <w:p>
+      <w:hyperlink r:id="rId16">
+        <w:r>
+          <w:rPr>
+            <w:color w:val="235C80"/>
+          </w:rPr>
+          <w:t>outputs/test_predictions.csv.gz</w:t>
+        </w:r>
+      </w:hyperlink>
+    </w:p>
+    <w:p>
+      <w:hyperlink r:id="rId17">
+        <w:r>
+          <w:rPr>
+            <w:color w:val="235C80"/>
+          </w:rPr>
+          <w:t>outputs/error_cases.csv</w:t>
+        </w:r>
+      </w:hyperlink>
+    </w:p>
+    <w:p>
+      <w:hyperlink r:id="rId18">
+        <w:r>
+          <w:rPr>
+            <w:color w:val="235C80"/>
+          </w:rPr>
+          <w:t>outputs/verification.json</w:t>
+        </w:r>
+      </w:hyperlink>
+    </w:p>
+    <w:p>
+      <w:hyperlink r:id="rId19">
+        <w:r>
+          <w:rPr>
+            <w:color w:val="235C80"/>
+          </w:rPr>
+          <w:t>src/validate_project.py</w:t>
+        </w:r>
+      </w:hyperlink>
+    </w:p>
+    <w:p>
+      <w:r>
+        <w:t>The links identify the exact code or output used in this report. Numeric CSV and JSON files can be inspected without running the project. To recover review text privately, download the documented source and use its one based source_row identifiers; raw review bodies and reviewer identities are not republished.</w:t>
       </w:r>
     </w:p>
     <w:p>
       <w:pPr>
-        <w:keepNext/>
-        <w:spacing w:after="60"/>
+        <w:pStyle w:val="Heading1"/>
       </w:pPr>
       <w:r>
-        <w:rPr>
-          <w:sz w:val="18"/>
-        </w:rPr>
-        <w:t>[R6] scikit learn documentation. Metrics and scoring quantifying the quality of predictions. https://scikit-learn.org/stable/modules/model_evaluation.html Accessed 25 October 2026.</w:t>
+        <w:t>References and source attribution</w:t>
       </w:r>
     </w:p>
     <w:p>
-      <w:pPr>
-        <w:keepNext w:val="0"/>
-        <w:spacing w:after="60"/>
-      </w:pPr>
       <w:r>
-        <w:rPr>
-          <w:sz w:val="18"/>
-        </w:rPr>
-        <w:t>[R8] NIST 2023. Artificial Intelligence Risk Management Framework AI RMF 1 point 0. https://nvlpubs.nist.gov/nistpubs/ai/NIST.AI.100-1.pdf Accessed 25 October 2026.</w:t>
+        <w:t>[R1] Ni Li and McAuley. Amazon Review Data 2018 source documentation. Accessed 30 October 2026.</w:t>
       </w:r>
+    </w:p>
+    <w:p>
+      <w:hyperlink r:id="rId20">
+        <w:r>
+          <w:rPr>
+            <w:color w:val="235C80"/>
+          </w:rPr>
+          <w:t>https://nijianmo.github.io/amazon/index.html</w:t>
+        </w:r>
+      </w:hyperlink>
+    </w:p>
+    <w:p>
+      <w:r>
+        <w:t>[R4] scikit learn. Cross validation evaluating estimator performance. Accessed 30 October 2026.</w:t>
+      </w:r>
+    </w:p>
+    <w:p>
+      <w:hyperlink r:id="rId21">
+        <w:r>
+          <w:rPr>
+            <w:color w:val="235C80"/>
+          </w:rPr>
+          <w:t>https://scikit-learn.org/stable/modules/cross_validation.html</w:t>
+        </w:r>
+      </w:hyperlink>
+    </w:p>
+    <w:p>
+      <w:r>
+        <w:t>[R5] scikit learn. Metrics and scoring quantifying the quality of predictions. Accessed 30 October 2026.</w:t>
+      </w:r>
+    </w:p>
+    <w:p>
+      <w:hyperlink r:id="rId22">
+        <w:r>
+          <w:rPr>
+            <w:color w:val="235C80"/>
+          </w:rPr>
+          <w:t>https://scikit-learn.org/stable/modules/model_evaluation.html</w:t>
+        </w:r>
+      </w:hyperlink>
     </w:p>
     <w:sectPr>
       <w:headerReference w:type="default" r:id="rId9"/>
       <w:footerReference w:type="default" r:id="rId10"/>
       <w:pgSz w:w="12240" w:h="15840"/>
-      <w:pgMar w:top="1037" w:right="1152" w:bottom="1037" w:left="1152" w:header="720" w:footer="720" w:gutter="0"/>
+      <w:pgMar w:top="936" w:right="1094" w:bottom="936" w:left="1094" w:header="720" w:footer="720" w:gutter="0"/>
       <w:cols w:space="720"/>
       <w:docGrid w:linePitch="360"/>
     </w:sectPr>
@@ -2324,7 +4927,7 @@
       <w:pStyle w:val="Footer"/>
     </w:pPr>
     <w:r>
-      <w:t xml:space="preserve">Yuvaintern   |   Data Science with Python   |   </w:t>
+      <w:t xml:space="preserve">Yuvaintern   |   Real public data revision   |   </w:t>
     </w:r>
     <w:fldSimple w:instr="PAGE"/>
   </w:p>
@@ -2334,12 +4937,14 @@
 <file path=word/header1.xml><?xml version="1.0" encoding="utf-8"?>
 <w:hdr xmlns:m="http://schemas.openxmlformats.org/officeDocument/2006/math" xmlns:mc="http://schemas.openxmlformats.org/markup-compatibility/2006" xmlns:mo="http://schemas.microsoft.com/office/mac/office/2008/main" xmlns:mv="urn:schemas-microsoft-com:mac:vml" xmlns:o="urn:schemas-microsoft-com:office:office" xmlns:r="http://schemas.openxmlformats.org/officeDocument/2006/relationships" xmlns:v="urn:schemas-microsoft-com:vml" xmlns:w10="urn:schemas-microsoft-com:office:word" xmlns:w14="http://schemas.microsoft.com/office/word/2010/wordml" xmlns:w="http://schemas.openxmlformats.org/wordprocessingml/2006/main" xmlns:wne="http://schemas.microsoft.com/office/word/2006/wordml" xmlns:wp14="http://schemas.microsoft.com/office/word/2010/wordprocessingDrawing" xmlns:wp="http://schemas.openxmlformats.org/drawingml/2006/wordprocessingDrawing" xmlns:wpc="http://schemas.microsoft.com/office/word/2010/wordprocessingCanvas" xmlns:wpg="http://schemas.microsoft.com/office/word/2010/wordprocessingGroup" xmlns:wpi="http://schemas.microsoft.com/office/word/2010/wordprocessingInk" xmlns:wps="http://schemas.microsoft.com/office/word/2010/wordprocessingShape" mc:Ignorable="w14 wp14">
   <w:p>
-    <w:pPr/>
+    <w:pPr>
+      <w:pStyle w:val="Header"/>
+    </w:pPr>
     <w:r>
       <w:rPr>
-        <w:sz w:val="18"/>
-      </w:rPr>
-      <w:t>M Nithish Kumar   |   Beauty Review Intelligence</w:t>
+        <w:sz w:val="16"/>
+      </w:rPr>
+      <w:t>M Nithish Kumar   |   Beauty Review Intelligence   |   Week 6</w:t>
     </w:r>
   </w:p>
 </w:hdr>
@@ -2709,12 +5314,12 @@
     <w:qFormat/>
     <w:rsid w:val="00FC693F"/>
     <w:pPr>
-      <w:spacing w:after="120" w:line="254" w:lineRule="auto"/>
+      <w:spacing w:line="259" w:lineRule="auto" w:after="120"/>
     </w:pPr>
     <w:rPr>
       <w:rFonts w:ascii="Calibri" w:hAnsi="Calibri"/>
       <w:color w:val="000000"/>
-      <w:sz w:val="22"/>
+      <w:sz w:val="21"/>
     </w:rPr>
   </w:style>
   <w:style w:type="paragraph" w:styleId="Header">
@@ -2772,7 +5377,7 @@
     <w:pPr>
       <w:keepNext/>
       <w:keepLines/>
-      <w:spacing w:before="260" w:after="0"/>
+      <w:spacing w:before="480" w:after="0"/>
       <w:outlineLvl w:val="0"/>
     </w:pPr>
     <w:rPr>
@@ -2780,7 +5385,7 @@
       <w:b/>
       <w:bCs/>
       <w:color w:val="000000"/>
-      <w:sz w:val="32"/>
+      <w:sz w:val="28"/>
       <w:szCs w:val="28"/>
     </w:rPr>
   </w:style>
@@ -2804,7 +5409,7 @@
       <w:b/>
       <w:bCs/>
       <w:color w:val="000000"/>
-      <w:sz w:val="24"/>
+      <w:sz w:val="23"/>
       <w:szCs w:val="26"/>
     </w:rPr>
   </w:style>
@@ -3066,7 +5671,7 @@
       <w:color w:val="000000"/>
       <w:spacing w:val="5"/>
       <w:kern w:val="28"/>
-      <w:sz w:val="50"/>
+      <w:sz w:val="46"/>
       <w:szCs w:val="52"/>
     </w:rPr>
   </w:style>
@@ -3504,9 +6109,10 @@
       <w:spacing w:line="240" w:lineRule="auto"/>
     </w:pPr>
     <w:rPr>
+      <w:rFonts w:ascii="Calibri" w:hAnsi="Calibri"/>
       <w:b/>
       <w:bCs/>
-      <w:color w:val="4F81BD" w:themeColor="accent1"/>
+      <w:color w:val="000000"/>
       <w:sz w:val="18"/>
       <w:szCs w:val="18"/>
     </w:rPr>
@@ -3542,6 +6148,9 @@
     <w:qFormat/>
     <w:rsid w:val="00FC693F"/>
     <w:pPr>
+      <w:pBdr>
+        <w:bottom w:val="single" w:sz="4" w:space="4" w:color="4F81BD" w:themeColor="accent1"/>
+      </w:pBdr>
       <w:spacing w:before="200" w:after="280"/>
       <w:ind w:left="936" w:right="936"/>
     </w:pPr>
